--- a/34-Z01Z-SOL-LE-PE-MEM-0001 R00.docx
+++ b/34-Z01Z-SOL-LE-PE-MEM-0001 R00.docx
@@ -5986,14 +5986,6 @@
     </w:p>
     <w:p>
       <w:pPr>
-        <w:spacing w:before="240" w:after="240"/>
-        <w:ind w:left="-567" w:right="-1"/>
-      </w:pPr>
-      <w:bookmarkStart w:id="5" w:name="_Hlk132044055"/>
-      <w:bookmarkStart w:id="6" w:name="_Hlk139467015"/>
-    </w:p>
-    <w:p>
-      <w:pPr>
         <w:spacing w:before="0"/>
         <w:jc w:val="left"/>
         <w:rPr>
@@ -6004,10 +5996,7 @@
           <w:lang w:val="pt-BR"/>
         </w:rPr>
       </w:pPr>
-      <w:r>
-        <w:br w:type="page"/>
-      </w:r>
-      <w:bookmarkEnd w:id="5"/>
+      <w:bookmarkStart w:id="5" w:name="_Hlk139467015"/>
     </w:p>
     <w:p>
       <w:pPr>
@@ -6016,37 +6005,46 @@
           <w:rFonts w:cstheme="minorHAnsi"/>
         </w:rPr>
       </w:pPr>
-      <w:bookmarkStart w:id="7" w:name="_Toc153532743"/>
-      <w:bookmarkStart w:id="8" w:name="_Toc212204536"/>
+      <w:bookmarkStart w:id="6" w:name="_Toc153532743"/>
+      <w:bookmarkStart w:id="7" w:name="_Toc212204536"/>
+      <w:bookmarkEnd w:id="5"/>
+      <w:r>
+        <w:rPr>
+          <w:rFonts w:cstheme="minorHAnsi"/>
+        </w:rPr>
+        <w:t>OBJETO</w:t>
+      </w:r>
       <w:bookmarkEnd w:id="6"/>
-      <w:r>
-        <w:rPr>
-          <w:rFonts w:cstheme="minorHAnsi"/>
-        </w:rPr>
-        <w:lastRenderedPageBreak/>
-        <w:t>OBJETO</w:t>
-      </w:r>
       <w:bookmarkEnd w:id="7"/>
-      <w:bookmarkEnd w:id="8"/>
     </w:p>
     <w:p>
       <w:pPr>
         <w:adjustRightInd w:val="0"/>
         <w:spacing w:before="240" w:after="240"/>
-      </w:pPr>
-      <w:r>
+        <w:rPr>
+          <w:highlight w:val="yellow"/>
+        </w:rPr>
+      </w:pPr>
+      <w:r>
+        <w:rPr>
+          <w:highlight w:val="yellow"/>
+        </w:rPr>
         <w:t xml:space="preserve">El presente </w:t>
       </w:r>
-      <w:bookmarkStart w:id="9" w:name="_Hlk132708356"/>
-      <w:r>
+      <w:bookmarkStart w:id="8" w:name="_Hlk132708356"/>
+      <w:r>
+        <w:rPr>
+          <w:highlight w:val="yellow"/>
+        </w:rPr>
         <w:t>“</w:t>
       </w:r>
-      <w:bookmarkEnd w:id="9"/>
+      <w:bookmarkEnd w:id="8"/>
       <w:r>
         <w:rPr>
           <w:rFonts w:cstheme="minorHAnsi"/>
           <w:b/>
           <w:bCs/>
+          <w:highlight w:val="yellow"/>
         </w:rPr>
         <w:t>PROYECTO DE LÍNEA DE EVACUACIÓN SUBTERRÁNEA 30 kV CS ZB</w:t>
       </w:r>
@@ -6055,6 +6053,7 @@
           <w:rFonts w:cstheme="minorHAnsi"/>
           <w:b/>
           <w:bCs/>
+          <w:highlight w:val="yellow"/>
         </w:rPr>
         <w:t>01</w:t>
       </w:r>
@@ -6063,6 +6062,7 @@
           <w:rFonts w:cstheme="minorHAnsi"/>
           <w:b/>
           <w:bCs/>
+          <w:highlight w:val="yellow"/>
         </w:rPr>
         <w:t>-SE ZIRIANO</w:t>
       </w:r>
@@ -6071,10 +6071,14 @@
           <w:rFonts w:cstheme="minorHAnsi"/>
           <w:b/>
           <w:bCs/>
+          <w:highlight w:val="yellow"/>
         </w:rPr>
         <w:t xml:space="preserve">” </w:t>
       </w:r>
       <w:r>
+        <w:rPr>
+          <w:highlight w:val="yellow"/>
+        </w:rPr>
         <w:t>tiene por objeto el estudio y descripción del circuito eléctrico de alta tensión indicado en la siguiente tabla, y en los tramos que en ella se indican:</w:t>
       </w:r>
     </w:p>
@@ -6123,6 +6127,7 @@
                 <w:b/>
                 <w:bCs/>
                 <w:szCs w:val="22"/>
+                <w:highlight w:val="yellow"/>
               </w:rPr>
             </w:pPr>
             <w:r>
@@ -6131,6 +6136,7 @@
                 <w:b/>
                 <w:bCs/>
                 <w:szCs w:val="22"/>
+                <w:highlight w:val="yellow"/>
               </w:rPr>
               <w:t>TRAMO Nº</w:t>
             </w:r>
@@ -6158,6 +6164,7 @@
                 <w:b/>
                 <w:bCs/>
                 <w:szCs w:val="22"/>
+                <w:highlight w:val="yellow"/>
               </w:rPr>
             </w:pPr>
             <w:r>
@@ -6166,6 +6173,7 @@
                 <w:b/>
                 <w:bCs/>
                 <w:szCs w:val="22"/>
+                <w:highlight w:val="yellow"/>
               </w:rPr>
               <w:t xml:space="preserve">TIPO </w:t>
             </w:r>
@@ -6193,6 +6201,7 @@
                 <w:b/>
                 <w:bCs/>
                 <w:szCs w:val="22"/>
+                <w:highlight w:val="yellow"/>
               </w:rPr>
             </w:pPr>
             <w:r>
@@ -6201,6 +6210,7 @@
                 <w:b/>
                 <w:bCs/>
                 <w:szCs w:val="22"/>
+                <w:highlight w:val="yellow"/>
               </w:rPr>
               <w:t>ORIGEN</w:t>
             </w:r>
@@ -6227,6 +6237,7 @@
                 <w:b/>
                 <w:bCs/>
                 <w:szCs w:val="22"/>
+                <w:highlight w:val="yellow"/>
               </w:rPr>
             </w:pPr>
             <w:r>
@@ -6235,6 +6246,7 @@
                 <w:b/>
                 <w:bCs/>
                 <w:szCs w:val="22"/>
+                <w:highlight w:val="yellow"/>
               </w:rPr>
               <w:t>FINAL</w:t>
             </w:r>
@@ -6262,6 +6274,7 @@
                 <w:b/>
                 <w:bCs/>
                 <w:szCs w:val="22"/>
+                <w:highlight w:val="yellow"/>
               </w:rPr>
             </w:pPr>
             <w:r>
@@ -6270,6 +6283,7 @@
                 <w:b/>
                 <w:bCs/>
                 <w:szCs w:val="22"/>
+                <w:highlight w:val="yellow"/>
               </w:rPr>
               <w:t>Nº CIRCUITOS</w:t>
             </w:r>
@@ -6297,6 +6311,7 @@
                 <w:b/>
                 <w:bCs/>
                 <w:szCs w:val="22"/>
+                <w:highlight w:val="yellow"/>
               </w:rPr>
             </w:pPr>
             <w:r>
@@ -6305,6 +6320,7 @@
                 <w:b/>
                 <w:bCs/>
                 <w:szCs w:val="22"/>
+                <w:highlight w:val="yellow"/>
               </w:rPr>
               <w:t>CCTO 1</w:t>
             </w:r>
@@ -6335,12 +6351,14 @@
               <w:rPr>
                 <w:rFonts w:ascii="Calibri" w:hAnsi="Calibri" w:cs="Calibri"/>
                 <w:szCs w:val="22"/>
+                <w:highlight w:val="yellow"/>
               </w:rPr>
             </w:pPr>
             <w:r>
               <w:rPr>
                 <w:rFonts w:ascii="Calibri" w:hAnsi="Calibri" w:cs="Calibri"/>
                 <w:szCs w:val="22"/>
+                <w:highlight w:val="yellow"/>
               </w:rPr>
               <w:t>1</w:t>
             </w:r>
@@ -6366,12 +6384,14 @@
               <w:rPr>
                 <w:rFonts w:ascii="Calibri" w:hAnsi="Calibri" w:cs="Calibri"/>
                 <w:szCs w:val="22"/>
+                <w:highlight w:val="yellow"/>
               </w:rPr>
             </w:pPr>
             <w:r>
               <w:rPr>
                 <w:rFonts w:ascii="Calibri" w:hAnsi="Calibri" w:cs="Calibri"/>
                 <w:szCs w:val="22"/>
+                <w:highlight w:val="yellow"/>
               </w:rPr>
               <w:t>SUBT</w:t>
             </w:r>
@@ -6397,33 +6417,22 @@
               <w:rPr>
                 <w:rFonts w:ascii="Calibri" w:hAnsi="Calibri" w:cs="Calibri"/>
                 <w:szCs w:val="22"/>
+                <w:highlight w:val="yellow"/>
               </w:rPr>
             </w:pPr>
             <w:r>
               <w:rPr>
                 <w:rFonts w:ascii="Calibri" w:hAnsi="Calibri" w:cs="Calibri"/>
                 <w:szCs w:val="22"/>
-              </w:rPr>
-              <w:t>C</w:t>
+                <w:highlight w:val="yellow"/>
+              </w:rPr>
+              <w:t>CENTRO DE SECCIONAMIENTO ZB</w:t>
             </w:r>
             <w:r>
               <w:rPr>
                 <w:rFonts w:ascii="Calibri" w:hAnsi="Calibri" w:cs="Calibri"/>
                 <w:szCs w:val="22"/>
-              </w:rPr>
-              <w:t>ENTRO DE SECCIONAMIENTO</w:t>
-            </w:r>
-            <w:r>
-              <w:rPr>
-                <w:rFonts w:ascii="Calibri" w:hAnsi="Calibri" w:cs="Calibri"/>
-                <w:szCs w:val="22"/>
-              </w:rPr>
-              <w:t xml:space="preserve"> ZB</w:t>
-            </w:r>
-            <w:r>
-              <w:rPr>
-                <w:rFonts w:ascii="Calibri" w:hAnsi="Calibri" w:cs="Calibri"/>
-                <w:szCs w:val="22"/>
+                <w:highlight w:val="yellow"/>
               </w:rPr>
               <w:t>01</w:t>
             </w:r>
@@ -6449,12 +6458,14 @@
               <w:rPr>
                 <w:rFonts w:ascii="Calibri" w:hAnsi="Calibri" w:cs="Calibri"/>
                 <w:szCs w:val="22"/>
+                <w:highlight w:val="yellow"/>
               </w:rPr>
             </w:pPr>
             <w:r>
               <w:rPr>
                 <w:rFonts w:ascii="Calibri" w:hAnsi="Calibri" w:cs="Calibri"/>
                 <w:szCs w:val="22"/>
+                <w:highlight w:val="yellow"/>
               </w:rPr>
               <w:t xml:space="preserve">CELDAS 30 kV SUBESTACIÓN </w:t>
             </w:r>
@@ -6462,6 +6473,7 @@
               <w:rPr>
                 <w:rFonts w:ascii="Calibri" w:hAnsi="Calibri" w:cs="Calibri"/>
                 <w:szCs w:val="22"/>
+                <w:highlight w:val="yellow"/>
               </w:rPr>
               <w:t>ZIRIANO</w:t>
             </w:r>
@@ -6487,12 +6499,14 @@
               <w:rPr>
                 <w:rFonts w:ascii="Calibri" w:hAnsi="Calibri" w:cs="Calibri"/>
                 <w:szCs w:val="22"/>
+                <w:highlight w:val="yellow"/>
               </w:rPr>
             </w:pPr>
             <w:r>
               <w:rPr>
                 <w:rFonts w:ascii="Calibri" w:hAnsi="Calibri" w:cs="Calibri"/>
                 <w:szCs w:val="22"/>
+                <w:highlight w:val="yellow"/>
               </w:rPr>
               <w:t>1</w:t>
             </w:r>
@@ -6518,6 +6532,7 @@
               <w:rPr>
                 <w:rFonts w:ascii="Calibri" w:hAnsi="Calibri" w:cs="Calibri"/>
                 <w:szCs w:val="22"/>
+                <w:highlight w:val="yellow"/>
                 <w:lang w:val="pt-BR"/>
               </w:rPr>
             </w:pPr>
@@ -6525,6 +6540,7 @@
               <w:rPr>
                 <w:rFonts w:ascii="Calibri" w:hAnsi="Calibri" w:cs="Calibri"/>
                 <w:szCs w:val="22"/>
+                <w:highlight w:val="yellow"/>
                 <w:lang w:val="pt-BR"/>
               </w:rPr>
               <w:t>CS ZB</w:t>
@@ -6533,6 +6549,7 @@
               <w:rPr>
                 <w:rFonts w:ascii="Calibri" w:hAnsi="Calibri" w:cs="Calibri"/>
                 <w:szCs w:val="22"/>
+                <w:highlight w:val="yellow"/>
                 <w:lang w:val="pt-BR"/>
               </w:rPr>
               <w:t>01</w:t>
@@ -6541,6 +6558,7 @@
               <w:rPr>
                 <w:rFonts w:ascii="Calibri" w:hAnsi="Calibri" w:cs="Calibri"/>
                 <w:szCs w:val="22"/>
+                <w:highlight w:val="yellow"/>
                 <w:lang w:val="pt-BR"/>
               </w:rPr>
               <w:t xml:space="preserve">-SE </w:t>
@@ -6549,6 +6567,7 @@
               <w:rPr>
                 <w:rFonts w:ascii="Calibri" w:hAnsi="Calibri" w:cs="Calibri"/>
                 <w:szCs w:val="22"/>
+                <w:highlight w:val="yellow"/>
                 <w:lang w:val="pt-BR"/>
               </w:rPr>
               <w:t>ZIRIANO</w:t>
@@ -6557,6 +6576,7 @@
               <w:rPr>
                 <w:rFonts w:ascii="Calibri" w:hAnsi="Calibri" w:cs="Calibri"/>
                 <w:szCs w:val="22"/>
+                <w:highlight w:val="yellow"/>
                 <w:lang w:val="pt-BR"/>
               </w:rPr>
               <w:t xml:space="preserve"> 30 kV</w:t>
@@ -6568,8 +6588,14 @@
     <w:p>
       <w:pPr>
         <w:spacing w:before="240" w:after="240"/>
-      </w:pPr>
-      <w:r>
+        <w:rPr>
+          <w:highlight w:val="yellow"/>
+        </w:rPr>
+      </w:pPr>
+      <w:r>
+        <w:rPr>
+          <w:highlight w:val="yellow"/>
+        </w:rPr>
         <w:t>En el orden técnico su finalidad es la de informar de las características de la instalación proyectada, así como mostrar su adaptación a lo establecido en el Reglamento sobre Condiciones Técnicas y Garantías de Seguridad en Líneas de Alta Tensión, aprobado por Real Decreto 223/2008 de 15 de febrero, y sus instrucciones técnicas complementarias ITC-LAT 01 a 09.</w:t>
       </w:r>
     </w:p>
@@ -6578,9 +6604,13 @@
         <w:spacing w:before="240" w:after="240"/>
         <w:rPr>
           <w:rFonts w:cstheme="minorHAnsi"/>
-        </w:rPr>
-      </w:pPr>
-      <w:r>
+          <w:highlight w:val="yellow"/>
+        </w:rPr>
+      </w:pPr>
+      <w:r>
+        <w:rPr>
+          <w:highlight w:val="yellow"/>
+        </w:rPr>
         <w:t>En el orden administrativo el objeto del presente “</w:t>
       </w:r>
       <w:r>
@@ -6588,6 +6618,7 @@
           <w:rFonts w:cstheme="minorHAnsi"/>
           <w:b/>
           <w:bCs/>
+          <w:highlight w:val="yellow"/>
         </w:rPr>
         <w:t>PROYECTO DE LÍNEA DE EVACUACIÓN SUBTERRÁNEA 30 kV CS ZB</w:t>
       </w:r>
@@ -6596,6 +6627,7 @@
           <w:rFonts w:cstheme="minorHAnsi"/>
           <w:b/>
           <w:bCs/>
+          <w:highlight w:val="yellow"/>
         </w:rPr>
         <w:t>01</w:t>
       </w:r>
@@ -6604,6 +6636,7 @@
           <w:rFonts w:cstheme="minorHAnsi"/>
           <w:b/>
           <w:bCs/>
+          <w:highlight w:val="yellow"/>
         </w:rPr>
         <w:t>-SE ZIRIANO</w:t>
       </w:r>
@@ -6612,12 +6645,14 @@
           <w:rFonts w:cstheme="minorHAnsi"/>
           <w:b/>
           <w:bCs/>
+          <w:highlight w:val="yellow"/>
         </w:rPr>
         <w:t xml:space="preserve">” </w:t>
       </w:r>
       <w:r>
         <w:rPr>
           <w:rFonts w:cstheme="minorHAnsi"/>
+          <w:highlight w:val="yellow"/>
         </w:rPr>
         <w:t>es solicitar para:</w:t>
       </w:r>
@@ -6631,6 +6666,7 @@
         </w:numPr>
         <w:rPr>
           <w:rFonts w:cstheme="minorHAnsi"/>
+          <w:highlight w:val="yellow"/>
         </w:rPr>
       </w:pPr>
       <w:r>
@@ -6638,6 +6674,7 @@
           <w:rFonts w:cstheme="minorHAnsi"/>
           <w:b/>
           <w:bCs/>
+          <w:highlight w:val="yellow"/>
         </w:rPr>
         <w:t>la Autorización Administrativa Previa</w:t>
       </w:r>
@@ -6654,6 +6691,7 @@
           <w:bCs/>
           <w:sz w:val="28"/>
           <w:szCs w:val="32"/>
+          <w:highlight w:val="yellow"/>
         </w:rPr>
         <w:sectPr>
           <w:pgSz w:w="11907" w:h="16840" w:code="9"/>
@@ -6667,6 +6705,7 @@
           <w:rFonts w:cstheme="minorHAnsi"/>
           <w:b/>
           <w:bCs/>
+          <w:highlight w:val="yellow"/>
         </w:rPr>
         <w:t>la Declaración de Impacto Ambiental</w:t>
       </w:r>
@@ -6678,7 +6717,7 @@
           <w:rFonts w:cstheme="minorHAnsi"/>
         </w:rPr>
       </w:pPr>
-      <w:bookmarkStart w:id="10" w:name="_Toc212204537"/>
+      <w:bookmarkStart w:id="9" w:name="_Toc212204537"/>
       <w:r>
         <w:rPr>
           <w:rFonts w:cstheme="minorHAnsi"/>
@@ -6686,160 +6725,42 @@
         <w:lastRenderedPageBreak/>
         <w:t>PETICIONARIO</w:t>
       </w:r>
-      <w:bookmarkEnd w:id="10"/>
+      <w:bookmarkEnd w:id="9"/>
     </w:p>
     <w:p>
       <w:pPr>
-        <w:rPr>
-          <w:rFonts w:cstheme="minorHAnsi"/>
-        </w:rPr>
-      </w:pPr>
-      <w:r>
-        <w:rPr>
-          <w:rFonts w:cstheme="minorHAnsi"/>
-        </w:rPr>
-        <w:t>El</w:t>
-      </w:r>
-      <w:r>
-        <w:rPr>
-          <w:rFonts w:cstheme="minorHAnsi"/>
-          <w:spacing w:val="-11"/>
-        </w:rPr>
-        <w:t xml:space="preserve"> </w:t>
-      </w:r>
-      <w:r>
-        <w:rPr>
-          <w:rFonts w:cstheme="minorHAnsi"/>
-        </w:rPr>
-        <w:t>peticionario</w:t>
-      </w:r>
-      <w:r>
-        <w:rPr>
-          <w:rFonts w:cstheme="minorHAnsi"/>
-          <w:spacing w:val="-11"/>
-        </w:rPr>
-        <w:t xml:space="preserve"> </w:t>
-      </w:r>
-      <w:r>
-        <w:rPr>
-          <w:rFonts w:cstheme="minorHAnsi"/>
-        </w:rPr>
-        <w:t>del</w:t>
-      </w:r>
-      <w:r>
-        <w:rPr>
-          <w:rFonts w:cstheme="minorHAnsi"/>
-          <w:spacing w:val="-10"/>
-        </w:rPr>
-        <w:t xml:space="preserve"> P</w:t>
-      </w:r>
-      <w:r>
-        <w:rPr>
-          <w:rFonts w:cstheme="minorHAnsi"/>
-        </w:rPr>
-        <w:t>royecto</w:t>
-      </w:r>
-      <w:r>
-        <w:rPr>
-          <w:rFonts w:cstheme="minorHAnsi"/>
-          <w:spacing w:val="-10"/>
-        </w:rPr>
-        <w:t xml:space="preserve"> </w:t>
-      </w:r>
-      <w:r>
-        <w:rPr>
-          <w:rFonts w:cstheme="minorHAnsi"/>
-          <w:spacing w:val="-5"/>
-        </w:rPr>
-        <w:t>es:</w:t>
-      </w:r>
+        <w:pStyle w:val="Ttulo1"/>
+        <w:rPr>
+          <w:rFonts w:cstheme="minorHAnsi"/>
+        </w:rPr>
+      </w:pPr>
+      <w:bookmarkStart w:id="10" w:name="_Toc139470819"/>
+      <w:bookmarkStart w:id="11" w:name="_Toc212204538"/>
+      <w:r>
+        <w:rPr>
+          <w:rFonts w:cstheme="minorHAnsi"/>
+        </w:rPr>
+        <w:t>NORMATIVA DE APLICACIÓN</w:t>
+      </w:r>
+      <w:bookmarkEnd w:id="10"/>
+      <w:bookmarkEnd w:id="11"/>
     </w:p>
     <w:p>
       <w:pPr>
         <w:spacing w:before="0"/>
-        <w:jc w:val="left"/>
-        <w:rPr>
-          <w:rFonts w:cstheme="minorHAnsi"/>
-        </w:rPr>
-      </w:pPr>
-      <w:r>
-        <w:rPr>
-          <w:rFonts w:cstheme="minorHAnsi"/>
-        </w:rPr>
-        <w:t>•</w:t>
-      </w:r>
-      <w:r>
-        <w:rPr>
-          <w:rFonts w:cstheme="minorHAnsi"/>
-        </w:rPr>
-        <w:tab/>
-        <w:t>Sociedad SOLARIA EGUZKI SORKUNTZA, S.L.</w:t>
-      </w:r>
-    </w:p>
-    <w:p>
-      <w:pPr>
-        <w:spacing w:before="0"/>
-        <w:jc w:val="left"/>
-        <w:rPr>
-          <w:rFonts w:cstheme="minorHAnsi"/>
-          <w:lang w:val="pt-BR"/>
-        </w:rPr>
-      </w:pPr>
-      <w:r>
-        <w:rPr>
-          <w:rFonts w:cstheme="minorHAnsi"/>
-          <w:lang w:val="pt-BR"/>
-        </w:rPr>
-        <w:t>•</w:t>
-      </w:r>
-      <w:r>
-        <w:rPr>
-          <w:rFonts w:cstheme="minorHAnsi"/>
-          <w:lang w:val="pt-BR"/>
-        </w:rPr>
-        <w:tab/>
-        <w:t>N.I.F. número B-72752959</w:t>
-      </w:r>
-    </w:p>
-    <w:p>
-      <w:pPr>
-        <w:spacing w:before="0"/>
-        <w:ind w:left="709" w:hanging="709"/>
         <w:jc w:val="left"/>
         <w:rPr>
           <w:rFonts w:eastAsiaTheme="majorEastAsia" w:cstheme="minorHAnsi"/>
           <w:b/>
           <w:sz w:val="28"/>
           <w:szCs w:val="32"/>
-          <w:lang w:val="pt-BR"/>
-        </w:rPr>
-        <w:sectPr>
-          <w:pgSz w:w="11907" w:h="16840" w:code="9"/>
-          <w:pgMar w:top="1418" w:right="1701" w:bottom="1418" w:left="1701" w:header="709" w:footer="709" w:gutter="0"/>
-          <w:cols w:space="708"/>
-          <w:docGrid w:linePitch="360"/>
-        </w:sectPr>
-      </w:pPr>
-      <w:r>
-        <w:rPr>
-          <w:rFonts w:cstheme="minorHAnsi"/>
-          <w:lang w:val="pt-BR"/>
-        </w:rPr>
-        <w:t>•</w:t>
-      </w:r>
-      <w:r>
-        <w:rPr>
-          <w:rFonts w:cstheme="minorHAnsi"/>
-          <w:lang w:val="pt-BR"/>
-        </w:rPr>
-        <w:tab/>
-      </w:r>
-      <w:r>
-        <w:rPr>
-          <w:rFonts w:cstheme="minorHAnsi"/>
-          <w:lang w:val="pt-BR"/>
-        </w:rPr>
-        <w:t>Calle Albert Einstein, número 46, Edificio E7-Rosalind Franklin, Oficina E7110, CP 01510 Vitoria-Gasteiz (Álava)</w:t>
+        </w:rPr>
+      </w:pPr>
+      <w:r>
+        <w:rPr>
+          <w:rFonts w:cstheme="minorHAnsi"/>
+        </w:rPr>
+        <w:br w:type="page"/>
       </w:r>
     </w:p>
     <w:p>
@@ -6849,3683 +6770,45 @@
           <w:rFonts w:cstheme="minorHAnsi"/>
         </w:rPr>
       </w:pPr>
-      <w:bookmarkStart w:id="11" w:name="_Toc139470819"/>
-      <w:bookmarkStart w:id="12" w:name="_Toc212204538"/>
+      <w:bookmarkStart w:id="12" w:name="_Toc212204539"/>
       <w:r>
         <w:rPr>
           <w:rFonts w:cstheme="minorHAnsi"/>
         </w:rPr>
         <w:lastRenderedPageBreak/>
-        <w:t>NORMATIVA DE APLICACIÓN</w:t>
-      </w:r>
-      <w:bookmarkEnd w:id="11"/>
+        <w:t>EMPLAZAMIENTO</w:t>
+      </w:r>
       <w:bookmarkEnd w:id="12"/>
     </w:p>
     <w:p>
       <w:pPr>
-        <w:rPr>
-          <w:rFonts w:eastAsiaTheme="majorEastAsia" w:cstheme="minorHAnsi"/>
-        </w:rPr>
-      </w:pPr>
-      <w:r>
-        <w:rPr>
-          <w:rFonts w:eastAsiaTheme="majorEastAsia" w:cstheme="minorHAnsi"/>
-        </w:rPr>
-        <w:t>Tanto en la redacción del presente proyecto como durante la ejecución de las obras descritas se tendrán en cuenta las siguientes disposiciones y reglamentaciones:</w:t>
-      </w:r>
-    </w:p>
-    <w:p>
-      <w:pPr>
-        <w:pStyle w:val="NEGRITANORMAL"/>
-        <w:rPr>
-          <w:rFonts w:cstheme="minorHAnsi"/>
-        </w:rPr>
-      </w:pPr>
-      <w:r>
-        <w:rPr>
-          <w:rFonts w:cstheme="minorHAnsi"/>
-        </w:rPr>
-        <w:t>NORMATIVA TÉCNICA</w:t>
-      </w:r>
-    </w:p>
-    <w:p>
-      <w:pPr>
-        <w:ind w:left="426" w:hanging="426"/>
-        <w:rPr>
-          <w:rFonts w:eastAsiaTheme="majorEastAsia" w:cstheme="minorHAnsi"/>
-        </w:rPr>
-      </w:pPr>
-      <w:r>
-        <w:rPr>
-          <w:rFonts w:eastAsiaTheme="majorEastAsia" w:cstheme="minorHAnsi"/>
-        </w:rPr>
-        <w:t>•</w:t>
-      </w:r>
-      <w:r>
-        <w:rPr>
-          <w:rFonts w:eastAsiaTheme="majorEastAsia" w:cstheme="minorHAnsi"/>
-        </w:rPr>
-        <w:tab/>
-        <w:t>Ley 24/2013, de 26 de diciembre, del Sector Eléctrico (BOE nº 310, de 27 de diciembre, de 2013).</w:t>
-      </w:r>
-    </w:p>
-    <w:p>
-      <w:pPr>
-        <w:ind w:left="426" w:hanging="426"/>
-        <w:rPr>
-          <w:rFonts w:eastAsiaTheme="majorEastAsia" w:cstheme="minorHAnsi"/>
-        </w:rPr>
-      </w:pPr>
-      <w:r>
-        <w:rPr>
-          <w:rFonts w:eastAsiaTheme="majorEastAsia" w:cstheme="minorHAnsi"/>
-        </w:rPr>
-        <w:t>•</w:t>
-      </w:r>
-      <w:r>
-        <w:rPr>
-          <w:rFonts w:eastAsiaTheme="majorEastAsia" w:cstheme="minorHAnsi"/>
-        </w:rPr>
-        <w:tab/>
-        <w:t>Ley 21/1992, de 16 de julio, de Industria (BOE nº 176, de 23/7/92).</w:t>
-      </w:r>
-    </w:p>
-    <w:p>
-      <w:pPr>
-        <w:ind w:left="426" w:hanging="426"/>
-        <w:rPr>
-          <w:rFonts w:eastAsiaTheme="majorEastAsia" w:cstheme="minorHAnsi"/>
-        </w:rPr>
-      </w:pPr>
-      <w:r>
-        <w:rPr>
-          <w:rFonts w:eastAsiaTheme="majorEastAsia" w:cstheme="minorHAnsi"/>
-        </w:rPr>
-        <w:t>•</w:t>
-      </w:r>
-      <w:r>
-        <w:rPr>
-          <w:rFonts w:eastAsiaTheme="majorEastAsia" w:cstheme="minorHAnsi"/>
-        </w:rPr>
-        <w:tab/>
-        <w:t>Ley 17/2007, de 4 de Julio, por la que se modifica la Ley 54/1997, de 27 de noviembre, del Sector Eléctrico, para adaptarla a los dispuesto en la Directiva 2003/54/CE, del Parlamento Europeo y del Consejo, de 26 de junio de 2003, sobre normas comunes para el mercado interior de la electricidad (BOE 05/07/07).</w:t>
-      </w:r>
-    </w:p>
-    <w:p>
-      <w:pPr>
-        <w:ind w:left="426" w:hanging="426"/>
-        <w:rPr>
-          <w:rFonts w:eastAsiaTheme="majorEastAsia" w:cstheme="minorHAnsi"/>
-        </w:rPr>
-      </w:pPr>
-      <w:r>
-        <w:rPr>
-          <w:rFonts w:eastAsiaTheme="majorEastAsia" w:cstheme="minorHAnsi"/>
-        </w:rPr>
-        <w:t>•</w:t>
-      </w:r>
-      <w:r>
-        <w:rPr>
-          <w:rFonts w:eastAsiaTheme="majorEastAsia" w:cstheme="minorHAnsi"/>
-        </w:rPr>
-        <w:tab/>
-        <w:t>Real Decreto 1955/2000, de 1 de diciembre, por el que se regulan las actividades de transporte, distribución, comercialización, suministro y procedimientos de autorización de instalaciones de energía eléctrica (BOE núm. 310, de 27 de diciembre de 2000; con corrección de errores en BOE núm. 62, de 13 de marzo de 2001).</w:t>
-      </w:r>
-    </w:p>
-    <w:p>
-      <w:pPr>
-        <w:ind w:left="426" w:hanging="426"/>
-        <w:rPr>
-          <w:rFonts w:eastAsiaTheme="majorEastAsia" w:cstheme="minorHAnsi"/>
-        </w:rPr>
-      </w:pPr>
-      <w:r>
-        <w:rPr>
-          <w:rFonts w:eastAsiaTheme="majorEastAsia" w:cstheme="minorHAnsi"/>
-        </w:rPr>
-        <w:t>•</w:t>
-      </w:r>
-      <w:r>
-        <w:rPr>
-          <w:rFonts w:eastAsiaTheme="majorEastAsia" w:cstheme="minorHAnsi"/>
-        </w:rPr>
-        <w:tab/>
-        <w:t>DECRETO 48/2020, de 31 de marzo, por el que se regulan los procedimientos de autorización administrativa de las instalaciones de producción, transporte y distribución de energía eléctrica. (BOPV núm. 78, de 24/04/2020).</w:t>
-      </w:r>
-    </w:p>
-    <w:p>
-      <w:pPr>
-        <w:ind w:left="426" w:hanging="426"/>
-        <w:rPr>
-          <w:rFonts w:eastAsiaTheme="majorEastAsia" w:cstheme="minorHAnsi"/>
-        </w:rPr>
-      </w:pPr>
-      <w:r>
-        <w:rPr>
-          <w:rFonts w:eastAsiaTheme="majorEastAsia" w:cstheme="minorHAnsi"/>
-        </w:rPr>
-        <w:t>•</w:t>
-      </w:r>
-      <w:r>
-        <w:rPr>
-          <w:rFonts w:eastAsiaTheme="majorEastAsia" w:cstheme="minorHAnsi"/>
-        </w:rPr>
-        <w:tab/>
-        <w:t>Real Decreto-ley 23/2020, de 23 de junio, por el que se aprueban medidas en materia de energía y en otros ámbitos para la reactivación económica.</w:t>
-      </w:r>
-    </w:p>
-    <w:p>
-      <w:pPr>
-        <w:ind w:left="426" w:hanging="426"/>
-        <w:rPr>
-          <w:rFonts w:eastAsiaTheme="majorEastAsia" w:cstheme="minorHAnsi"/>
-        </w:rPr>
-      </w:pPr>
-      <w:r>
-        <w:rPr>
-          <w:rFonts w:eastAsiaTheme="majorEastAsia" w:cstheme="minorHAnsi"/>
-        </w:rPr>
-        <w:t>•</w:t>
-      </w:r>
-      <w:r>
-        <w:rPr>
-          <w:rFonts w:eastAsiaTheme="majorEastAsia" w:cstheme="minorHAnsi"/>
-        </w:rPr>
-        <w:tab/>
-        <w:t>Real Decreto 1183/2020, de 29 de diciembre, de acceso y conexión a las redes de transporte y distribución de energía eléctrica. (BOE, núm. 340, de 30/12/2020).</w:t>
-      </w:r>
-    </w:p>
-    <w:p>
-      <w:pPr>
-        <w:ind w:left="426" w:hanging="426"/>
-        <w:rPr>
-          <w:rFonts w:eastAsiaTheme="majorEastAsia" w:cstheme="minorHAnsi"/>
-        </w:rPr>
-      </w:pPr>
-      <w:r>
-        <w:rPr>
-          <w:rFonts w:eastAsiaTheme="majorEastAsia" w:cstheme="minorHAnsi"/>
-        </w:rPr>
-        <w:t>•</w:t>
-      </w:r>
-      <w:r>
-        <w:rPr>
-          <w:rFonts w:eastAsiaTheme="majorEastAsia" w:cstheme="minorHAnsi"/>
-        </w:rPr>
-        <w:tab/>
-        <w:t>Real Decreto 337/2014 Reglamento sobre centrales eléctricas, subestaciones y centros de transformación.</w:t>
-      </w:r>
-    </w:p>
-    <w:p>
-      <w:pPr>
-        <w:ind w:left="426" w:hanging="426"/>
-        <w:rPr>
-          <w:rFonts w:eastAsiaTheme="majorEastAsia" w:cstheme="minorHAnsi"/>
-        </w:rPr>
-      </w:pPr>
-      <w:r>
-        <w:rPr>
-          <w:rFonts w:eastAsiaTheme="majorEastAsia" w:cstheme="minorHAnsi"/>
-        </w:rPr>
-        <w:t>•</w:t>
-      </w:r>
-      <w:r>
-        <w:rPr>
-          <w:rFonts w:eastAsiaTheme="majorEastAsia" w:cstheme="minorHAnsi"/>
-        </w:rPr>
-        <w:tab/>
-        <w:t>Real Decreto 842/2002, por el que se aprueba el Reglamento electrotécnico para baja tensión (BOE nº 224, de 18/09/2002).</w:t>
-      </w:r>
-    </w:p>
-    <w:p>
-      <w:pPr>
-        <w:ind w:left="426" w:hanging="426"/>
-        <w:rPr>
-          <w:rFonts w:eastAsiaTheme="majorEastAsia" w:cstheme="minorHAnsi"/>
-        </w:rPr>
-      </w:pPr>
-      <w:r>
-        <w:rPr>
-          <w:rFonts w:eastAsiaTheme="majorEastAsia" w:cstheme="minorHAnsi"/>
-        </w:rPr>
-        <w:t>•</w:t>
-      </w:r>
-      <w:r>
-        <w:rPr>
-          <w:rFonts w:eastAsiaTheme="majorEastAsia" w:cstheme="minorHAnsi"/>
-        </w:rPr>
-        <w:tab/>
-        <w:t>Orden de 5 de septiembre de 1985 para la que se establecen normas administrativas y técnicas para el funcionamiento y conexión a las redes eléctricas de centrales hidroeléctricas de hasta 5000 kVA y centrales de autogeneración eléctrica (BOE nº 219, de 12/09/1985).</w:t>
-      </w:r>
-    </w:p>
-    <w:p>
-      <w:pPr>
-        <w:ind w:left="426" w:hanging="426"/>
-        <w:rPr>
-          <w:rFonts w:eastAsiaTheme="majorEastAsia" w:cstheme="minorHAnsi"/>
-        </w:rPr>
-      </w:pPr>
-      <w:r>
-        <w:rPr>
-          <w:rFonts w:eastAsiaTheme="majorEastAsia" w:cstheme="minorHAnsi"/>
-        </w:rPr>
-        <w:t>•</w:t>
-      </w:r>
-      <w:r>
-        <w:rPr>
-          <w:rFonts w:eastAsiaTheme="majorEastAsia" w:cstheme="minorHAnsi"/>
-        </w:rPr>
-        <w:tab/>
-        <w:t>Pliego de condiciones técnicas para instalaciones conectadas a la red PCT-C, IDAE 2002.</w:t>
-      </w:r>
-    </w:p>
-    <w:p>
-      <w:pPr>
-        <w:ind w:left="426" w:hanging="426"/>
-        <w:rPr>
-          <w:rFonts w:eastAsiaTheme="majorEastAsia" w:cstheme="minorHAnsi"/>
-        </w:rPr>
-      </w:pPr>
-      <w:r>
-        <w:rPr>
-          <w:rFonts w:eastAsiaTheme="majorEastAsia" w:cstheme="minorHAnsi"/>
-        </w:rPr>
-        <w:lastRenderedPageBreak/>
-        <w:t>•</w:t>
-      </w:r>
-      <w:r>
-        <w:rPr>
-          <w:rFonts w:eastAsiaTheme="majorEastAsia" w:cstheme="minorHAnsi"/>
-        </w:rPr>
-        <w:tab/>
-        <w:t>Real Decreto 1110/2007, de 24 de agosto, por el que se aprueba el Reglamento unificado de puntos de medida del sistema eléctrico (BOE nº 224, de 18 de septiembre de 2007).</w:t>
-      </w:r>
-    </w:p>
-    <w:p>
-      <w:pPr>
-        <w:ind w:left="426" w:hanging="426"/>
-        <w:rPr>
-          <w:rFonts w:eastAsiaTheme="majorEastAsia" w:cstheme="minorHAnsi"/>
-        </w:rPr>
-      </w:pPr>
-      <w:r>
-        <w:rPr>
-          <w:rFonts w:eastAsiaTheme="majorEastAsia" w:cstheme="minorHAnsi"/>
-        </w:rPr>
-        <w:t>•</w:t>
-      </w:r>
-      <w:r>
-        <w:rPr>
-          <w:rFonts w:eastAsiaTheme="majorEastAsia" w:cstheme="minorHAnsi"/>
-        </w:rPr>
-        <w:tab/>
-        <w:t>Orden de 12 de abril de 1999 por la que se dictan las instrucciones técnicas complementarias al Reglamento de Puntos de Medida de los Consumos y Tránsitos de Energía Eléctrica (BOE 95, 21-04-1999).</w:t>
-      </w:r>
-    </w:p>
-    <w:p>
-      <w:pPr>
-        <w:ind w:left="426" w:hanging="426"/>
-        <w:rPr>
-          <w:rFonts w:eastAsiaTheme="majorEastAsia" w:cstheme="minorHAnsi"/>
-        </w:rPr>
-      </w:pPr>
-      <w:r>
-        <w:rPr>
-          <w:rFonts w:eastAsiaTheme="majorEastAsia" w:cstheme="minorHAnsi"/>
-        </w:rPr>
-        <w:t>•</w:t>
-      </w:r>
-      <w:r>
-        <w:rPr>
-          <w:rFonts w:eastAsiaTheme="majorEastAsia" w:cstheme="minorHAnsi"/>
-        </w:rPr>
-        <w:tab/>
-        <w:t>Real Decreto 223/2008, de 15 de febrero, por el que se aprueba el Reglamento sobre condiciones técnicas y garantías de seguridad en líneas eléctricas de alta tensión y sus instrucciones técnicas complementarias ITC-LAT 01 a 09 (BOE 68, 19-03-2008).</w:t>
-      </w:r>
-    </w:p>
-    <w:p>
-      <w:pPr>
-        <w:ind w:left="426" w:hanging="426"/>
-        <w:rPr>
-          <w:rFonts w:eastAsiaTheme="majorEastAsia" w:cstheme="minorHAnsi"/>
-        </w:rPr>
-      </w:pPr>
-      <w:r>
-        <w:rPr>
-          <w:rFonts w:eastAsiaTheme="majorEastAsia" w:cstheme="minorHAnsi"/>
-        </w:rPr>
-        <w:t>•</w:t>
-      </w:r>
-      <w:r>
-        <w:rPr>
-          <w:rFonts w:eastAsiaTheme="majorEastAsia" w:cstheme="minorHAnsi"/>
-        </w:rPr>
-        <w:tab/>
-        <w:t>Real Decreto 1432/2008, de 29 de agosto, por el que se establecen medidas para la Protección de la avifauna contra la colisión y la electrocución en líneas eléctricas de alta tensión (BOE nº 222, 13/09/2008).</w:t>
-      </w:r>
-    </w:p>
-    <w:p>
-      <w:pPr>
-        <w:ind w:left="426" w:hanging="426"/>
-        <w:rPr>
-          <w:rFonts w:eastAsiaTheme="majorEastAsia" w:cstheme="minorHAnsi"/>
-        </w:rPr>
-      </w:pPr>
-      <w:r>
-        <w:rPr>
-          <w:rFonts w:eastAsiaTheme="majorEastAsia" w:cstheme="minorHAnsi"/>
-        </w:rPr>
-        <w:t>•</w:t>
-      </w:r>
-      <w:r>
-        <w:rPr>
-          <w:rFonts w:eastAsiaTheme="majorEastAsia" w:cstheme="minorHAnsi"/>
-        </w:rPr>
-        <w:tab/>
-        <w:t>Ley 9/2018, de 5 de diciembre, por la que se modifica la Ley 21/2013, de 9 de diciembre, de evaluación ambiental</w:t>
-      </w:r>
-    </w:p>
-    <w:p>
-      <w:pPr>
-        <w:ind w:left="426" w:hanging="426"/>
-        <w:rPr>
-          <w:rFonts w:eastAsiaTheme="majorEastAsia" w:cstheme="minorHAnsi"/>
-        </w:rPr>
-      </w:pPr>
-      <w:r>
-        <w:rPr>
-          <w:rFonts w:eastAsiaTheme="majorEastAsia" w:cstheme="minorHAnsi"/>
-        </w:rPr>
-        <w:t>•</w:t>
-      </w:r>
-      <w:r>
-        <w:rPr>
-          <w:rFonts w:eastAsiaTheme="majorEastAsia" w:cstheme="minorHAnsi"/>
-        </w:rPr>
-        <w:tab/>
-        <w:t>Ley 21/2015, de 20 de julio, por la que se modifica la Ley 43/2003, de 21 de noviembre, de Montes.</w:t>
-      </w:r>
-    </w:p>
-    <w:p>
-      <w:pPr>
-        <w:ind w:left="426" w:hanging="426"/>
-        <w:rPr>
-          <w:rFonts w:eastAsiaTheme="majorEastAsia" w:cstheme="minorHAnsi"/>
-        </w:rPr>
-      </w:pPr>
-      <w:r>
-        <w:rPr>
-          <w:rFonts w:eastAsiaTheme="majorEastAsia" w:cstheme="minorHAnsi"/>
-        </w:rPr>
-        <w:t>•</w:t>
-      </w:r>
-      <w:r>
-        <w:rPr>
-          <w:rFonts w:eastAsiaTheme="majorEastAsia" w:cstheme="minorHAnsi"/>
-        </w:rPr>
-        <w:tab/>
-        <w:t>Real Decreto 337/2.014, de 9 de mayo, por el que se aprueban el Reglamento sobre condiciones técnicas y garantías de seguridad en instalaciones eléctricas de alta tensión y sus Instrucciones Técnicas Complementarias ITC-RAT 01 a 23 (BOE 09.06.14).</w:t>
-      </w:r>
-    </w:p>
-    <w:p>
-      <w:pPr>
-        <w:ind w:left="426" w:hanging="426"/>
-        <w:rPr>
-          <w:rFonts w:eastAsiaTheme="majorEastAsia" w:cstheme="minorHAnsi"/>
-        </w:rPr>
-      </w:pPr>
-      <w:r>
-        <w:rPr>
-          <w:rFonts w:eastAsiaTheme="majorEastAsia" w:cstheme="minorHAnsi"/>
-        </w:rPr>
-        <w:t>•</w:t>
-      </w:r>
-      <w:r>
-        <w:rPr>
-          <w:rFonts w:eastAsiaTheme="majorEastAsia" w:cstheme="minorHAnsi"/>
-        </w:rPr>
-        <w:tab/>
-        <w:t>Corrección de errores del Real Decreto 337/2.014, de 9 de mayo, por el que se aprueban el reglamento sobre condiciones técnicas y garantías de seguridad en instalaciones eléctricas de alta tensión y sus instrucciones técnicas complementarias ITC-RAT 01 a 23 (BOE 09.06.14).</w:t>
-      </w:r>
-    </w:p>
-    <w:p>
-      <w:pPr>
-        <w:ind w:left="426" w:hanging="426"/>
-        <w:rPr>
-          <w:rFonts w:eastAsiaTheme="majorEastAsia" w:cstheme="minorHAnsi"/>
-        </w:rPr>
-      </w:pPr>
-      <w:r>
-        <w:rPr>
-          <w:rFonts w:eastAsiaTheme="majorEastAsia" w:cstheme="minorHAnsi"/>
-        </w:rPr>
-        <w:t>•</w:t>
-      </w:r>
-      <w:r>
-        <w:rPr>
-          <w:rFonts w:eastAsiaTheme="majorEastAsia" w:cstheme="minorHAnsi"/>
-        </w:rPr>
-        <w:tab/>
-        <w:t>Real Decreto 560/2.010, de 7 de mayo, por el que se modifican diversas normas reglamentarias en materia de seguridad industrial para adecuarlas a la Ley 17/2.009, de 23 de noviembre, sobre el libre acceso a las actividades de servicios y su ejercicio, y a la Ley 25/2.009, de 22 de diciembre, de modificación de diversas leyes para su adaptación a la Ley sobre el libre acceso a las actividades de servicios y su ejercicio (BOE 22.05.10).</w:t>
-      </w:r>
-    </w:p>
-    <w:p>
-      <w:pPr>
-        <w:ind w:left="426" w:hanging="426"/>
-        <w:rPr>
-          <w:rFonts w:eastAsiaTheme="majorEastAsia" w:cstheme="minorHAnsi"/>
-        </w:rPr>
-      </w:pPr>
-      <w:r>
-        <w:rPr>
-          <w:rFonts w:eastAsiaTheme="majorEastAsia" w:cstheme="minorHAnsi"/>
-        </w:rPr>
-        <w:t>•</w:t>
-      </w:r>
-      <w:r>
-        <w:rPr>
-          <w:rFonts w:eastAsiaTheme="majorEastAsia" w:cstheme="minorHAnsi"/>
-        </w:rPr>
-        <w:tab/>
-        <w:t>Modificaciones posteriores al Real Decreto 1.955/2.000 (RD 2351/2.004).</w:t>
-      </w:r>
-    </w:p>
-    <w:p>
-      <w:pPr>
-        <w:ind w:left="426" w:hanging="426"/>
-        <w:rPr>
-          <w:rFonts w:eastAsiaTheme="majorEastAsia" w:cstheme="minorHAnsi"/>
-        </w:rPr>
-      </w:pPr>
-      <w:r>
-        <w:rPr>
-          <w:rFonts w:eastAsiaTheme="majorEastAsia" w:cstheme="minorHAnsi"/>
-        </w:rPr>
-        <w:t>•</w:t>
-      </w:r>
-      <w:r>
-        <w:rPr>
-          <w:rFonts w:eastAsiaTheme="majorEastAsia" w:cstheme="minorHAnsi"/>
-        </w:rPr>
-        <w:tab/>
-        <w:t>Normativa Europea EN.</w:t>
-      </w:r>
-    </w:p>
-    <w:p>
-      <w:pPr>
-        <w:ind w:left="426" w:hanging="426"/>
-        <w:rPr>
-          <w:rFonts w:eastAsiaTheme="majorEastAsia" w:cstheme="minorHAnsi"/>
-        </w:rPr>
-      </w:pPr>
-      <w:r>
-        <w:rPr>
-          <w:rFonts w:eastAsiaTheme="majorEastAsia" w:cstheme="minorHAnsi"/>
-        </w:rPr>
-        <w:t>•</w:t>
-      </w:r>
-      <w:r>
-        <w:rPr>
-          <w:rFonts w:eastAsiaTheme="majorEastAsia" w:cstheme="minorHAnsi"/>
-        </w:rPr>
-        <w:tab/>
-        <w:t>Normativa CENELEC.</w:t>
-      </w:r>
-    </w:p>
-    <w:p>
-      <w:pPr>
-        <w:ind w:left="426" w:hanging="426"/>
-        <w:rPr>
-          <w:rFonts w:eastAsiaTheme="majorEastAsia" w:cstheme="minorHAnsi"/>
-        </w:rPr>
-      </w:pPr>
-      <w:r>
-        <w:rPr>
-          <w:rFonts w:eastAsiaTheme="majorEastAsia" w:cstheme="minorHAnsi"/>
-        </w:rPr>
-        <w:t>•</w:t>
-      </w:r>
-      <w:r>
-        <w:rPr>
-          <w:rFonts w:eastAsiaTheme="majorEastAsia" w:cstheme="minorHAnsi"/>
-        </w:rPr>
-        <w:tab/>
-        <w:t>Normativa CEI.</w:t>
-      </w:r>
-    </w:p>
-    <w:p>
-      <w:pPr>
-        <w:ind w:left="426" w:hanging="426"/>
-        <w:rPr>
-          <w:rFonts w:eastAsiaTheme="majorEastAsia" w:cstheme="minorHAnsi"/>
-        </w:rPr>
-      </w:pPr>
-      <w:r>
-        <w:rPr>
-          <w:rFonts w:eastAsiaTheme="majorEastAsia" w:cstheme="minorHAnsi"/>
-        </w:rPr>
-        <w:t>•</w:t>
-      </w:r>
-      <w:r>
-        <w:rPr>
-          <w:rFonts w:eastAsiaTheme="majorEastAsia" w:cstheme="minorHAnsi"/>
-        </w:rPr>
-        <w:tab/>
-        <w:t>Normativa UNE establecidas como Obligado Cumplimiento en la Reglamentación Vigente y sus actualizaciones.</w:t>
-      </w:r>
-    </w:p>
-    <w:p>
-      <w:pPr>
-        <w:ind w:left="426" w:hanging="426"/>
-        <w:rPr>
-          <w:rFonts w:eastAsiaTheme="majorEastAsia" w:cstheme="minorHAnsi"/>
-        </w:rPr>
-      </w:pPr>
-      <w:r>
-        <w:rPr>
-          <w:rFonts w:eastAsiaTheme="majorEastAsia" w:cstheme="minorHAnsi"/>
-        </w:rPr>
-        <w:lastRenderedPageBreak/>
-        <w:t>•</w:t>
-      </w:r>
-      <w:r>
-        <w:rPr>
-          <w:rFonts w:eastAsiaTheme="majorEastAsia" w:cstheme="minorHAnsi"/>
-        </w:rPr>
-        <w:tab/>
-        <w:t>Normas NLT del CEDEX (Centro de Estudios y Experimentación de Obras Públicas).</w:t>
-      </w:r>
-    </w:p>
-    <w:p>
-      <w:pPr>
-        <w:ind w:left="426" w:hanging="426"/>
-        <w:rPr>
-          <w:rFonts w:eastAsiaTheme="majorEastAsia" w:cstheme="minorHAnsi"/>
-        </w:rPr>
-      </w:pPr>
-      <w:r>
-        <w:rPr>
-          <w:rFonts w:eastAsiaTheme="majorEastAsia" w:cstheme="minorHAnsi"/>
-        </w:rPr>
-        <w:t>•</w:t>
-      </w:r>
-      <w:r>
-        <w:rPr>
-          <w:rFonts w:eastAsiaTheme="majorEastAsia" w:cstheme="minorHAnsi"/>
-        </w:rPr>
-        <w:tab/>
-        <w:t>Otras normas y recomendaciones (IEEE, MF, ACI, CIGRE, ANSI, AISC, etc.).</w:t>
-      </w:r>
-    </w:p>
-    <w:p>
-      <w:pPr>
-        <w:ind w:left="426" w:hanging="426"/>
-        <w:rPr>
-          <w:rFonts w:eastAsiaTheme="majorEastAsia" w:cstheme="minorHAnsi"/>
-        </w:rPr>
-      </w:pPr>
-      <w:r>
-        <w:rPr>
-          <w:rFonts w:eastAsiaTheme="majorEastAsia" w:cstheme="minorHAnsi"/>
-        </w:rPr>
-        <w:t>•</w:t>
-      </w:r>
-      <w:r>
-        <w:rPr>
-          <w:rFonts w:eastAsiaTheme="majorEastAsia" w:cstheme="minorHAnsi"/>
-        </w:rPr>
-        <w:tab/>
-        <w:t>Ley 31/1.995, de 8 de noviembre, de Prevención de Riesgos Laborales, corrección de errores y modificaciones posteriores.</w:t>
-      </w:r>
-    </w:p>
-    <w:p>
-      <w:pPr>
-        <w:ind w:left="426" w:hanging="426"/>
-        <w:rPr>
-          <w:rFonts w:eastAsiaTheme="majorEastAsia" w:cstheme="minorHAnsi"/>
-        </w:rPr>
-      </w:pPr>
-      <w:r>
-        <w:rPr>
-          <w:rFonts w:eastAsiaTheme="majorEastAsia" w:cstheme="minorHAnsi"/>
-        </w:rPr>
-        <w:t>•</w:t>
-      </w:r>
-      <w:r>
-        <w:rPr>
-          <w:rFonts w:eastAsiaTheme="majorEastAsia" w:cstheme="minorHAnsi"/>
-        </w:rPr>
-        <w:tab/>
-        <w:t>Orden de 9 de marzo de 1.971 por la que se aprueba la Ordenanza General de Seguridad e Higiene en el Trabajo.</w:t>
-      </w:r>
-    </w:p>
-    <w:p>
-      <w:pPr>
-        <w:ind w:left="426" w:hanging="426"/>
-        <w:rPr>
-          <w:rFonts w:eastAsiaTheme="majorEastAsia" w:cstheme="minorHAnsi"/>
-        </w:rPr>
-      </w:pPr>
-      <w:r>
-        <w:rPr>
-          <w:rFonts w:eastAsiaTheme="majorEastAsia" w:cstheme="minorHAnsi"/>
-        </w:rPr>
-        <w:t>•</w:t>
-      </w:r>
-      <w:r>
-        <w:rPr>
-          <w:rFonts w:eastAsiaTheme="majorEastAsia" w:cstheme="minorHAnsi"/>
-        </w:rPr>
-        <w:tab/>
-        <w:t>Real Decreto 1.215/1.997, de 18 de julio, por el que se establecen las Disposiciones mínimas de seguridad y salud para la utilización por los trabajadores de los equipos de trabajo.</w:t>
-      </w:r>
-    </w:p>
-    <w:p>
-      <w:pPr>
-        <w:ind w:left="426" w:hanging="426"/>
-        <w:rPr>
-          <w:rFonts w:eastAsiaTheme="majorEastAsia" w:cstheme="minorHAnsi"/>
-        </w:rPr>
-      </w:pPr>
-      <w:r>
-        <w:rPr>
-          <w:rFonts w:eastAsiaTheme="majorEastAsia" w:cstheme="minorHAnsi"/>
-        </w:rPr>
-        <w:t>•</w:t>
-      </w:r>
-      <w:r>
-        <w:rPr>
-          <w:rFonts w:eastAsiaTheme="majorEastAsia" w:cstheme="minorHAnsi"/>
-        </w:rPr>
-        <w:tab/>
-        <w:t>Real Decreto 486/1.997, de 14 de abril, por el que se establecen las Disposiciones mínimas de seguridad y salud en los lugares de trabajo y modificaciones posteriores.</w:t>
-      </w:r>
-    </w:p>
-    <w:p>
-      <w:pPr>
-        <w:ind w:left="426" w:hanging="426"/>
-        <w:rPr>
-          <w:rFonts w:eastAsiaTheme="majorEastAsia" w:cstheme="minorHAnsi"/>
-        </w:rPr>
-      </w:pPr>
-      <w:r>
-        <w:rPr>
-          <w:rFonts w:eastAsiaTheme="majorEastAsia" w:cstheme="minorHAnsi"/>
-        </w:rPr>
-        <w:t>•</w:t>
-      </w:r>
-      <w:r>
-        <w:rPr>
-          <w:rFonts w:eastAsiaTheme="majorEastAsia" w:cstheme="minorHAnsi"/>
-        </w:rPr>
-        <w:tab/>
-        <w:t>Real Decreto 487/1.997, de 14 de abril, sobre Disposiciones mínimas de seguridad y salud relativas a la manipulación manual de cargas que entrañe riesgos, en particular dorsolumbares, para los trabajadores.</w:t>
-      </w:r>
-    </w:p>
-    <w:p>
-      <w:pPr>
-        <w:ind w:left="426" w:hanging="426"/>
-        <w:rPr>
-          <w:rFonts w:eastAsiaTheme="majorEastAsia" w:cstheme="minorHAnsi"/>
-        </w:rPr>
-      </w:pPr>
-      <w:r>
-        <w:rPr>
-          <w:rFonts w:eastAsiaTheme="majorEastAsia" w:cstheme="minorHAnsi"/>
-        </w:rPr>
-        <w:t>•</w:t>
-      </w:r>
-      <w:r>
-        <w:rPr>
-          <w:rFonts w:eastAsiaTheme="majorEastAsia" w:cstheme="minorHAnsi"/>
-        </w:rPr>
-        <w:tab/>
-        <w:t>Real Decreto 773/1.997, de 30 de mayo, sobre Disposiciones mínimas de seguridad y salud relativas a la utilización por los trabajadores de equipos de protección individual, corrección de errores y modificaciones posteriores.</w:t>
-      </w:r>
-    </w:p>
-    <w:p>
-      <w:pPr>
-        <w:ind w:left="426" w:hanging="426"/>
-        <w:rPr>
-          <w:rFonts w:eastAsiaTheme="majorEastAsia" w:cstheme="minorHAnsi"/>
-        </w:rPr>
-      </w:pPr>
-      <w:r>
-        <w:rPr>
-          <w:rFonts w:eastAsiaTheme="majorEastAsia" w:cstheme="minorHAnsi"/>
-        </w:rPr>
-        <w:t>•</w:t>
-      </w:r>
-      <w:r>
-        <w:rPr>
-          <w:rFonts w:eastAsiaTheme="majorEastAsia" w:cstheme="minorHAnsi"/>
-        </w:rPr>
-        <w:tab/>
-        <w:t>Real Decreto 614/2.001, de 8 de junio, sobre Disposiciones mínimas para la protección de la salud y seguridad de los trabajadores frente al riesgo eléctrico.</w:t>
-      </w:r>
-    </w:p>
-    <w:p>
-      <w:pPr>
-        <w:ind w:left="426" w:hanging="426"/>
-        <w:rPr>
-          <w:rFonts w:eastAsiaTheme="majorEastAsia" w:cstheme="minorHAnsi"/>
-        </w:rPr>
-      </w:pPr>
-      <w:r>
-        <w:rPr>
-          <w:rFonts w:eastAsiaTheme="majorEastAsia" w:cstheme="minorHAnsi"/>
-        </w:rPr>
-        <w:t>•</w:t>
-      </w:r>
-      <w:r>
-        <w:rPr>
-          <w:rFonts w:eastAsiaTheme="majorEastAsia" w:cstheme="minorHAnsi"/>
-        </w:rPr>
-        <w:tab/>
-        <w:t>Real Decreto 2.267/2.004, de 3 de diciembre, por el que se aprueba el Reglamento de seguridad contra incendios en los establecimientos industriales, corrección de errores y modificaciones posteriores.</w:t>
-      </w:r>
-    </w:p>
-    <w:p>
-      <w:pPr>
-        <w:ind w:left="426" w:hanging="426"/>
-        <w:rPr>
-          <w:rFonts w:eastAsiaTheme="majorEastAsia" w:cstheme="minorHAnsi"/>
-        </w:rPr>
-      </w:pPr>
-      <w:r>
-        <w:rPr>
-          <w:rFonts w:eastAsiaTheme="majorEastAsia" w:cstheme="minorHAnsi"/>
-        </w:rPr>
-        <w:t>•</w:t>
-      </w:r>
-      <w:r>
-        <w:rPr>
-          <w:rFonts w:eastAsiaTheme="majorEastAsia" w:cstheme="minorHAnsi"/>
-        </w:rPr>
-        <w:tab/>
-        <w:t>Recomendaciones UNESA.</w:t>
-      </w:r>
-    </w:p>
-    <w:p>
-      <w:pPr>
-        <w:ind w:left="426" w:hanging="426"/>
-        <w:rPr>
-          <w:rFonts w:eastAsiaTheme="majorEastAsia" w:cstheme="minorHAnsi"/>
-        </w:rPr>
-      </w:pPr>
-      <w:r>
-        <w:rPr>
-          <w:rFonts w:eastAsiaTheme="majorEastAsia" w:cstheme="minorHAnsi"/>
-        </w:rPr>
-        <w:t>•</w:t>
-      </w:r>
-      <w:r>
-        <w:rPr>
-          <w:rFonts w:eastAsiaTheme="majorEastAsia" w:cstheme="minorHAnsi"/>
-        </w:rPr>
-        <w:tab/>
-        <w:t>Real Decreto 1.627/1.997 de 24 de octubre de 1.997 sobre Disposiciones mínimas en materia de señalización de seguridad y salud en las obras.</w:t>
-      </w:r>
-    </w:p>
-    <w:p>
-      <w:pPr>
-        <w:ind w:left="426" w:hanging="426"/>
-        <w:rPr>
-          <w:rFonts w:eastAsiaTheme="majorEastAsia" w:cstheme="minorHAnsi"/>
-        </w:rPr>
-      </w:pPr>
-      <w:r>
-        <w:rPr>
-          <w:rFonts w:eastAsiaTheme="majorEastAsia" w:cstheme="minorHAnsi"/>
-        </w:rPr>
-        <w:t>•</w:t>
-      </w:r>
-      <w:r>
-        <w:rPr>
-          <w:rFonts w:eastAsiaTheme="majorEastAsia" w:cstheme="minorHAnsi"/>
-        </w:rPr>
-        <w:tab/>
-        <w:t>Condiciones impuestas por los Organismos Públicos afectados y Ordenanzas Municipales.</w:t>
-      </w:r>
-    </w:p>
-    <w:p>
-      <w:pPr>
-        <w:ind w:left="426" w:hanging="426"/>
-        <w:rPr>
-          <w:rFonts w:eastAsiaTheme="majorEastAsia" w:cstheme="minorHAnsi"/>
-        </w:rPr>
-      </w:pPr>
-      <w:r>
-        <w:rPr>
-          <w:rFonts w:eastAsiaTheme="majorEastAsia" w:cstheme="minorHAnsi"/>
-        </w:rPr>
-        <w:t>•</w:t>
-      </w:r>
-      <w:r>
-        <w:rPr>
-          <w:rFonts w:eastAsiaTheme="majorEastAsia" w:cstheme="minorHAnsi"/>
-        </w:rPr>
-        <w:tab/>
-        <w:t>Prescripciones de seguridad para trabajos y maniobras en Instalaciones Eléctricas, de la Comisión Técnica Permanente de la Asociación de Medicina y Seguridad en el Trabajo de UNESA.</w:t>
-      </w:r>
-    </w:p>
-    <w:p>
-      <w:pPr>
-        <w:ind w:left="426" w:hanging="426"/>
-        <w:rPr>
-          <w:rFonts w:eastAsiaTheme="majorEastAsia" w:cstheme="minorHAnsi"/>
-        </w:rPr>
-      </w:pPr>
-      <w:r>
-        <w:rPr>
-          <w:rFonts w:eastAsiaTheme="majorEastAsia" w:cstheme="minorHAnsi"/>
-        </w:rPr>
-        <w:t>•</w:t>
-      </w:r>
-      <w:r>
-        <w:rPr>
-          <w:rFonts w:eastAsiaTheme="majorEastAsia" w:cstheme="minorHAnsi"/>
-        </w:rPr>
-        <w:tab/>
-        <w:t>Real Decreto 314/2006, de 17 de marzo, por el que se aprueba el Código Técnico de la Edificación.</w:t>
-      </w:r>
-    </w:p>
-    <w:p>
-      <w:pPr>
-        <w:ind w:left="426" w:hanging="426"/>
-        <w:rPr>
-          <w:rFonts w:eastAsiaTheme="majorEastAsia" w:cstheme="minorHAnsi"/>
-        </w:rPr>
-      </w:pPr>
-      <w:r>
-        <w:rPr>
-          <w:rFonts w:eastAsiaTheme="majorEastAsia" w:cstheme="minorHAnsi"/>
-        </w:rPr>
-        <w:lastRenderedPageBreak/>
-        <w:t>•</w:t>
-      </w:r>
-      <w:r>
-        <w:rPr>
-          <w:rFonts w:eastAsiaTheme="majorEastAsia" w:cstheme="minorHAnsi"/>
-        </w:rPr>
-        <w:tab/>
-        <w:t>Real Decreto 732/2019, de 20 de diciembre, por el que se modifica el Código Técnico de la Edificación, aprobado por el Real Decreto 314/2006, de 17 de marzo.</w:t>
-      </w:r>
-    </w:p>
-    <w:p>
-      <w:pPr>
-        <w:ind w:left="426" w:hanging="426"/>
-        <w:rPr>
-          <w:rFonts w:eastAsiaTheme="majorEastAsia" w:cstheme="minorHAnsi"/>
-        </w:rPr>
-      </w:pPr>
-      <w:r>
-        <w:rPr>
-          <w:rFonts w:eastAsiaTheme="majorEastAsia" w:cstheme="minorHAnsi"/>
-        </w:rPr>
-        <w:t>•</w:t>
-      </w:r>
-      <w:r>
-        <w:rPr>
-          <w:rFonts w:eastAsiaTheme="majorEastAsia" w:cstheme="minorHAnsi"/>
-        </w:rPr>
-        <w:tab/>
-        <w:t>Instrucciones técnicas de los fabricantes y suministradores de equipos.</w:t>
-      </w:r>
-    </w:p>
-    <w:p>
-      <w:pPr>
-        <w:ind w:left="426" w:hanging="426"/>
-        <w:rPr>
-          <w:rFonts w:eastAsiaTheme="majorEastAsia" w:cstheme="minorHAnsi"/>
-        </w:rPr>
-      </w:pPr>
-      <w:r>
-        <w:rPr>
-          <w:rFonts w:eastAsiaTheme="majorEastAsia" w:cstheme="minorHAnsi"/>
-        </w:rPr>
-        <w:t>•</w:t>
-      </w:r>
-      <w:r>
-        <w:rPr>
-          <w:rFonts w:eastAsiaTheme="majorEastAsia" w:cstheme="minorHAnsi"/>
-        </w:rPr>
-        <w:tab/>
-        <w:t>Normas particulares y de normalización de la Cía. Suministradora de Energía Eléctrica.</w:t>
-      </w:r>
-    </w:p>
-    <w:p>
-      <w:pPr>
-        <w:ind w:left="426" w:hanging="426"/>
-        <w:rPr>
-          <w:rFonts w:eastAsiaTheme="majorEastAsia" w:cstheme="minorHAnsi"/>
-        </w:rPr>
-      </w:pPr>
-      <w:r>
-        <w:rPr>
-          <w:rFonts w:eastAsiaTheme="majorEastAsia" w:cstheme="minorHAnsi"/>
-        </w:rPr>
-        <w:t>•</w:t>
-      </w:r>
-      <w:r>
-        <w:rPr>
-          <w:rFonts w:eastAsiaTheme="majorEastAsia" w:cstheme="minorHAnsi"/>
-        </w:rPr>
-        <w:tab/>
-        <w:t>UNE 20432-3/1994: Ensayo de cables eléctricos.</w:t>
-      </w:r>
-    </w:p>
-    <w:p>
-      <w:pPr>
-        <w:ind w:left="426" w:hanging="426"/>
-        <w:rPr>
-          <w:rFonts w:eastAsiaTheme="majorEastAsia" w:cstheme="minorHAnsi"/>
-        </w:rPr>
-      </w:pPr>
-      <w:r>
-        <w:rPr>
-          <w:rFonts w:eastAsiaTheme="majorEastAsia" w:cstheme="minorHAnsi"/>
-        </w:rPr>
-        <w:t>•</w:t>
-      </w:r>
-      <w:r>
-        <w:rPr>
-          <w:rFonts w:eastAsiaTheme="majorEastAsia" w:cstheme="minorHAnsi"/>
-        </w:rPr>
-        <w:tab/>
-        <w:t>UNE 20460-4-41/1998: Instalaciones eléctricas en edificios.</w:t>
-      </w:r>
-    </w:p>
-    <w:p>
-      <w:pPr>
-        <w:ind w:left="426" w:hanging="426"/>
-        <w:rPr>
-          <w:rFonts w:eastAsiaTheme="majorEastAsia" w:cstheme="minorHAnsi"/>
-        </w:rPr>
-      </w:pPr>
-      <w:r>
-        <w:rPr>
-          <w:rFonts w:eastAsiaTheme="majorEastAsia" w:cstheme="minorHAnsi"/>
-        </w:rPr>
-        <w:t>•</w:t>
-      </w:r>
-      <w:r>
-        <w:rPr>
-          <w:rFonts w:eastAsiaTheme="majorEastAsia" w:cstheme="minorHAnsi"/>
-        </w:rPr>
-        <w:tab/>
-        <w:t>UNE 21081/1999: Interruptores automáticos de corriente alterna para alta tensión.</w:t>
-      </w:r>
-    </w:p>
-    <w:p>
-      <w:pPr>
-        <w:ind w:left="426" w:hanging="426"/>
-        <w:rPr>
-          <w:rFonts w:eastAsiaTheme="majorEastAsia" w:cstheme="minorHAnsi"/>
-        </w:rPr>
-      </w:pPr>
-      <w:r>
-        <w:rPr>
-          <w:rFonts w:eastAsiaTheme="majorEastAsia" w:cstheme="minorHAnsi"/>
-        </w:rPr>
-        <w:t>•</w:t>
-      </w:r>
-      <w:r>
-        <w:rPr>
-          <w:rFonts w:eastAsiaTheme="majorEastAsia" w:cstheme="minorHAnsi"/>
-        </w:rPr>
-        <w:tab/>
-        <w:t>UNE 21127/1991: Tensiones normales.</w:t>
-      </w:r>
-    </w:p>
-    <w:p>
-      <w:pPr>
-        <w:ind w:left="426" w:hanging="426"/>
-        <w:rPr>
-          <w:rFonts w:eastAsiaTheme="majorEastAsia" w:cstheme="minorHAnsi"/>
-        </w:rPr>
-      </w:pPr>
-      <w:r>
-        <w:rPr>
-          <w:rFonts w:eastAsiaTheme="majorEastAsia" w:cstheme="minorHAnsi"/>
-        </w:rPr>
-        <w:t>•</w:t>
-      </w:r>
-      <w:r>
-        <w:rPr>
-          <w:rFonts w:eastAsiaTheme="majorEastAsia" w:cstheme="minorHAnsi"/>
-        </w:rPr>
-        <w:tab/>
-        <w:t>UNE 21587/1996: Transformadores de medida.</w:t>
-      </w:r>
-    </w:p>
-    <w:p>
-      <w:pPr>
-        <w:ind w:left="426" w:hanging="426"/>
-        <w:rPr>
-          <w:rFonts w:eastAsiaTheme="majorEastAsia" w:cstheme="minorHAnsi"/>
-        </w:rPr>
-      </w:pPr>
-      <w:r>
-        <w:rPr>
-          <w:rFonts w:eastAsiaTheme="majorEastAsia" w:cstheme="minorHAnsi"/>
-        </w:rPr>
-        <w:t>•</w:t>
-      </w:r>
-      <w:r>
-        <w:rPr>
-          <w:rFonts w:eastAsiaTheme="majorEastAsia" w:cstheme="minorHAnsi"/>
-        </w:rPr>
-        <w:tab/>
-        <w:t>UNE EN 60909-0/2002: Corrientes de cortocircuito.</w:t>
-      </w:r>
-    </w:p>
-    <w:p>
-      <w:pPr>
-        <w:ind w:left="426" w:hanging="426"/>
-        <w:rPr>
-          <w:rFonts w:eastAsiaTheme="majorEastAsia" w:cstheme="minorHAnsi"/>
-        </w:rPr>
-      </w:pPr>
-      <w:r>
-        <w:rPr>
-          <w:rFonts w:eastAsiaTheme="majorEastAsia" w:cstheme="minorHAnsi"/>
-        </w:rPr>
-        <w:t>•</w:t>
-      </w:r>
-      <w:r>
-        <w:rPr>
-          <w:rFonts w:eastAsiaTheme="majorEastAsia" w:cstheme="minorHAnsi"/>
-        </w:rPr>
-        <w:tab/>
-        <w:t>UNE EN 61330/1997: Centros de transformación prefabricados.</w:t>
-      </w:r>
-    </w:p>
-    <w:p>
-      <w:pPr>
-        <w:ind w:left="426" w:hanging="426"/>
-        <w:rPr>
-          <w:rFonts w:eastAsiaTheme="majorEastAsia" w:cstheme="minorHAnsi"/>
-        </w:rPr>
-      </w:pPr>
-      <w:r>
-        <w:rPr>
-          <w:rFonts w:eastAsiaTheme="majorEastAsia" w:cstheme="minorHAnsi"/>
-        </w:rPr>
-        <w:t>•</w:t>
-      </w:r>
-      <w:r>
-        <w:rPr>
-          <w:rFonts w:eastAsiaTheme="majorEastAsia" w:cstheme="minorHAnsi"/>
-        </w:rPr>
-        <w:tab/>
-        <w:t>Instrucción de Servicio 2-CT/2003 sobre el mantenimiento obligatorio para los Centros de Transformación.</w:t>
-      </w:r>
-    </w:p>
-    <w:p>
-      <w:pPr>
-        <w:ind w:left="426" w:hanging="426"/>
-        <w:rPr>
-          <w:rFonts w:eastAsiaTheme="majorEastAsia" w:cstheme="minorHAnsi"/>
-        </w:rPr>
-      </w:pPr>
-      <w:r>
-        <w:rPr>
-          <w:rFonts w:eastAsiaTheme="majorEastAsia" w:cstheme="minorHAnsi"/>
-        </w:rPr>
-        <w:t>•</w:t>
-      </w:r>
-      <w:r>
-        <w:rPr>
-          <w:rFonts w:eastAsiaTheme="majorEastAsia" w:cstheme="minorHAnsi"/>
-        </w:rPr>
-        <w:tab/>
-        <w:t>Instrucción de Servicio 1-AT/2004 de la Dirección General de Industria y Energía sobre modelos de Certificados de inspección de instalaciones de alta tensión.</w:t>
-      </w:r>
-    </w:p>
-    <w:p>
-      <w:pPr>
-        <w:ind w:left="426" w:hanging="426"/>
-        <w:rPr>
-          <w:rFonts w:eastAsiaTheme="majorEastAsia" w:cstheme="minorHAnsi"/>
-        </w:rPr>
-      </w:pPr>
-      <w:r>
-        <w:rPr>
-          <w:rFonts w:eastAsiaTheme="majorEastAsia" w:cstheme="minorHAnsi"/>
-        </w:rPr>
-        <w:t>•</w:t>
-      </w:r>
-      <w:r>
-        <w:rPr>
-          <w:rFonts w:eastAsiaTheme="majorEastAsia" w:cstheme="minorHAnsi"/>
-        </w:rPr>
-        <w:tab/>
-        <w:t>Pliego de Condiciones Técnicas para instalaciones conectadas a red (IDAE).</w:t>
-      </w:r>
-    </w:p>
-    <w:p>
-      <w:pPr>
-        <w:ind w:left="426" w:hanging="426"/>
-        <w:rPr>
-          <w:rFonts w:eastAsiaTheme="majorEastAsia" w:cstheme="minorHAnsi"/>
-        </w:rPr>
-      </w:pPr>
-      <w:r>
-        <w:rPr>
-          <w:rFonts w:eastAsiaTheme="majorEastAsia" w:cstheme="minorHAnsi"/>
-        </w:rPr>
-        <w:t>•</w:t>
-      </w:r>
-      <w:r>
-        <w:rPr>
-          <w:rFonts w:eastAsiaTheme="majorEastAsia" w:cstheme="minorHAnsi"/>
-        </w:rPr>
-        <w:tab/>
-        <w:t>Directiva 2014/30/UE del Parlamento Europeo y del Consejo, de 26 de febrero de 2014, sobre la armonización de las legislaciones de los Estados miembros en materia de compatibilidad electromagnética (refundición).</w:t>
-      </w:r>
-    </w:p>
-    <w:p>
-      <w:pPr>
-        <w:ind w:left="426" w:hanging="426"/>
-        <w:rPr>
-          <w:rFonts w:eastAsiaTheme="majorEastAsia" w:cstheme="minorHAnsi"/>
-        </w:rPr>
-      </w:pPr>
-      <w:r>
-        <w:rPr>
-          <w:rFonts w:eastAsiaTheme="majorEastAsia" w:cstheme="minorHAnsi"/>
-        </w:rPr>
-        <w:t>•</w:t>
-      </w:r>
-      <w:r>
-        <w:rPr>
-          <w:rFonts w:eastAsiaTheme="majorEastAsia" w:cstheme="minorHAnsi"/>
-        </w:rPr>
-        <w:tab/>
-        <w:t>Demás condiciones impuestas por los Organismos públicos afectados y ordenanzas Municipales.</w:t>
-      </w:r>
-    </w:p>
-    <w:p>
-      <w:pPr>
-        <w:ind w:left="426" w:hanging="426"/>
-        <w:rPr>
-          <w:rFonts w:eastAsiaTheme="majorEastAsia" w:cstheme="minorHAnsi"/>
-          <w:lang w:val="en-GB"/>
-        </w:rPr>
-      </w:pPr>
-      <w:r>
-        <w:rPr>
-          <w:rFonts w:eastAsiaTheme="majorEastAsia" w:cstheme="minorHAnsi"/>
-          <w:lang w:val="en-GB"/>
-        </w:rPr>
-        <w:t>•</w:t>
-      </w:r>
-      <w:r>
-        <w:rPr>
-          <w:rFonts w:eastAsiaTheme="majorEastAsia" w:cstheme="minorHAnsi"/>
-          <w:lang w:val="en-GB"/>
-        </w:rPr>
-        <w:tab/>
-        <w:t>International Standardization Organization (ISO).</w:t>
-      </w:r>
-    </w:p>
-    <w:p>
-      <w:pPr>
-        <w:ind w:left="426" w:hanging="426"/>
-        <w:rPr>
-          <w:rFonts w:eastAsiaTheme="majorEastAsia" w:cstheme="minorHAnsi"/>
-          <w:lang w:val="en-GB"/>
-        </w:rPr>
-      </w:pPr>
-      <w:r>
-        <w:rPr>
-          <w:rFonts w:eastAsiaTheme="majorEastAsia" w:cstheme="minorHAnsi"/>
-          <w:lang w:val="en-GB"/>
-        </w:rPr>
-        <w:t>•</w:t>
-      </w:r>
-      <w:r>
-        <w:rPr>
-          <w:rFonts w:eastAsiaTheme="majorEastAsia" w:cstheme="minorHAnsi"/>
-          <w:lang w:val="en-GB"/>
-        </w:rPr>
-        <w:tab/>
-        <w:t>International Electrotechnical Commission (IEC).</w:t>
-      </w:r>
-    </w:p>
-    <w:p>
-      <w:pPr>
-        <w:ind w:left="426" w:hanging="426"/>
-        <w:rPr>
-          <w:rFonts w:eastAsiaTheme="majorEastAsia" w:cstheme="minorHAnsi"/>
-        </w:rPr>
-      </w:pPr>
-      <w:r>
-        <w:rPr>
-          <w:rFonts w:eastAsiaTheme="majorEastAsia" w:cstheme="minorHAnsi"/>
-        </w:rPr>
-        <w:t>•</w:t>
-      </w:r>
-      <w:r>
-        <w:rPr>
-          <w:rFonts w:eastAsiaTheme="majorEastAsia" w:cstheme="minorHAnsi"/>
-        </w:rPr>
-        <w:tab/>
-        <w:t>UNE-HD 60364-5-52.</w:t>
-      </w:r>
-    </w:p>
-    <w:p>
-      <w:pPr>
-        <w:ind w:left="426" w:hanging="426"/>
-        <w:rPr>
-          <w:rFonts w:eastAsiaTheme="majorEastAsia" w:cstheme="minorHAnsi"/>
-        </w:rPr>
-      </w:pPr>
-      <w:r>
-        <w:rPr>
-          <w:rFonts w:eastAsiaTheme="majorEastAsia" w:cstheme="minorHAnsi"/>
-        </w:rPr>
-        <w:t>•</w:t>
-      </w:r>
-      <w:r>
-        <w:rPr>
-          <w:rFonts w:eastAsiaTheme="majorEastAsia" w:cstheme="minorHAnsi"/>
-        </w:rPr>
-        <w:tab/>
-        <w:t>Real Decreto 842/2002, de 2 de agosto, Aprueba del Reglamento Electrotécnico Baja Tensión. Ministerio de Ciencia y Tecnología (18-09-2002).</w:t>
-      </w:r>
-    </w:p>
-    <w:p>
-      <w:pPr>
-        <w:ind w:left="426" w:hanging="426"/>
-        <w:rPr>
-          <w:rFonts w:eastAsiaTheme="majorEastAsia" w:cstheme="minorHAnsi"/>
-        </w:rPr>
-      </w:pPr>
-      <w:r>
-        <w:rPr>
-          <w:rFonts w:eastAsiaTheme="majorEastAsia" w:cstheme="minorHAnsi"/>
-        </w:rPr>
-        <w:lastRenderedPageBreak/>
-        <w:t>•</w:t>
-      </w:r>
-      <w:r>
-        <w:rPr>
-          <w:rFonts w:eastAsiaTheme="majorEastAsia" w:cstheme="minorHAnsi"/>
-        </w:rPr>
-        <w:tab/>
-        <w:t>Real Decreto 842/2002, de 2 de agosto, por el que se aprueba el Reglamento electrotécnico para baja tensión. UNE 211435:2011: Guía para la elección de cables eléctricos de tensión asignada superior o igual a 0,6/1 kV para circuitos de distribución de energía eléctrica.</w:t>
-      </w:r>
-    </w:p>
-    <w:p>
-      <w:pPr>
-        <w:ind w:left="426" w:hanging="426"/>
-        <w:rPr>
-          <w:rFonts w:eastAsiaTheme="majorEastAsia" w:cstheme="minorHAnsi"/>
-        </w:rPr>
-      </w:pPr>
-      <w:r>
-        <w:rPr>
-          <w:rFonts w:eastAsiaTheme="majorEastAsia" w:cstheme="minorHAnsi"/>
-        </w:rPr>
-        <w:t>•</w:t>
-      </w:r>
-      <w:r>
-        <w:rPr>
-          <w:rFonts w:eastAsiaTheme="majorEastAsia" w:cstheme="minorHAnsi"/>
-        </w:rPr>
-        <w:tab/>
-        <w:t>UNE-HD 60364-5-52:2014: Instalaciones eléctricas de baja tensión. Parte 5-52: Selección e instalación de equipos eléctricos. Canalizaciones.</w:t>
-      </w:r>
-    </w:p>
-    <w:p>
-      <w:pPr>
-        <w:ind w:left="426" w:hanging="426"/>
-        <w:rPr>
-          <w:rFonts w:eastAsiaTheme="majorEastAsia" w:cstheme="minorHAnsi"/>
-        </w:rPr>
-      </w:pPr>
-      <w:r>
-        <w:rPr>
-          <w:rFonts w:eastAsiaTheme="majorEastAsia" w:cstheme="minorHAnsi"/>
-        </w:rPr>
-        <w:t>•</w:t>
-      </w:r>
-      <w:r>
-        <w:rPr>
-          <w:rFonts w:eastAsiaTheme="majorEastAsia" w:cstheme="minorHAnsi"/>
-        </w:rPr>
-        <w:tab/>
-        <w:t>UNE-HD 60364-7-712:2017: Instalaciones eléctricas de baja tensión. Parte 7-712: Requisitos para instalaciones o emplazamientos especiales. Sistemas de alimentación solar fotovoltaica (FV).</w:t>
-      </w:r>
-    </w:p>
-    <w:p>
-      <w:pPr>
-        <w:ind w:left="426" w:hanging="426"/>
-        <w:rPr>
-          <w:rFonts w:eastAsiaTheme="majorEastAsia" w:cstheme="minorHAnsi"/>
-        </w:rPr>
-      </w:pPr>
-      <w:r>
-        <w:rPr>
-          <w:rFonts w:eastAsiaTheme="majorEastAsia" w:cstheme="minorHAnsi"/>
-        </w:rPr>
-        <w:t>•</w:t>
-      </w:r>
-      <w:r>
-        <w:rPr>
-          <w:rFonts w:eastAsiaTheme="majorEastAsia" w:cstheme="minorHAnsi"/>
-        </w:rPr>
-        <w:tab/>
-        <w:t>UNE 21089-1:2002: Identificación de los conductores aislados de los cables.</w:t>
-      </w:r>
-    </w:p>
-    <w:p>
-      <w:pPr>
-        <w:ind w:left="426" w:hanging="426"/>
-        <w:rPr>
-          <w:rFonts w:eastAsiaTheme="majorEastAsia" w:cstheme="minorHAnsi"/>
-        </w:rPr>
-      </w:pPr>
-      <w:r>
-        <w:rPr>
-          <w:rFonts w:eastAsiaTheme="majorEastAsia" w:cstheme="minorHAnsi"/>
-        </w:rPr>
-        <w:t>•</w:t>
-      </w:r>
-      <w:r>
-        <w:rPr>
-          <w:rFonts w:eastAsiaTheme="majorEastAsia" w:cstheme="minorHAnsi"/>
-        </w:rPr>
-        <w:tab/>
-        <w:t>UNE 21144:2012: Cables eléctricos. Cálculo de la intensidad admisible.</w:t>
-      </w:r>
-    </w:p>
-    <w:p>
-      <w:pPr>
-        <w:ind w:left="426" w:hanging="426"/>
-        <w:rPr>
-          <w:rFonts w:eastAsiaTheme="majorEastAsia" w:cstheme="minorHAnsi"/>
-        </w:rPr>
-      </w:pPr>
-      <w:r>
-        <w:rPr>
-          <w:rFonts w:eastAsiaTheme="majorEastAsia" w:cstheme="minorHAnsi"/>
-        </w:rPr>
-        <w:t>•</w:t>
-      </w:r>
-      <w:r>
-        <w:rPr>
-          <w:rFonts w:eastAsiaTheme="majorEastAsia" w:cstheme="minorHAnsi"/>
-        </w:rPr>
-        <w:tab/>
-        <w:t>UNE 21123-2:2017: Cables eléctricos de utilización industrial de tensión asignada 0,6/1 kV. Parte 2: Cables con aislamiento de polietileno reticulado y cubierta de policloruro de vinilo.</w:t>
-      </w:r>
-    </w:p>
-    <w:p>
-      <w:pPr>
-        <w:ind w:left="426" w:hanging="426"/>
-        <w:rPr>
-          <w:rFonts w:eastAsiaTheme="majorEastAsia" w:cstheme="minorHAnsi"/>
-        </w:rPr>
-      </w:pPr>
-      <w:r>
-        <w:rPr>
-          <w:rFonts w:eastAsiaTheme="majorEastAsia" w:cstheme="minorHAnsi"/>
-        </w:rPr>
-        <w:t>•</w:t>
-      </w:r>
-      <w:r>
-        <w:rPr>
-          <w:rFonts w:eastAsiaTheme="majorEastAsia" w:cstheme="minorHAnsi"/>
-        </w:rPr>
-        <w:tab/>
-        <w:t>UNE-EN 60228:2005: Conductores de cables aislados.</w:t>
-      </w:r>
-    </w:p>
-    <w:p>
-      <w:pPr>
-        <w:ind w:left="426" w:hanging="426"/>
-        <w:rPr>
-          <w:rFonts w:eastAsiaTheme="majorEastAsia" w:cstheme="minorHAnsi"/>
-        </w:rPr>
-      </w:pPr>
-      <w:r>
-        <w:rPr>
-          <w:rFonts w:eastAsiaTheme="majorEastAsia" w:cstheme="minorHAnsi"/>
-        </w:rPr>
-        <w:t>•</w:t>
-      </w:r>
-      <w:r>
-        <w:rPr>
-          <w:rFonts w:eastAsiaTheme="majorEastAsia" w:cstheme="minorHAnsi"/>
-        </w:rPr>
-        <w:tab/>
-        <w:t>UNE-EN 50525-2-51:2012: Cables eléctricos de baja tensión. Cables de tensión asignada inferior o igual a 450/750 V (Uo/U). Parte 2-51: Cables de utilización general. Cables de control resistentes al aceite con aislamiento termoplástico (PVC).</w:t>
-      </w:r>
-    </w:p>
-    <w:p>
-      <w:pPr>
-        <w:ind w:left="426" w:hanging="426"/>
-        <w:rPr>
-          <w:rFonts w:eastAsiaTheme="majorEastAsia" w:cstheme="minorHAnsi"/>
-        </w:rPr>
-      </w:pPr>
-      <w:r>
-        <w:rPr>
-          <w:rFonts w:eastAsiaTheme="majorEastAsia" w:cstheme="minorHAnsi"/>
-        </w:rPr>
-        <w:t>•</w:t>
-      </w:r>
-      <w:r>
-        <w:rPr>
-          <w:rFonts w:eastAsiaTheme="majorEastAsia" w:cstheme="minorHAnsi"/>
-        </w:rPr>
-        <w:tab/>
-        <w:t>UNE-EN 61439-1/2/3:2012: Conjuntos de aparamenta de baja tensión.</w:t>
-      </w:r>
-    </w:p>
-    <w:p>
-      <w:pPr>
-        <w:ind w:left="426" w:hanging="426"/>
-        <w:rPr>
-          <w:rFonts w:eastAsiaTheme="majorEastAsia" w:cstheme="minorHAnsi"/>
-        </w:rPr>
-      </w:pPr>
-      <w:r>
-        <w:rPr>
-          <w:rFonts w:eastAsiaTheme="majorEastAsia" w:cstheme="minorHAnsi"/>
-        </w:rPr>
-        <w:t>•</w:t>
-      </w:r>
-      <w:r>
-        <w:rPr>
-          <w:rFonts w:eastAsiaTheme="majorEastAsia" w:cstheme="minorHAnsi"/>
-        </w:rPr>
-        <w:tab/>
-        <w:t>UNE-EN 60947-1:2008: Aparamenta de baja tensión. Parte 1, Reglas generales.</w:t>
-      </w:r>
-    </w:p>
-    <w:p>
-      <w:pPr>
-        <w:ind w:left="426" w:hanging="426"/>
-        <w:rPr>
-          <w:rFonts w:eastAsiaTheme="majorEastAsia" w:cstheme="minorHAnsi"/>
-        </w:rPr>
-      </w:pPr>
-      <w:r>
-        <w:rPr>
-          <w:rFonts w:eastAsiaTheme="majorEastAsia" w:cstheme="minorHAnsi"/>
-        </w:rPr>
-        <w:t>•</w:t>
-      </w:r>
-      <w:r>
-        <w:rPr>
-          <w:rFonts w:eastAsiaTheme="majorEastAsia" w:cstheme="minorHAnsi"/>
-        </w:rPr>
-        <w:tab/>
-        <w:t>IEC 60364:2011: Instalaciones eléctricas de baja tensión.</w:t>
-      </w:r>
-    </w:p>
-    <w:p>
-      <w:pPr>
-        <w:ind w:left="426" w:hanging="426"/>
-        <w:rPr>
-          <w:rFonts w:eastAsiaTheme="majorEastAsia" w:cstheme="minorHAnsi"/>
-        </w:rPr>
-      </w:pPr>
-      <w:r>
-        <w:rPr>
-          <w:rFonts w:eastAsiaTheme="majorEastAsia" w:cstheme="minorHAnsi"/>
-        </w:rPr>
-        <w:t>•</w:t>
-      </w:r>
-      <w:r>
-        <w:rPr>
-          <w:rFonts w:eastAsiaTheme="majorEastAsia" w:cstheme="minorHAnsi"/>
-        </w:rPr>
-        <w:tab/>
-        <w:t>UNE 211003-1:2001: Límites de temperatura de cortocircuito en cables eléctricos de tensión asignada de 1 kV (Um= 1,2 kV) a 3 kV (Um=3,6 kV).</w:t>
-      </w:r>
-    </w:p>
-    <w:p>
-      <w:pPr>
-        <w:ind w:left="426" w:hanging="426"/>
-        <w:rPr>
-          <w:rFonts w:eastAsiaTheme="majorEastAsia" w:cstheme="minorHAnsi"/>
-        </w:rPr>
-      </w:pPr>
-      <w:r>
-        <w:rPr>
-          <w:rFonts w:eastAsiaTheme="majorEastAsia" w:cstheme="minorHAnsi"/>
-        </w:rPr>
-        <w:t>•</w:t>
-      </w:r>
-      <w:r>
-        <w:rPr>
-          <w:rFonts w:eastAsiaTheme="majorEastAsia" w:cstheme="minorHAnsi"/>
-        </w:rPr>
-        <w:tab/>
-        <w:t>UNE-EN 60228:2005: Conductores de cables aislados.</w:t>
-      </w:r>
-    </w:p>
-    <w:p>
-      <w:pPr>
-        <w:ind w:left="426" w:hanging="426"/>
-        <w:rPr>
-          <w:rFonts w:eastAsiaTheme="majorEastAsia" w:cstheme="minorHAnsi"/>
-          <w:lang w:val="en-GB"/>
-        </w:rPr>
-      </w:pPr>
-      <w:r>
-        <w:rPr>
-          <w:rFonts w:eastAsiaTheme="majorEastAsia" w:cstheme="minorHAnsi"/>
-          <w:lang w:val="en-GB"/>
-        </w:rPr>
-        <w:t>•</w:t>
-      </w:r>
-      <w:r>
-        <w:rPr>
-          <w:rFonts w:eastAsiaTheme="majorEastAsia" w:cstheme="minorHAnsi"/>
-          <w:lang w:val="en-GB"/>
-        </w:rPr>
-        <w:tab/>
-        <w:t>IEC 60949 - Calculation of thermally permissible short-circuit currents, taking into account non-adiabatic heating effects.</w:t>
-      </w:r>
-    </w:p>
-    <w:p>
-      <w:pPr>
-        <w:ind w:left="426" w:hanging="426"/>
-        <w:rPr>
-          <w:rFonts w:eastAsiaTheme="majorEastAsia" w:cstheme="minorHAnsi"/>
-        </w:rPr>
-      </w:pPr>
-      <w:r>
-        <w:rPr>
-          <w:rFonts w:eastAsiaTheme="majorEastAsia" w:cstheme="minorHAnsi"/>
-        </w:rPr>
-        <w:t>•</w:t>
-      </w:r>
-      <w:r>
-        <w:rPr>
-          <w:rFonts w:eastAsiaTheme="majorEastAsia" w:cstheme="minorHAnsi"/>
-        </w:rPr>
-        <w:tab/>
-        <w:t>ITC RAT: Instrucción Técnica Complementaria del Reglamento de alta Tensión.</w:t>
-      </w:r>
-    </w:p>
-    <w:p>
-      <w:pPr>
-        <w:ind w:left="426" w:hanging="426"/>
-        <w:rPr>
-          <w:rFonts w:eastAsiaTheme="majorEastAsia" w:cstheme="minorHAnsi"/>
-        </w:rPr>
-      </w:pPr>
-      <w:r>
-        <w:rPr>
-          <w:rFonts w:eastAsiaTheme="majorEastAsia" w:cstheme="minorHAnsi"/>
-        </w:rPr>
-        <w:t>•</w:t>
-      </w:r>
-      <w:r>
-        <w:rPr>
-          <w:rFonts w:eastAsiaTheme="majorEastAsia" w:cstheme="minorHAnsi"/>
-        </w:rPr>
-        <w:tab/>
-        <w:t>UNE-EN 60228:2005: Conductores de cables aislados.</w:t>
-      </w:r>
-    </w:p>
-    <w:p>
-      <w:pPr>
-        <w:ind w:left="426" w:hanging="426"/>
-        <w:rPr>
-          <w:rFonts w:eastAsiaTheme="majorEastAsia" w:cstheme="minorHAnsi"/>
-        </w:rPr>
-      </w:pPr>
-      <w:r>
-        <w:rPr>
-          <w:rFonts w:eastAsiaTheme="majorEastAsia" w:cstheme="minorHAnsi"/>
-        </w:rPr>
-        <w:t>•</w:t>
-      </w:r>
-      <w:r>
-        <w:rPr>
-          <w:rFonts w:eastAsiaTheme="majorEastAsia" w:cstheme="minorHAnsi"/>
-        </w:rPr>
-        <w:tab/>
-        <w:t>IEC 60364:2011: Instalaciones eléctricas de baja tensión.</w:t>
-      </w:r>
-    </w:p>
-    <w:p>
-      <w:pPr>
-        <w:ind w:left="426" w:hanging="426"/>
-        <w:rPr>
-          <w:rFonts w:eastAsiaTheme="majorEastAsia" w:cstheme="minorHAnsi"/>
-        </w:rPr>
-      </w:pPr>
-      <w:r>
-        <w:rPr>
-          <w:rFonts w:eastAsiaTheme="majorEastAsia" w:cstheme="minorHAnsi"/>
-        </w:rPr>
-        <w:lastRenderedPageBreak/>
-        <w:t>•</w:t>
-      </w:r>
-      <w:r>
-        <w:rPr>
-          <w:rFonts w:eastAsiaTheme="majorEastAsia" w:cstheme="minorHAnsi"/>
-        </w:rPr>
-        <w:tab/>
-        <w:t>IEC 61643-11:2013: Dispositivos de protección contra sobretensiones transitorias de baja tensión. Parte 11: Dispositivos de protección contra sobretensiones transitorias conectados a sistemas eléctricos de baja tensión. Requisitos y métodos de ensayo.</w:t>
-      </w:r>
-    </w:p>
-    <w:p>
-      <w:pPr>
-        <w:ind w:left="426" w:hanging="426"/>
-        <w:rPr>
-          <w:rFonts w:eastAsiaTheme="majorEastAsia" w:cstheme="minorHAnsi"/>
-        </w:rPr>
-      </w:pPr>
-      <w:r>
-        <w:rPr>
-          <w:rFonts w:eastAsiaTheme="majorEastAsia" w:cstheme="minorHAnsi"/>
-        </w:rPr>
-        <w:t>•</w:t>
-      </w:r>
-      <w:r>
-        <w:rPr>
-          <w:rFonts w:eastAsiaTheme="majorEastAsia" w:cstheme="minorHAnsi"/>
-        </w:rPr>
-        <w:tab/>
-        <w:t>IEC 61140:2016: Protección contra los choques eléctricos. Aspectos comunes a las instalaciones y a los equipos.</w:t>
-      </w:r>
-    </w:p>
-    <w:p>
-      <w:pPr>
-        <w:ind w:left="426" w:hanging="426"/>
-        <w:rPr>
-          <w:rFonts w:eastAsiaTheme="majorEastAsia" w:cstheme="minorHAnsi"/>
-        </w:rPr>
-      </w:pPr>
-      <w:r>
-        <w:rPr>
-          <w:rFonts w:eastAsiaTheme="majorEastAsia" w:cstheme="minorHAnsi"/>
-        </w:rPr>
-        <w:t>•</w:t>
-      </w:r>
-      <w:r>
-        <w:rPr>
-          <w:rFonts w:eastAsiaTheme="majorEastAsia" w:cstheme="minorHAnsi"/>
-        </w:rPr>
-        <w:tab/>
-        <w:t>RBT - Reglamento Electrotécnico de Baja Tensión.</w:t>
-      </w:r>
-    </w:p>
-    <w:p>
-      <w:pPr>
-        <w:ind w:left="426" w:hanging="426"/>
-        <w:rPr>
-          <w:rFonts w:eastAsiaTheme="majorEastAsia" w:cstheme="minorHAnsi"/>
-        </w:rPr>
-      </w:pPr>
-      <w:r>
-        <w:rPr>
-          <w:rFonts w:eastAsiaTheme="majorEastAsia" w:cstheme="minorHAnsi"/>
-        </w:rPr>
-        <w:t>•</w:t>
-      </w:r>
-      <w:r>
-        <w:rPr>
-          <w:rFonts w:eastAsiaTheme="majorEastAsia" w:cstheme="minorHAnsi"/>
-        </w:rPr>
-        <w:tab/>
-        <w:t>ITC-BT 21: Instalaciones interiores o receptoras. Tubos y canales protectoras.</w:t>
-      </w:r>
-    </w:p>
-    <w:p>
-      <w:pPr>
-        <w:ind w:left="426" w:hanging="426"/>
-        <w:rPr>
-          <w:rFonts w:eastAsiaTheme="majorEastAsia" w:cstheme="minorHAnsi"/>
-        </w:rPr>
-      </w:pPr>
-      <w:r>
-        <w:rPr>
-          <w:rFonts w:eastAsiaTheme="majorEastAsia" w:cstheme="minorHAnsi"/>
-        </w:rPr>
-        <w:t>•</w:t>
-      </w:r>
-      <w:r>
-        <w:rPr>
-          <w:rFonts w:eastAsiaTheme="majorEastAsia" w:cstheme="minorHAnsi"/>
-        </w:rPr>
-        <w:tab/>
-        <w:t>ITC-BT 18: Instalaciones de puesta a tierra.</w:t>
-      </w:r>
-    </w:p>
-    <w:p>
-      <w:pPr>
-        <w:ind w:left="426" w:hanging="426"/>
-        <w:rPr>
-          <w:rFonts w:eastAsiaTheme="majorEastAsia" w:cstheme="minorHAnsi"/>
-        </w:rPr>
-      </w:pPr>
-      <w:r>
-        <w:rPr>
-          <w:rFonts w:eastAsiaTheme="majorEastAsia" w:cstheme="minorHAnsi"/>
-        </w:rPr>
-        <w:t>•</w:t>
-      </w:r>
-      <w:r>
-        <w:rPr>
-          <w:rFonts w:eastAsiaTheme="majorEastAsia" w:cstheme="minorHAnsi"/>
-        </w:rPr>
-        <w:tab/>
-        <w:t>UNE 36092:2014: Mallas electrosoldadas de acero para uso estructural en armaduras de hormigón armado. Mallas electrosoldadas fabricadas con alambres de acero B 500 T.</w:t>
-      </w:r>
-    </w:p>
-    <w:p>
-      <w:pPr>
-        <w:pStyle w:val="NEGRITANORMAL"/>
-        <w:rPr>
-          <w:rFonts w:cstheme="minorHAnsi"/>
-        </w:rPr>
-      </w:pPr>
-      <w:r>
-        <w:rPr>
-          <w:rFonts w:cstheme="minorHAnsi"/>
-        </w:rPr>
-        <w:t>LEGISLACIÓN INTERNACIONAL</w:t>
-      </w:r>
-    </w:p>
-    <w:p>
-      <w:pPr>
-        <w:ind w:left="426" w:hanging="426"/>
-        <w:rPr>
-          <w:rFonts w:eastAsiaTheme="majorEastAsia" w:cstheme="minorHAnsi"/>
-          <w:lang w:val="en-GB"/>
-        </w:rPr>
-      </w:pPr>
-      <w:r>
-        <w:rPr>
-          <w:rFonts w:eastAsiaTheme="majorEastAsia" w:cstheme="minorHAnsi"/>
-          <w:lang w:val="en-GB"/>
-        </w:rPr>
-        <w:t>•</w:t>
-      </w:r>
-      <w:r>
-        <w:rPr>
-          <w:rFonts w:eastAsiaTheme="majorEastAsia" w:cstheme="minorHAnsi"/>
-          <w:lang w:val="en-GB"/>
-        </w:rPr>
-        <w:tab/>
-        <w:t>IEC 60228: International Standard of the International Electrotechnical Commission for insulated cable conductors.</w:t>
-      </w:r>
-    </w:p>
-    <w:p>
-      <w:pPr>
-        <w:ind w:left="426" w:hanging="426"/>
-        <w:rPr>
-          <w:rFonts w:eastAsiaTheme="majorEastAsia" w:cstheme="minorHAnsi"/>
-          <w:lang w:val="en-GB"/>
-        </w:rPr>
-      </w:pPr>
-      <w:r>
-        <w:rPr>
-          <w:rFonts w:eastAsiaTheme="majorEastAsia" w:cstheme="minorHAnsi"/>
-          <w:lang w:val="en-GB"/>
-        </w:rPr>
-        <w:t>•</w:t>
-      </w:r>
-      <w:r>
-        <w:rPr>
-          <w:rFonts w:eastAsiaTheme="majorEastAsia" w:cstheme="minorHAnsi"/>
-          <w:lang w:val="en-GB"/>
-        </w:rPr>
-        <w:tab/>
-        <w:t>IEC 60502-1: International Standard of the International Electrotechnical Commission for cables rated at 1 kV (Umax = 1.2 kV) and 3 kV (Umax = 3.6 kV).</w:t>
-      </w:r>
-    </w:p>
-    <w:p>
-      <w:pPr>
-        <w:ind w:left="426" w:hanging="426"/>
-        <w:rPr>
-          <w:rFonts w:eastAsiaTheme="majorEastAsia" w:cstheme="minorHAnsi"/>
-          <w:lang w:val="en-GB"/>
-        </w:rPr>
-      </w:pPr>
-      <w:r>
-        <w:rPr>
-          <w:rFonts w:eastAsiaTheme="majorEastAsia" w:cstheme="minorHAnsi"/>
-          <w:lang w:val="en-GB"/>
-        </w:rPr>
-        <w:t>•</w:t>
-      </w:r>
-      <w:r>
-        <w:rPr>
-          <w:rFonts w:eastAsiaTheme="majorEastAsia" w:cstheme="minorHAnsi"/>
-          <w:lang w:val="en-GB"/>
-        </w:rPr>
-        <w:tab/>
-        <w:t>IEC 60304: International Standard of the International Electrotechnical Commission for standard insulation colors for cables and low frequency networks.</w:t>
-      </w:r>
-    </w:p>
-    <w:p>
-      <w:pPr>
-        <w:ind w:left="426" w:hanging="426"/>
-        <w:rPr>
-          <w:rFonts w:eastAsiaTheme="majorEastAsia" w:cstheme="minorHAnsi"/>
-          <w:lang w:val="en-GB"/>
-        </w:rPr>
-      </w:pPr>
-      <w:r>
-        <w:rPr>
-          <w:rFonts w:eastAsiaTheme="majorEastAsia" w:cstheme="minorHAnsi"/>
-          <w:lang w:val="en-GB"/>
-        </w:rPr>
-        <w:t>•</w:t>
-      </w:r>
-      <w:r>
-        <w:rPr>
-          <w:rFonts w:eastAsiaTheme="majorEastAsia" w:cstheme="minorHAnsi"/>
-          <w:lang w:val="en-GB"/>
-        </w:rPr>
-        <w:tab/>
-        <w:t>IEC 60216: International Standard of the International Electrotechnical Commission – Materials for Electrical Insulation – Thermal Properties and Durability.</w:t>
-      </w:r>
-    </w:p>
-    <w:p>
-      <w:pPr>
-        <w:ind w:left="426" w:hanging="426"/>
-        <w:rPr>
-          <w:rFonts w:eastAsiaTheme="majorEastAsia" w:cstheme="minorHAnsi"/>
-          <w:lang w:val="en-GB"/>
-        </w:rPr>
-      </w:pPr>
-      <w:r>
-        <w:rPr>
-          <w:rFonts w:eastAsiaTheme="majorEastAsia" w:cstheme="minorHAnsi"/>
-          <w:lang w:val="en-GB"/>
-        </w:rPr>
-        <w:t>•</w:t>
-      </w:r>
-      <w:r>
-        <w:rPr>
-          <w:rFonts w:eastAsiaTheme="majorEastAsia" w:cstheme="minorHAnsi"/>
-          <w:lang w:val="en-GB"/>
-        </w:rPr>
-        <w:tab/>
-        <w:t>IEC 60229: International Standard of the International Electrotechnical Commission for tests of exterior coverings with a special protection function and that are applied by extrusión.</w:t>
-      </w:r>
-    </w:p>
-    <w:p>
-      <w:pPr>
-        <w:ind w:left="426" w:hanging="426"/>
-        <w:rPr>
-          <w:rFonts w:eastAsiaTheme="majorEastAsia" w:cstheme="minorHAnsi"/>
-          <w:lang w:val="en-GB"/>
-        </w:rPr>
-      </w:pPr>
-      <w:r>
-        <w:rPr>
-          <w:rFonts w:eastAsiaTheme="majorEastAsia" w:cstheme="minorHAnsi"/>
-          <w:lang w:val="en-GB"/>
-        </w:rPr>
-        <w:t>•</w:t>
-      </w:r>
-      <w:r>
-        <w:rPr>
-          <w:rFonts w:eastAsiaTheme="majorEastAsia" w:cstheme="minorHAnsi"/>
-          <w:lang w:val="en-GB"/>
-        </w:rPr>
-        <w:tab/>
-        <w:t>IEC 60230: International Standard of the International Electrotechnical Commission for impulse testing on cables and their accessories.</w:t>
-      </w:r>
-    </w:p>
-    <w:p>
-      <w:pPr>
-        <w:ind w:left="426" w:hanging="426"/>
-        <w:rPr>
-          <w:rFonts w:eastAsiaTheme="majorEastAsia" w:cstheme="minorHAnsi"/>
-          <w:lang w:val="en-GB"/>
-        </w:rPr>
-      </w:pPr>
-      <w:r>
-        <w:rPr>
-          <w:rFonts w:eastAsiaTheme="majorEastAsia" w:cstheme="minorHAnsi"/>
-          <w:lang w:val="en-GB"/>
-        </w:rPr>
-        <w:t>•</w:t>
-      </w:r>
-      <w:r>
-        <w:rPr>
-          <w:rFonts w:eastAsiaTheme="majorEastAsia" w:cstheme="minorHAnsi"/>
-          <w:lang w:val="en-GB"/>
-        </w:rPr>
-        <w:tab/>
-        <w:t>IEC 60811: International Standard of the International Electrotechnical Commission for Common test methods for insulation materials and electrical cable coverage.</w:t>
-      </w:r>
-    </w:p>
-    <w:p>
-      <w:pPr>
-        <w:ind w:left="426" w:hanging="426"/>
-        <w:rPr>
-          <w:rFonts w:eastAsiaTheme="majorEastAsia" w:cstheme="minorHAnsi"/>
-          <w:lang w:val="en-GB"/>
-        </w:rPr>
-      </w:pPr>
-      <w:r>
-        <w:rPr>
-          <w:rFonts w:eastAsiaTheme="majorEastAsia" w:cstheme="minorHAnsi"/>
-          <w:lang w:val="en-GB"/>
-        </w:rPr>
-        <w:t>•</w:t>
-      </w:r>
-      <w:r>
-        <w:rPr>
-          <w:rFonts w:eastAsiaTheme="majorEastAsia" w:cstheme="minorHAnsi"/>
-          <w:lang w:val="en-GB"/>
-        </w:rPr>
-        <w:tab/>
-        <w:t>IEEE 48: Standard of the Institute of Electrical and Electronics Engineers for terminals of medium and high voltage cables.</w:t>
-      </w:r>
-    </w:p>
-    <w:p>
-      <w:pPr>
-        <w:pStyle w:val="NEGRITANORMAL"/>
-        <w:rPr>
-          <w:rFonts w:cstheme="minorHAnsi"/>
-        </w:rPr>
-      </w:pPr>
-      <w:r>
-        <w:rPr>
-          <w:rFonts w:cstheme="minorHAnsi"/>
-        </w:rPr>
-        <w:t>NORMATIVA MEDIOAMBIENTAL</w:t>
-      </w:r>
-    </w:p>
-    <w:p>
-      <w:pPr>
-        <w:ind w:left="426" w:hanging="426"/>
-        <w:rPr>
-          <w:rFonts w:eastAsiaTheme="majorEastAsia" w:cstheme="minorHAnsi"/>
-        </w:rPr>
-      </w:pPr>
-      <w:r>
-        <w:rPr>
-          <w:rFonts w:eastAsiaTheme="majorEastAsia" w:cstheme="minorHAnsi"/>
-        </w:rPr>
-        <w:lastRenderedPageBreak/>
-        <w:t>•</w:t>
-      </w:r>
-      <w:r>
-        <w:rPr>
-          <w:rFonts w:eastAsiaTheme="majorEastAsia" w:cstheme="minorHAnsi"/>
-        </w:rPr>
-        <w:tab/>
-        <w:t>Real Decreto 1432/2008, de 29 de agosto, por el que se establecen medidas para la Protección de la avifauna contra la colisión y la electrocución en líneas eléctricas de alta tensión (BOE nº 222, 13/09/2008).</w:t>
-      </w:r>
-    </w:p>
-    <w:p>
-      <w:pPr>
-        <w:ind w:left="426" w:hanging="426"/>
-        <w:rPr>
-          <w:rFonts w:eastAsiaTheme="majorEastAsia" w:cstheme="minorHAnsi"/>
-        </w:rPr>
-      </w:pPr>
-      <w:r>
-        <w:rPr>
-          <w:rFonts w:eastAsiaTheme="majorEastAsia" w:cstheme="minorHAnsi"/>
-        </w:rPr>
-        <w:t>•</w:t>
-      </w:r>
-      <w:r>
-        <w:rPr>
-          <w:rFonts w:eastAsiaTheme="majorEastAsia" w:cstheme="minorHAnsi"/>
-        </w:rPr>
-        <w:tab/>
-        <w:t>Ley 9/2018, de 5 de diciembre, por la que se modifica la Ley 21/2013, de 9 de diciembre, de evaluación Ambiental.</w:t>
-      </w:r>
-    </w:p>
-    <w:p>
-      <w:pPr>
-        <w:ind w:left="426" w:hanging="426"/>
-        <w:rPr>
-          <w:rFonts w:eastAsiaTheme="majorEastAsia" w:cstheme="minorHAnsi"/>
-        </w:rPr>
-      </w:pPr>
-      <w:r>
-        <w:rPr>
-          <w:rFonts w:eastAsiaTheme="majorEastAsia" w:cstheme="minorHAnsi"/>
-        </w:rPr>
-        <w:t>•</w:t>
-      </w:r>
-      <w:r>
-        <w:rPr>
-          <w:rFonts w:eastAsiaTheme="majorEastAsia" w:cstheme="minorHAnsi"/>
-        </w:rPr>
-        <w:tab/>
-        <w:t>Ley 21/2015, de 20 de julio, por la que se modifica la Ley 43/2003, de 21 de noviembre, de Montes.</w:t>
-      </w:r>
-    </w:p>
-    <w:p>
-      <w:pPr>
-        <w:ind w:left="426" w:hanging="426"/>
-        <w:rPr>
-          <w:rFonts w:eastAsiaTheme="majorEastAsia" w:cstheme="minorHAnsi"/>
-        </w:rPr>
-      </w:pPr>
-      <w:r>
-        <w:rPr>
-          <w:rFonts w:eastAsiaTheme="majorEastAsia" w:cstheme="minorHAnsi"/>
-        </w:rPr>
-        <w:t>•</w:t>
-      </w:r>
-      <w:r>
-        <w:rPr>
-          <w:rFonts w:eastAsiaTheme="majorEastAsia" w:cstheme="minorHAnsi"/>
-        </w:rPr>
-        <w:tab/>
-        <w:t>Ley 21/2013, de 9 de diciembre, de evaluación Ambiental.</w:t>
-      </w:r>
-    </w:p>
-    <w:p>
-      <w:pPr>
-        <w:ind w:left="426" w:hanging="426"/>
-        <w:rPr>
-          <w:rFonts w:eastAsiaTheme="majorEastAsia" w:cstheme="minorHAnsi"/>
-        </w:rPr>
-      </w:pPr>
-      <w:r>
-        <w:rPr>
-          <w:rFonts w:eastAsiaTheme="majorEastAsia" w:cstheme="minorHAnsi"/>
-        </w:rPr>
-        <w:t>•</w:t>
-      </w:r>
-      <w:r>
-        <w:rPr>
-          <w:rFonts w:eastAsiaTheme="majorEastAsia" w:cstheme="minorHAnsi"/>
-        </w:rPr>
-        <w:tab/>
-        <w:t>Ley 10/2021, de 9 de diciembre, de Administración Ambiental de Euskadi.</w:t>
-      </w:r>
-    </w:p>
-    <w:p>
-      <w:pPr>
-        <w:ind w:left="426" w:hanging="426"/>
-        <w:rPr>
-          <w:rFonts w:eastAsiaTheme="majorEastAsia" w:cstheme="minorHAnsi"/>
-        </w:rPr>
-      </w:pPr>
-      <w:r>
-        <w:rPr>
-          <w:rFonts w:eastAsiaTheme="majorEastAsia" w:cstheme="minorHAnsi"/>
-        </w:rPr>
-        <w:t>•</w:t>
-      </w:r>
-      <w:r>
-        <w:rPr>
-          <w:rFonts w:eastAsiaTheme="majorEastAsia" w:cstheme="minorHAnsi"/>
-        </w:rPr>
-        <w:tab/>
-        <w:t>Catálogo de paisajes singulares y sobresalientes del territorio histórico de Álava (Mayo 2005)</w:t>
-      </w:r>
-    </w:p>
-    <w:p>
-      <w:pPr>
-        <w:ind w:left="426" w:hanging="426"/>
-        <w:rPr>
-          <w:rFonts w:eastAsiaTheme="majorEastAsia" w:cstheme="minorHAnsi"/>
-        </w:rPr>
-      </w:pPr>
-      <w:r>
-        <w:rPr>
-          <w:rFonts w:eastAsiaTheme="majorEastAsia" w:cstheme="minorHAnsi"/>
-        </w:rPr>
-        <w:t>•</w:t>
-      </w:r>
-      <w:r>
-        <w:rPr>
-          <w:rFonts w:eastAsiaTheme="majorEastAsia" w:cstheme="minorHAnsi"/>
-        </w:rPr>
-        <w:tab/>
-        <w:t>Catálogo del paisaje área funcional de Álava Central (Diciembre 2020)</w:t>
-      </w:r>
-    </w:p>
-    <w:p>
-      <w:pPr>
-        <w:ind w:left="426" w:hanging="426"/>
-        <w:rPr>
-          <w:rFonts w:eastAsiaTheme="majorEastAsia" w:cstheme="minorHAnsi"/>
-        </w:rPr>
-      </w:pPr>
-      <w:r>
-        <w:rPr>
-          <w:rFonts w:eastAsiaTheme="majorEastAsia" w:cstheme="minorHAnsi"/>
-        </w:rPr>
-        <w:t>•</w:t>
-      </w:r>
-      <w:r>
-        <w:rPr>
-          <w:rFonts w:eastAsiaTheme="majorEastAsia" w:cstheme="minorHAnsi"/>
-        </w:rPr>
-        <w:tab/>
-        <w:t>Real Decreto 849/1986, de 11 de abril, por el que se aprueba el Reglamento del Dominio Público Hidráulico.</w:t>
-      </w:r>
-    </w:p>
-    <w:p>
-      <w:pPr>
-        <w:ind w:left="426" w:hanging="426"/>
-        <w:rPr>
-          <w:rFonts w:eastAsiaTheme="majorEastAsia" w:cstheme="minorHAnsi"/>
-        </w:rPr>
-      </w:pPr>
-      <w:r>
-        <w:rPr>
-          <w:rFonts w:eastAsiaTheme="majorEastAsia" w:cstheme="minorHAnsi"/>
-        </w:rPr>
-        <w:t>•</w:t>
-      </w:r>
-      <w:r>
-        <w:rPr>
-          <w:rFonts w:eastAsiaTheme="majorEastAsia" w:cstheme="minorHAnsi"/>
-        </w:rPr>
-        <w:tab/>
-        <w:t>Real Decreto Legislativo 1/2001, de 20 de julio, por el que se aprueba el texto refundido de la Ley de Aguas.</w:t>
-      </w:r>
-    </w:p>
-    <w:p>
-      <w:pPr>
-        <w:ind w:left="426" w:hanging="426"/>
-        <w:rPr>
-          <w:rFonts w:eastAsiaTheme="majorEastAsia" w:cstheme="minorHAnsi"/>
-        </w:rPr>
-      </w:pPr>
-      <w:r>
-        <w:rPr>
-          <w:rFonts w:eastAsiaTheme="majorEastAsia" w:cstheme="minorHAnsi"/>
-        </w:rPr>
-        <w:t>•</w:t>
-      </w:r>
-      <w:r>
-        <w:rPr>
-          <w:rFonts w:eastAsiaTheme="majorEastAsia" w:cstheme="minorHAnsi"/>
-        </w:rPr>
-        <w:tab/>
-        <w:t>Ley 6/2019, de 9 de mayo, de Patrimonio Cultural Vasco.</w:t>
-      </w:r>
-    </w:p>
-    <w:p>
-      <w:pPr>
-        <w:pStyle w:val="NEGRITANORMAL"/>
-        <w:rPr>
-          <w:rFonts w:cstheme="minorHAnsi"/>
-        </w:rPr>
-      </w:pPr>
-      <w:r>
-        <w:rPr>
-          <w:rFonts w:cstheme="minorHAnsi"/>
-        </w:rPr>
-        <w:t>NORMATIVA PREVENCIÓN DE RIESGOS LABORALES</w:t>
-      </w:r>
-    </w:p>
-    <w:p>
-      <w:pPr>
-        <w:ind w:left="426" w:hanging="426"/>
-        <w:rPr>
-          <w:rFonts w:eastAsiaTheme="majorEastAsia" w:cstheme="minorHAnsi"/>
-        </w:rPr>
-      </w:pPr>
-      <w:r>
-        <w:rPr>
-          <w:rFonts w:eastAsiaTheme="majorEastAsia" w:cstheme="minorHAnsi"/>
-        </w:rPr>
-        <w:t>•</w:t>
-      </w:r>
-      <w:r>
-        <w:rPr>
-          <w:rFonts w:eastAsiaTheme="majorEastAsia" w:cstheme="minorHAnsi"/>
-        </w:rPr>
-        <w:tab/>
-        <w:t>Ley 31/1.995, de 8 de noviembre, de Prevención de Riesgos Laborales, corrección de errores y modificaciones posteriores.</w:t>
-      </w:r>
-    </w:p>
-    <w:p>
-      <w:pPr>
-        <w:ind w:left="426" w:hanging="426"/>
-        <w:rPr>
-          <w:rFonts w:eastAsiaTheme="majorEastAsia" w:cstheme="minorHAnsi"/>
-        </w:rPr>
-      </w:pPr>
-      <w:r>
-        <w:rPr>
-          <w:rFonts w:eastAsiaTheme="majorEastAsia" w:cstheme="minorHAnsi"/>
-        </w:rPr>
-        <w:t>•</w:t>
-      </w:r>
-      <w:r>
-        <w:rPr>
-          <w:rFonts w:eastAsiaTheme="majorEastAsia" w:cstheme="minorHAnsi"/>
-        </w:rPr>
-        <w:tab/>
-        <w:t>Orden de 9 de marzo de 1.971 por la que se aprueba la Ordenanza General de Seguridad e Higiene en el Trabajo.</w:t>
-      </w:r>
-    </w:p>
-    <w:p>
-      <w:pPr>
-        <w:ind w:left="426" w:hanging="426"/>
-        <w:rPr>
-          <w:rFonts w:eastAsiaTheme="majorEastAsia" w:cstheme="minorHAnsi"/>
-        </w:rPr>
-      </w:pPr>
-      <w:r>
-        <w:rPr>
-          <w:rFonts w:eastAsiaTheme="majorEastAsia" w:cstheme="minorHAnsi"/>
-        </w:rPr>
-        <w:t>•</w:t>
-      </w:r>
-      <w:r>
-        <w:rPr>
-          <w:rFonts w:eastAsiaTheme="majorEastAsia" w:cstheme="minorHAnsi"/>
-        </w:rPr>
-        <w:tab/>
-        <w:t>Estatuto de los Trabajadores.</w:t>
-      </w:r>
-    </w:p>
-    <w:p>
-      <w:pPr>
-        <w:ind w:left="426" w:hanging="426"/>
-        <w:rPr>
-          <w:rFonts w:eastAsiaTheme="majorEastAsia" w:cstheme="minorHAnsi"/>
-        </w:rPr>
-      </w:pPr>
-      <w:r>
-        <w:rPr>
-          <w:rFonts w:eastAsiaTheme="majorEastAsia" w:cstheme="minorHAnsi"/>
-        </w:rPr>
-        <w:t>•</w:t>
-      </w:r>
-      <w:r>
-        <w:rPr>
-          <w:rFonts w:eastAsiaTheme="majorEastAsia" w:cstheme="minorHAnsi"/>
-        </w:rPr>
-        <w:tab/>
-        <w:t>Ley General de la Seguridad Social.</w:t>
-      </w:r>
-    </w:p>
-    <w:p>
-      <w:pPr>
-        <w:ind w:left="426" w:hanging="426"/>
-        <w:rPr>
-          <w:rFonts w:eastAsiaTheme="majorEastAsia" w:cstheme="minorHAnsi"/>
-        </w:rPr>
-      </w:pPr>
-      <w:r>
-        <w:rPr>
-          <w:rFonts w:eastAsiaTheme="majorEastAsia" w:cstheme="minorHAnsi"/>
-        </w:rPr>
-        <w:t>•</w:t>
-      </w:r>
-      <w:r>
-        <w:rPr>
-          <w:rFonts w:eastAsiaTheme="majorEastAsia" w:cstheme="minorHAnsi"/>
-        </w:rPr>
-        <w:tab/>
-        <w:t>Real Decreto 1.215/1.997, de 18 de julio, por el que se establecen las Disposiciones mínimas de seguridad y salud para la utilización por los trabajadores de los equipos de trabajo.</w:t>
-      </w:r>
-    </w:p>
-    <w:p>
-      <w:pPr>
-        <w:ind w:left="426" w:hanging="426"/>
-        <w:rPr>
-          <w:rFonts w:eastAsiaTheme="majorEastAsia" w:cstheme="minorHAnsi"/>
-        </w:rPr>
-      </w:pPr>
-      <w:r>
-        <w:rPr>
-          <w:rFonts w:eastAsiaTheme="majorEastAsia" w:cstheme="minorHAnsi"/>
-        </w:rPr>
-        <w:t>•</w:t>
-      </w:r>
-      <w:r>
-        <w:rPr>
-          <w:rFonts w:eastAsiaTheme="majorEastAsia" w:cstheme="minorHAnsi"/>
-        </w:rPr>
-        <w:tab/>
-        <w:t>R. D. 1627/1997 por el que se establecen disposiciones mínimas de seguridad y salud en las obras de construcción.</w:t>
-      </w:r>
-    </w:p>
-    <w:p>
-      <w:pPr>
-        <w:ind w:left="426" w:hanging="426"/>
-        <w:rPr>
-          <w:rFonts w:eastAsiaTheme="majorEastAsia" w:cstheme="minorHAnsi"/>
-        </w:rPr>
-      </w:pPr>
-      <w:r>
-        <w:rPr>
-          <w:rFonts w:eastAsiaTheme="majorEastAsia" w:cstheme="minorHAnsi"/>
-        </w:rPr>
-        <w:t>•</w:t>
-      </w:r>
-      <w:r>
-        <w:rPr>
-          <w:rFonts w:eastAsiaTheme="majorEastAsia" w:cstheme="minorHAnsi"/>
-        </w:rPr>
-        <w:tab/>
-        <w:t>R. D. 485/1997 sobre disposiciones mínimas en materia de señalización de seguridad y salud en el trabajo.</w:t>
-      </w:r>
-    </w:p>
-    <w:p>
-      <w:pPr>
-        <w:ind w:left="426" w:hanging="426"/>
-        <w:rPr>
-          <w:rFonts w:eastAsiaTheme="majorEastAsia" w:cstheme="minorHAnsi"/>
-        </w:rPr>
-      </w:pPr>
-      <w:r>
-        <w:rPr>
-          <w:rFonts w:eastAsiaTheme="majorEastAsia" w:cstheme="minorHAnsi"/>
-        </w:rPr>
-        <w:lastRenderedPageBreak/>
-        <w:t>•</w:t>
-      </w:r>
-      <w:r>
-        <w:rPr>
-          <w:rFonts w:eastAsiaTheme="majorEastAsia" w:cstheme="minorHAnsi"/>
-        </w:rPr>
-        <w:tab/>
-        <w:t>Real Decreto 486/1.997, de 14 de abril, por el que se establecen las Disposiciones mínimas de seguridad y salud en los lugares de trabajo y modificaciones posteriores.</w:t>
-      </w:r>
-    </w:p>
-    <w:p>
-      <w:pPr>
-        <w:ind w:left="426" w:hanging="426"/>
-        <w:rPr>
-          <w:rFonts w:eastAsiaTheme="majorEastAsia" w:cstheme="minorHAnsi"/>
-        </w:rPr>
-      </w:pPr>
-      <w:r>
-        <w:rPr>
-          <w:rFonts w:eastAsiaTheme="majorEastAsia" w:cstheme="minorHAnsi"/>
-        </w:rPr>
-        <w:t>•</w:t>
-      </w:r>
-      <w:r>
-        <w:rPr>
-          <w:rFonts w:eastAsiaTheme="majorEastAsia" w:cstheme="minorHAnsi"/>
-        </w:rPr>
-        <w:tab/>
-        <w:t>Real Decreto 487/1.997, de 14 de abril, sobre Disposiciones mínimas de seguridad y salud relativas a la manipulación manual de cargas que entrañe riesgos, en particular dorsolumbares, para los trabajadores.</w:t>
-      </w:r>
-    </w:p>
-    <w:p>
-      <w:pPr>
-        <w:ind w:left="426" w:hanging="426"/>
-        <w:rPr>
-          <w:rFonts w:eastAsiaTheme="majorEastAsia" w:cstheme="minorHAnsi"/>
-        </w:rPr>
-      </w:pPr>
-      <w:r>
-        <w:rPr>
-          <w:rFonts w:eastAsiaTheme="majorEastAsia" w:cstheme="minorHAnsi"/>
-        </w:rPr>
-        <w:t>•</w:t>
-      </w:r>
-      <w:r>
-        <w:rPr>
-          <w:rFonts w:eastAsiaTheme="majorEastAsia" w:cstheme="minorHAnsi"/>
-        </w:rPr>
-        <w:tab/>
-        <w:t>Real Decreto 773/1.997, de 30 de mayo, sobre Disposiciones mínimas de seguridad y salud relativas a la utilización por los trabajadores de equipos de protección individual, corrección de errores y modificaciones posteriores.</w:t>
-      </w:r>
-    </w:p>
-    <w:p>
-      <w:pPr>
-        <w:ind w:left="426" w:hanging="426"/>
-        <w:rPr>
-          <w:rFonts w:eastAsiaTheme="majorEastAsia" w:cstheme="minorHAnsi"/>
-        </w:rPr>
-      </w:pPr>
-      <w:r>
-        <w:rPr>
-          <w:rFonts w:eastAsiaTheme="majorEastAsia" w:cstheme="minorHAnsi"/>
-        </w:rPr>
-        <w:t>•</w:t>
-      </w:r>
-      <w:r>
-        <w:rPr>
-          <w:rFonts w:eastAsiaTheme="majorEastAsia" w:cstheme="minorHAnsi"/>
-        </w:rPr>
-        <w:tab/>
-        <w:t>Real Decreto 614/2.001, de 8 de junio, sobre Disposiciones mínimas para la protección de la salud y seguridad de los trabajadores frente al riesgo eléctrico.</w:t>
-      </w:r>
-    </w:p>
-    <w:p>
-      <w:pPr>
-        <w:ind w:left="426" w:hanging="426"/>
-        <w:rPr>
-          <w:rFonts w:eastAsiaTheme="majorEastAsia" w:cstheme="minorHAnsi"/>
-        </w:rPr>
-      </w:pPr>
-      <w:r>
-        <w:rPr>
-          <w:rFonts w:eastAsiaTheme="majorEastAsia" w:cstheme="minorHAnsi"/>
-        </w:rPr>
-        <w:t>•</w:t>
-      </w:r>
-      <w:r>
-        <w:rPr>
-          <w:rFonts w:eastAsiaTheme="majorEastAsia" w:cstheme="minorHAnsi"/>
-        </w:rPr>
-        <w:tab/>
-        <w:t>Real Decreto 2.267/2.004, de 3 de diciembre, por el que se aprueba el Reglamento de seguridad contra incendios en los establecimientos industriales, corrección de errores y modificaciones posteriores.</w:t>
-      </w:r>
-    </w:p>
-    <w:p>
-      <w:pPr>
-        <w:ind w:left="426" w:hanging="426"/>
-        <w:rPr>
-          <w:rFonts w:eastAsiaTheme="majorEastAsia" w:cstheme="minorHAnsi"/>
-        </w:rPr>
-      </w:pPr>
-      <w:r>
-        <w:rPr>
-          <w:rFonts w:eastAsiaTheme="majorEastAsia" w:cstheme="minorHAnsi"/>
-        </w:rPr>
-        <w:t>•</w:t>
-      </w:r>
-      <w:r>
-        <w:rPr>
-          <w:rFonts w:eastAsiaTheme="majorEastAsia" w:cstheme="minorHAnsi"/>
-        </w:rPr>
-        <w:tab/>
-        <w:t>Real Decreto 314/2006, de 17 de marzo, por el que se aprueba el Código Técnico de la Edificación.</w:t>
-      </w:r>
-    </w:p>
-    <w:p>
-      <w:pPr>
-        <w:ind w:left="426" w:hanging="426"/>
-        <w:rPr>
-          <w:rFonts w:eastAsiaTheme="majorEastAsia" w:cstheme="minorHAnsi"/>
-        </w:rPr>
-      </w:pPr>
-      <w:r>
-        <w:rPr>
-          <w:rFonts w:eastAsiaTheme="majorEastAsia" w:cstheme="minorHAnsi"/>
-        </w:rPr>
-        <w:t>•</w:t>
-      </w:r>
-      <w:r>
-        <w:rPr>
-          <w:rFonts w:eastAsiaTheme="majorEastAsia" w:cstheme="minorHAnsi"/>
-        </w:rPr>
-        <w:tab/>
-        <w:t>Ley 32/2006 sobre la regulación de la subcontratación en el sector de la construcción.</w:t>
-      </w:r>
-    </w:p>
-    <w:p>
-      <w:pPr>
-        <w:ind w:left="426" w:hanging="426"/>
-        <w:rPr>
-          <w:rFonts w:eastAsiaTheme="majorEastAsia" w:cstheme="minorHAnsi"/>
-        </w:rPr>
-      </w:pPr>
-      <w:r>
-        <w:rPr>
-          <w:rFonts w:eastAsiaTheme="majorEastAsia" w:cstheme="minorHAnsi"/>
-        </w:rPr>
-        <w:t>•</w:t>
-      </w:r>
-      <w:r>
-        <w:rPr>
-          <w:rFonts w:eastAsiaTheme="majorEastAsia" w:cstheme="minorHAnsi"/>
-        </w:rPr>
-        <w:tab/>
-        <w:t>Prescripciones de seguridad para trabajos y maniobras en Instalaciones Eléctricas, de la Comisión Técnica Permanente de la Asociación de Medicina y Seguridad en el Trabajo de UNESA.</w:t>
-      </w:r>
-    </w:p>
-    <w:p>
-      <w:pPr>
-        <w:ind w:left="426" w:hanging="426"/>
-        <w:rPr>
-          <w:rFonts w:eastAsiaTheme="majorEastAsia" w:cstheme="minorHAnsi"/>
-        </w:rPr>
-      </w:pPr>
-      <w:r>
-        <w:rPr>
-          <w:rFonts w:eastAsiaTheme="majorEastAsia" w:cstheme="minorHAnsi"/>
-        </w:rPr>
-        <w:t>•</w:t>
-      </w:r>
-      <w:r>
-        <w:rPr>
-          <w:rFonts w:eastAsiaTheme="majorEastAsia" w:cstheme="minorHAnsi"/>
-        </w:rPr>
-        <w:tab/>
-        <w:t>Real Decreto 542/2020, de 26 de mayo, por el que se modifican y derogan diferentes disposiciones en materia de calidad y seguridad industrial.</w:t>
-      </w:r>
-    </w:p>
-    <w:p>
-      <w:pPr>
-        <w:ind w:left="426" w:hanging="426"/>
-        <w:rPr>
-          <w:rFonts w:eastAsiaTheme="majorEastAsia" w:cstheme="minorHAnsi"/>
-        </w:rPr>
-      </w:pPr>
-      <w:r>
-        <w:rPr>
-          <w:rFonts w:eastAsiaTheme="majorEastAsia" w:cstheme="minorHAnsi"/>
-        </w:rPr>
-        <w:t>•</w:t>
-      </w:r>
-      <w:r>
-        <w:rPr>
-          <w:rFonts w:eastAsiaTheme="majorEastAsia" w:cstheme="minorHAnsi"/>
-        </w:rPr>
-        <w:tab/>
-        <w:t>Ley 31/1995 de 8 de noviembre de Prevención de Riesgos Laborales.</w:t>
-      </w:r>
-    </w:p>
-    <w:p>
-      <w:pPr>
-        <w:ind w:left="426" w:hanging="426"/>
-        <w:rPr>
-          <w:rFonts w:eastAsiaTheme="majorEastAsia" w:cstheme="minorHAnsi"/>
-        </w:rPr>
-      </w:pPr>
-      <w:r>
-        <w:rPr>
-          <w:rFonts w:eastAsiaTheme="majorEastAsia" w:cstheme="minorHAnsi"/>
-        </w:rPr>
-        <w:t>•</w:t>
-      </w:r>
-      <w:r>
-        <w:rPr>
-          <w:rFonts w:eastAsiaTheme="majorEastAsia" w:cstheme="minorHAnsi"/>
-        </w:rPr>
-        <w:tab/>
-        <w:t>Real Decreto 39/1997, de 17 de enero por el que se aprueba el Reglamento de los Servicios de Prevención.</w:t>
-      </w:r>
-    </w:p>
-    <w:p>
-      <w:pPr>
-        <w:ind w:left="426" w:hanging="426"/>
-        <w:rPr>
-          <w:rFonts w:eastAsiaTheme="majorEastAsia" w:cstheme="minorHAnsi"/>
-        </w:rPr>
-      </w:pPr>
-      <w:r>
-        <w:rPr>
-          <w:rFonts w:eastAsiaTheme="majorEastAsia" w:cstheme="minorHAnsi"/>
-        </w:rPr>
-        <w:t>•</w:t>
-      </w:r>
-      <w:r>
-        <w:rPr>
-          <w:rFonts w:eastAsiaTheme="majorEastAsia" w:cstheme="minorHAnsi"/>
-        </w:rPr>
-        <w:tab/>
-        <w:t>Real Decreto 780/1998, de 30 de abril, por el que se modifica el Real Decreto 39/1997, de 17 de enero, por el que se aprueba el Reglamento de los Servicios de Prevención.</w:t>
-      </w:r>
-    </w:p>
-    <w:p>
-      <w:pPr>
-        <w:ind w:left="426" w:hanging="426"/>
-        <w:rPr>
-          <w:rFonts w:eastAsiaTheme="majorEastAsia" w:cstheme="minorHAnsi"/>
-        </w:rPr>
-      </w:pPr>
-      <w:r>
-        <w:rPr>
-          <w:rFonts w:eastAsiaTheme="majorEastAsia" w:cstheme="minorHAnsi"/>
-        </w:rPr>
-        <w:t>•</w:t>
-      </w:r>
-      <w:r>
-        <w:rPr>
-          <w:rFonts w:eastAsiaTheme="majorEastAsia" w:cstheme="minorHAnsi"/>
-        </w:rPr>
-        <w:tab/>
-        <w:t>Real Decreto Legislativo 5/2000, de 4 de agosto, por el que se aprueba el texto refundido de la Ley sobre Infracciones y Sanciones en el Orden Social.</w:t>
-      </w:r>
-    </w:p>
-    <w:p>
-      <w:pPr>
-        <w:ind w:left="426" w:hanging="426"/>
-        <w:rPr>
-          <w:rFonts w:eastAsiaTheme="majorEastAsia" w:cstheme="minorHAnsi"/>
-        </w:rPr>
-      </w:pPr>
-      <w:r>
-        <w:rPr>
-          <w:rFonts w:eastAsiaTheme="majorEastAsia" w:cstheme="minorHAnsi"/>
-        </w:rPr>
-        <w:t>•</w:t>
-      </w:r>
-      <w:r>
-        <w:rPr>
-          <w:rFonts w:eastAsiaTheme="majorEastAsia" w:cstheme="minorHAnsi"/>
-        </w:rPr>
-        <w:tab/>
-        <w:t>Real Decreto 337/2014, de 9 de mayo, por el que se aprueban el Reglamento sobre condiciones técnicas y garantías de seguridad en instalaciones eléctricas de alta tensión y sus Instrucciones Técnicas Complementarias ITC-RAT 01 a 23.</w:t>
-      </w:r>
-    </w:p>
-    <w:p>
-      <w:pPr>
-        <w:ind w:left="426" w:hanging="426"/>
-        <w:rPr>
-          <w:rFonts w:eastAsiaTheme="majorEastAsia" w:cstheme="minorHAnsi"/>
-        </w:rPr>
-      </w:pPr>
-      <w:r>
-        <w:rPr>
-          <w:rFonts w:eastAsiaTheme="majorEastAsia" w:cstheme="minorHAnsi"/>
-        </w:rPr>
-        <w:lastRenderedPageBreak/>
-        <w:t>•</w:t>
-      </w:r>
-      <w:r>
-        <w:rPr>
-          <w:rFonts w:eastAsiaTheme="majorEastAsia" w:cstheme="minorHAnsi"/>
-        </w:rPr>
-        <w:tab/>
-        <w:t>Real Decreto 223/2008, de 15 de febrero, por el que se aprueban el Reglamento sobre condiciones técnicas y garantías de seguridad en líneas eléctricas de alta tensión y sus instrucciones técnicas complementarias ITC-LAT 01 a 09.</w:t>
-      </w:r>
-    </w:p>
-    <w:p>
-      <w:pPr>
-        <w:ind w:left="426" w:hanging="426"/>
-        <w:rPr>
-          <w:rFonts w:eastAsiaTheme="majorEastAsia" w:cstheme="minorHAnsi"/>
-        </w:rPr>
-      </w:pPr>
-      <w:r>
-        <w:rPr>
-          <w:rFonts w:eastAsiaTheme="majorEastAsia" w:cstheme="minorHAnsi"/>
-        </w:rPr>
-        <w:t>•</w:t>
-      </w:r>
-      <w:r>
-        <w:rPr>
-          <w:rFonts w:eastAsiaTheme="majorEastAsia" w:cstheme="minorHAnsi"/>
-        </w:rPr>
-        <w:tab/>
-        <w:t>Real Decreto 614/2001, de 8 de junio, por el que se establecen las disposiciones mínimas para la protección de la salud y seguridad de los trabajadores frente al riesgo eléctrico.</w:t>
-      </w:r>
-    </w:p>
-    <w:p>
-      <w:pPr>
-        <w:ind w:left="426" w:hanging="426"/>
-        <w:rPr>
-          <w:rFonts w:eastAsiaTheme="majorEastAsia" w:cstheme="minorHAnsi"/>
-        </w:rPr>
-      </w:pPr>
-      <w:r>
-        <w:rPr>
-          <w:rFonts w:eastAsiaTheme="majorEastAsia" w:cstheme="minorHAnsi"/>
-        </w:rPr>
-        <w:t>•</w:t>
-      </w:r>
-      <w:r>
-        <w:rPr>
-          <w:rFonts w:eastAsiaTheme="majorEastAsia" w:cstheme="minorHAnsi"/>
-        </w:rPr>
-        <w:tab/>
-        <w:t>Real Decreto 809/2021, de 21 de septiembre, por el que se aprueba el Reglamento de equipos a presión y sus instrucciones técnicas complementarias.</w:t>
-      </w:r>
-    </w:p>
-    <w:p>
-      <w:pPr>
-        <w:ind w:left="426" w:hanging="426"/>
-        <w:rPr>
-          <w:rFonts w:eastAsiaTheme="majorEastAsia" w:cstheme="minorHAnsi"/>
-        </w:rPr>
-      </w:pPr>
-      <w:r>
-        <w:rPr>
-          <w:rFonts w:eastAsiaTheme="majorEastAsia" w:cstheme="minorHAnsi"/>
-        </w:rPr>
-        <w:t>•</w:t>
-      </w:r>
-      <w:r>
-        <w:rPr>
-          <w:rFonts w:eastAsiaTheme="majorEastAsia" w:cstheme="minorHAnsi"/>
-        </w:rPr>
-        <w:tab/>
-        <w:t>Real Decreto 1644/2008, de 10 de octubre, por el que se establecen las normas para la comercialización y puesta en servicio de las máquinas.</w:t>
-      </w:r>
-    </w:p>
-    <w:p>
-      <w:pPr>
-        <w:ind w:left="426" w:hanging="426"/>
-        <w:rPr>
-          <w:rFonts w:eastAsiaTheme="majorEastAsia" w:cstheme="minorHAnsi"/>
-        </w:rPr>
-      </w:pPr>
-      <w:r>
-        <w:rPr>
-          <w:rFonts w:eastAsiaTheme="majorEastAsia" w:cstheme="minorHAnsi"/>
-        </w:rPr>
-        <w:t>•</w:t>
-      </w:r>
-      <w:r>
-        <w:rPr>
-          <w:rFonts w:eastAsiaTheme="majorEastAsia" w:cstheme="minorHAnsi"/>
-        </w:rPr>
-        <w:tab/>
-        <w:t>Real Decreto 513/2017, de 22 de mayo, por el que se aprueba el Reglamento de instalaciones de protección contra incendios.</w:t>
-      </w:r>
-    </w:p>
-    <w:p>
-      <w:pPr>
-        <w:ind w:left="426" w:hanging="426"/>
-        <w:rPr>
-          <w:rFonts w:eastAsiaTheme="majorEastAsia" w:cstheme="minorHAnsi"/>
-        </w:rPr>
-      </w:pPr>
-      <w:r>
-        <w:rPr>
-          <w:rFonts w:eastAsiaTheme="majorEastAsia" w:cstheme="minorHAnsi"/>
-        </w:rPr>
-        <w:t>•</w:t>
-      </w:r>
-      <w:r>
-        <w:rPr>
-          <w:rFonts w:eastAsiaTheme="majorEastAsia" w:cstheme="minorHAnsi"/>
-        </w:rPr>
-        <w:tab/>
-        <w:t>Real Decreto 2267/2004, de 3 de diciembre, por el que se aprueba el Reglamento de seguridad contra incendios en los establecimientos industriales.</w:t>
-      </w:r>
-    </w:p>
-    <w:p>
-      <w:pPr>
-        <w:ind w:left="426" w:hanging="426"/>
-        <w:rPr>
-          <w:rFonts w:eastAsiaTheme="majorEastAsia" w:cstheme="minorHAnsi"/>
-        </w:rPr>
-      </w:pPr>
-      <w:r>
-        <w:rPr>
-          <w:rFonts w:eastAsiaTheme="majorEastAsia" w:cstheme="minorHAnsi"/>
-        </w:rPr>
-        <w:t>•</w:t>
-      </w:r>
-      <w:r>
-        <w:rPr>
-          <w:rFonts w:eastAsiaTheme="majorEastAsia" w:cstheme="minorHAnsi"/>
-        </w:rPr>
-        <w:tab/>
-        <w:t>Real Decreto 488/1997, de 14 de abril, sobre Disposiciones mínimas de seguridad y salud relativas a trabajos con equipos que incluyen pantallas de visualización.</w:t>
-      </w:r>
-    </w:p>
-    <w:p>
-      <w:pPr>
-        <w:ind w:left="426" w:hanging="426"/>
-        <w:rPr>
-          <w:rFonts w:eastAsiaTheme="majorEastAsia" w:cstheme="minorHAnsi"/>
-        </w:rPr>
-      </w:pPr>
-      <w:r>
-        <w:rPr>
-          <w:rFonts w:eastAsiaTheme="majorEastAsia" w:cstheme="minorHAnsi"/>
-        </w:rPr>
-        <w:t>•</w:t>
-      </w:r>
-      <w:r>
-        <w:rPr>
-          <w:rFonts w:eastAsiaTheme="majorEastAsia" w:cstheme="minorHAnsi"/>
-        </w:rPr>
-        <w:tab/>
-        <w:t>Real Decreto 773/1997, de 30 de mayo, sobre Disposiciones mínimas de seguridad y salud relativas a la utilización por los trabajadores de equipos de protección individual.</w:t>
-      </w:r>
-    </w:p>
-    <w:p>
-      <w:pPr>
-        <w:ind w:left="426" w:hanging="426"/>
-        <w:rPr>
-          <w:rFonts w:eastAsiaTheme="majorEastAsia" w:cstheme="minorHAnsi"/>
-        </w:rPr>
-      </w:pPr>
-      <w:r>
-        <w:rPr>
-          <w:rFonts w:eastAsiaTheme="majorEastAsia" w:cstheme="minorHAnsi"/>
-        </w:rPr>
-        <w:t>•</w:t>
-      </w:r>
-      <w:r>
-        <w:rPr>
-          <w:rFonts w:eastAsiaTheme="majorEastAsia" w:cstheme="minorHAnsi"/>
-        </w:rPr>
-        <w:tab/>
-        <w:t>Real Decreto 286/2006, de 10 de marzo, sobre la protección de la salud y la seguridad de los trabajadores contra los riesgos relacionados con la exposición al ruido.</w:t>
-      </w:r>
-    </w:p>
-    <w:p>
-      <w:pPr>
-        <w:ind w:left="426" w:hanging="426"/>
-        <w:rPr>
-          <w:rFonts w:eastAsiaTheme="majorEastAsia" w:cstheme="minorHAnsi"/>
-        </w:rPr>
-      </w:pPr>
-      <w:r>
-        <w:rPr>
-          <w:rFonts w:eastAsiaTheme="majorEastAsia" w:cstheme="minorHAnsi"/>
-        </w:rPr>
-        <w:t>•</w:t>
-      </w:r>
-      <w:r>
-        <w:rPr>
-          <w:rFonts w:eastAsiaTheme="majorEastAsia" w:cstheme="minorHAnsi"/>
-        </w:rPr>
-        <w:tab/>
-        <w:t>Real Decreto 1215/1997, de 18 de julio, sobre Disposiciones mínimas de seguridad y salud para la utilización por los trabajadores de equipos de trabajo.</w:t>
-      </w:r>
-    </w:p>
-    <w:p>
-      <w:pPr>
-        <w:ind w:left="426" w:hanging="426"/>
-        <w:rPr>
-          <w:rFonts w:eastAsiaTheme="majorEastAsia" w:cstheme="minorHAnsi"/>
-        </w:rPr>
-      </w:pPr>
-      <w:r>
-        <w:rPr>
-          <w:rFonts w:eastAsiaTheme="majorEastAsia" w:cstheme="minorHAnsi"/>
-        </w:rPr>
-        <w:t>•</w:t>
-      </w:r>
-      <w:r>
-        <w:rPr>
-          <w:rFonts w:eastAsiaTheme="majorEastAsia" w:cstheme="minorHAnsi"/>
-        </w:rPr>
-        <w:tab/>
-        <w:t>Real Decreto 374/2001, de 6 de abril, sobre protección de la salud y seguridad de los trabajadores contra los riesgos relacionados con los agentes químicos.</w:t>
-      </w:r>
-    </w:p>
-    <w:p>
-      <w:pPr>
-        <w:ind w:left="426" w:hanging="426"/>
-        <w:rPr>
-          <w:rFonts w:eastAsiaTheme="majorEastAsia" w:cstheme="minorHAnsi"/>
-        </w:rPr>
-      </w:pPr>
-      <w:r>
-        <w:rPr>
-          <w:rFonts w:eastAsiaTheme="majorEastAsia" w:cstheme="minorHAnsi"/>
-        </w:rPr>
-        <w:t>•</w:t>
-      </w:r>
-      <w:r>
-        <w:rPr>
-          <w:rFonts w:eastAsiaTheme="majorEastAsia" w:cstheme="minorHAnsi"/>
-        </w:rPr>
-        <w:tab/>
-        <w:t>Real Decreto 664/1997, de 12 de mayo, sobre la protección de los trabajadores contra los riesgos relacionados con la exposición a agentes biológicos durante el trabajo.</w:t>
-      </w:r>
-    </w:p>
-    <w:p>
-      <w:pPr>
-        <w:ind w:left="426" w:hanging="426"/>
-        <w:rPr>
-          <w:rFonts w:eastAsiaTheme="majorEastAsia" w:cstheme="minorHAnsi"/>
-        </w:rPr>
-      </w:pPr>
-      <w:r>
-        <w:rPr>
-          <w:rFonts w:eastAsiaTheme="majorEastAsia" w:cstheme="minorHAnsi"/>
-        </w:rPr>
-        <w:t>•</w:t>
-      </w:r>
-      <w:r>
-        <w:rPr>
-          <w:rFonts w:eastAsiaTheme="majorEastAsia" w:cstheme="minorHAnsi"/>
-        </w:rPr>
-        <w:tab/>
-        <w:t>Orden del Ministerio de Trabajo y Asuntos Sociales, de 25 de marzo de 1998, de adaptación y modificación del Real Decreto 664/1997, de 12 de mayo, sobre la protección de los trabajadores contra los riesgos relacionados con la exposición a agentes biológicos durante el trabajo.</w:t>
-      </w:r>
-    </w:p>
-    <w:p>
-      <w:pPr>
-        <w:ind w:left="426" w:hanging="426"/>
-        <w:rPr>
-          <w:rFonts w:eastAsiaTheme="majorEastAsia" w:cstheme="minorHAnsi"/>
-        </w:rPr>
-      </w:pPr>
-      <w:r>
-        <w:rPr>
-          <w:rFonts w:eastAsiaTheme="majorEastAsia" w:cstheme="minorHAnsi"/>
-        </w:rPr>
-        <w:t>•</w:t>
-      </w:r>
-      <w:r>
-        <w:rPr>
-          <w:rFonts w:eastAsiaTheme="majorEastAsia" w:cstheme="minorHAnsi"/>
-        </w:rPr>
-        <w:tab/>
-        <w:t>Real Decreto 665/1997, de 12 de mayo, sobre protección de los trabajadores contra los riesgos relacionados con la exposición a agentes cancerígenos durante el trabajo.</w:t>
-      </w:r>
-    </w:p>
-    <w:p>
-      <w:pPr>
-        <w:ind w:left="426" w:hanging="426"/>
-        <w:rPr>
-          <w:rFonts w:eastAsiaTheme="majorEastAsia" w:cstheme="minorHAnsi"/>
-        </w:rPr>
-      </w:pPr>
-      <w:r>
-        <w:rPr>
-          <w:rFonts w:eastAsiaTheme="majorEastAsia" w:cstheme="minorHAnsi"/>
-        </w:rPr>
-        <w:lastRenderedPageBreak/>
-        <w:t>•</w:t>
-      </w:r>
-      <w:r>
-        <w:rPr>
-          <w:rFonts w:eastAsiaTheme="majorEastAsia" w:cstheme="minorHAnsi"/>
-        </w:rPr>
-        <w:tab/>
-        <w:t>Real Decreto 1124/2000, de 6 de junio, por el que se modifica el Real Decreto 665/1997, de 12 de mayo, sobre protección de los trabajadores contra los riesgos relacionados con la exposición a agentes cancerígenos durante el trabajo.</w:t>
-      </w:r>
-    </w:p>
-    <w:p>
-      <w:pPr>
-        <w:ind w:left="426" w:hanging="426"/>
-        <w:rPr>
-          <w:rFonts w:eastAsiaTheme="majorEastAsia" w:cstheme="minorHAnsi"/>
-        </w:rPr>
-      </w:pPr>
-    </w:p>
-    <w:p>
-      <w:pPr>
-        <w:pStyle w:val="NEGRITANORMAL"/>
-        <w:rPr>
-          <w:rFonts w:cstheme="minorHAnsi"/>
-        </w:rPr>
-      </w:pPr>
-      <w:r>
-        <w:rPr>
-          <w:rFonts w:cstheme="minorHAnsi"/>
-        </w:rPr>
-        <w:t> NORMATIVA URBANÍSTICA</w:t>
-      </w:r>
-    </w:p>
-    <w:p>
-      <w:pPr>
-        <w:ind w:left="426" w:hanging="426"/>
-        <w:rPr>
-          <w:rFonts w:eastAsiaTheme="majorEastAsia" w:cstheme="minorHAnsi"/>
-        </w:rPr>
-      </w:pPr>
-      <w:r>
-        <w:rPr>
-          <w:rFonts w:eastAsiaTheme="majorEastAsia" w:cstheme="minorHAnsi"/>
-        </w:rPr>
-        <w:t>•</w:t>
-      </w:r>
-      <w:r>
-        <w:rPr>
-          <w:rFonts w:eastAsiaTheme="majorEastAsia" w:cstheme="minorHAnsi"/>
-        </w:rPr>
-        <w:tab/>
-        <w:t>Condiciones técnicas que deberán incluirse en los proyectos que se presenten en cumplimiento del reglamento de actividades y calificados como molestas por producción de ruidos y vibraciones.</w:t>
-      </w:r>
-    </w:p>
-    <w:p>
-      <w:pPr>
-        <w:pStyle w:val="Prrafodelista"/>
-        <w:numPr>
-          <w:ilvl w:val="0"/>
-          <w:numId w:val="12"/>
-        </w:numPr>
-        <w:ind w:left="357" w:hanging="357"/>
-        <w:contextualSpacing w:val="0"/>
-        <w:rPr>
-          <w:rFonts w:eastAsiaTheme="majorEastAsia" w:cstheme="minorHAnsi"/>
-        </w:rPr>
-      </w:pPr>
-      <w:r>
-        <w:rPr>
-          <w:rFonts w:eastAsiaTheme="majorEastAsia" w:cstheme="minorHAnsi"/>
-        </w:rPr>
-        <w:t>Ley 2/2006, de 30 de junio, de Suelo y Urbanismo.</w:t>
-      </w:r>
-    </w:p>
-    <w:p>
-      <w:pPr>
-        <w:pStyle w:val="Prrafodelista"/>
-        <w:numPr>
-          <w:ilvl w:val="0"/>
-          <w:numId w:val="12"/>
-        </w:numPr>
-        <w:ind w:left="357" w:hanging="357"/>
-        <w:contextualSpacing w:val="0"/>
-        <w:rPr>
-          <w:rFonts w:eastAsiaTheme="majorEastAsia" w:cstheme="minorHAnsi"/>
-        </w:rPr>
-      </w:pPr>
-      <w:r>
-        <w:rPr>
-          <w:rFonts w:eastAsiaTheme="majorEastAsia" w:cstheme="minorHAnsi"/>
-        </w:rPr>
-        <w:t>DECRETO 105/2008, de 3 de junio, de medidas urgentes en desarrollo de la Ley 2/2006, de 30 de junio, de Suelo y Urbanismo.</w:t>
-      </w:r>
-    </w:p>
-    <w:p>
-      <w:pPr>
-        <w:pStyle w:val="Prrafodelista"/>
-        <w:numPr>
-          <w:ilvl w:val="0"/>
-          <w:numId w:val="12"/>
-        </w:numPr>
-        <w:ind w:left="357" w:hanging="357"/>
-        <w:contextualSpacing w:val="0"/>
-        <w:rPr>
-          <w:rFonts w:eastAsiaTheme="majorEastAsia" w:cstheme="minorHAnsi"/>
-        </w:rPr>
-      </w:pPr>
-      <w:r>
-        <w:rPr>
-          <w:rFonts w:eastAsiaTheme="majorEastAsia" w:cstheme="minorHAnsi"/>
-        </w:rPr>
-        <w:t>DECRETO 449/2013, de 19 de noviembre, por el que se aprueba definitivamente la Modificación del Plan Territorial Sectorial de Ordenación de los Ríos y Arroyos de la CAPV.</w:t>
-      </w:r>
-    </w:p>
-    <w:p>
-      <w:pPr>
-        <w:pStyle w:val="Prrafodelista"/>
-        <w:numPr>
-          <w:ilvl w:val="0"/>
-          <w:numId w:val="12"/>
-        </w:numPr>
-        <w:ind w:left="357" w:hanging="357"/>
-        <w:contextualSpacing w:val="0"/>
-        <w:rPr>
-          <w:rFonts w:eastAsiaTheme="majorEastAsia" w:cstheme="minorHAnsi"/>
-        </w:rPr>
-      </w:pPr>
-      <w:r>
-        <w:rPr>
-          <w:rFonts w:eastAsiaTheme="majorEastAsia" w:cstheme="minorHAnsi"/>
-        </w:rPr>
-        <w:t>Decreto 177/2014, de 16 de septiembre, por el que se aprueba definitivamente el Plan Territorial Sectorial Agroforestal de la Comunidad Autónoma del País Vasco.</w:t>
-      </w:r>
-    </w:p>
-    <w:p>
-      <w:pPr>
-        <w:pStyle w:val="Prrafodelista"/>
-        <w:numPr>
-          <w:ilvl w:val="0"/>
-          <w:numId w:val="12"/>
-        </w:numPr>
-        <w:ind w:left="357" w:hanging="357"/>
-        <w:contextualSpacing w:val="0"/>
-        <w:rPr>
-          <w:rFonts w:eastAsiaTheme="majorEastAsia" w:cstheme="minorHAnsi"/>
-        </w:rPr>
-      </w:pPr>
-      <w:r>
-        <w:t>Norma Foral 20/1990, de 25 de junio, de Carreteras del Territorio Histórico de Álava.</w:t>
-      </w:r>
-    </w:p>
-    <w:p>
-      <w:pPr>
-        <w:pStyle w:val="Prrafodelista"/>
-        <w:numPr>
-          <w:ilvl w:val="0"/>
-          <w:numId w:val="12"/>
-        </w:numPr>
-        <w:ind w:left="357" w:hanging="357"/>
-        <w:contextualSpacing w:val="0"/>
-        <w:rPr>
-          <w:rFonts w:eastAsiaTheme="majorEastAsia" w:cstheme="minorHAnsi"/>
-        </w:rPr>
-      </w:pPr>
-      <w:r>
-        <w:rPr>
-          <w:rFonts w:eastAsiaTheme="majorEastAsia" w:cstheme="minorHAnsi"/>
-        </w:rPr>
-        <w:t>Norma Foral 6/1995, de 13 de febrero, para el uso, conservación y vigilancia de caminos rurales del territorio histórico de Álava.</w:t>
-      </w:r>
-    </w:p>
-    <w:p>
-      <w:pPr>
-        <w:pStyle w:val="Prrafodelista"/>
-        <w:numPr>
-          <w:ilvl w:val="0"/>
-          <w:numId w:val="12"/>
-        </w:numPr>
-        <w:rPr>
-          <w:rFonts w:eastAsiaTheme="majorEastAsia" w:cstheme="minorHAnsi"/>
-        </w:rPr>
-      </w:pPr>
-      <w:r>
-        <w:t>Real Decreto 1031/2020, de 17 de noviembre, por el que se modifican las servidumbres aeronáuticas del Aeropuerto de Vitoria.</w:t>
-      </w:r>
-    </w:p>
-    <w:p>
-      <w:pPr>
-        <w:pStyle w:val="Prrafodelista"/>
-        <w:numPr>
-          <w:ilvl w:val="0"/>
-          <w:numId w:val="12"/>
-        </w:numPr>
-        <w:rPr>
-          <w:rFonts w:eastAsiaTheme="majorEastAsia" w:cstheme="minorHAnsi"/>
-        </w:rPr>
-      </w:pPr>
-      <w:r>
-        <w:t xml:space="preserve">Directrices de Ordenación Territorial de la Comunidad Autónoma del País Vasco – DOT (2019) </w:t>
-      </w:r>
-    </w:p>
-    <w:p>
-      <w:pPr>
-        <w:ind w:left="426" w:hanging="426"/>
-        <w:rPr>
-          <w:rFonts w:eastAsiaTheme="majorEastAsia" w:cstheme="minorHAnsi"/>
-        </w:rPr>
-      </w:pPr>
-      <w:r>
-        <w:rPr>
-          <w:rFonts w:eastAsiaTheme="majorEastAsia" w:cstheme="minorHAnsi"/>
-        </w:rPr>
-        <w:t>•</w:t>
-      </w:r>
-      <w:r>
-        <w:rPr>
-          <w:rFonts w:eastAsiaTheme="majorEastAsia" w:cstheme="minorHAnsi"/>
-        </w:rPr>
-        <w:tab/>
-        <w:t>Ordenanzas Municipales de los Ayuntamientos afectados.</w:t>
-      </w:r>
-    </w:p>
-    <w:p>
-      <w:pPr>
-        <w:ind w:left="426" w:hanging="426"/>
-        <w:rPr>
-          <w:rFonts w:eastAsiaTheme="majorEastAsia" w:cstheme="minorHAnsi"/>
-        </w:rPr>
-      </w:pPr>
-      <w:r>
-        <w:rPr>
-          <w:rFonts w:eastAsiaTheme="majorEastAsia" w:cstheme="minorHAnsi"/>
-        </w:rPr>
-        <w:t>•</w:t>
-      </w:r>
-      <w:r>
-        <w:rPr>
-          <w:rFonts w:eastAsiaTheme="majorEastAsia" w:cstheme="minorHAnsi"/>
-        </w:rPr>
-        <w:tab/>
-        <w:t>Real Decreto Legislativo 7/2015, de 30 de octubre, por el que se aprueba el texto refundido de la Ley de Suelo y Rehabilitación Urbana.</w:t>
-      </w:r>
-    </w:p>
-    <w:p>
-      <w:pPr>
-        <w:ind w:left="426" w:hanging="426"/>
-        <w:rPr>
-          <w:rFonts w:eastAsiaTheme="majorEastAsia" w:cstheme="minorHAnsi"/>
-        </w:rPr>
-      </w:pPr>
-      <w:r>
-        <w:rPr>
-          <w:rFonts w:eastAsiaTheme="majorEastAsia" w:cstheme="minorHAnsi"/>
-        </w:rPr>
-        <w:t>•</w:t>
-      </w:r>
-      <w:r>
-        <w:rPr>
-          <w:rFonts w:eastAsiaTheme="majorEastAsia" w:cstheme="minorHAnsi"/>
-        </w:rPr>
-        <w:tab/>
-        <w:t>Real Decreto 1.093/1.997, de 4 de julio, por el que se aprueban las normas complementarias al Reglamento para la ejecución de la Ley Hipotecaria sobre inscripción en el Registro de la Propiedad de actos de naturaleza urbanística.</w:t>
-      </w:r>
-    </w:p>
-    <w:p>
-      <w:pPr>
-        <w:ind w:left="426" w:hanging="426"/>
-        <w:rPr>
-          <w:rFonts w:eastAsiaTheme="majorEastAsia" w:cstheme="minorHAnsi"/>
-        </w:rPr>
-      </w:pPr>
-      <w:r>
-        <w:rPr>
-          <w:rFonts w:eastAsiaTheme="majorEastAsia" w:cstheme="minorHAnsi"/>
-        </w:rPr>
-        <w:t>•</w:t>
-      </w:r>
-      <w:r>
-        <w:rPr>
-          <w:rFonts w:eastAsiaTheme="majorEastAsia" w:cstheme="minorHAnsi"/>
-        </w:rPr>
-        <w:tab/>
-        <w:t>Real Decreto 1.346/1.976, de 9 de abril, por el que se aprueba el Texto Refundido de la Ley sobre el Régimen del Suelo y Ordenación Urbana.</w:t>
-      </w:r>
-    </w:p>
-    <w:p>
-      <w:pPr>
-        <w:ind w:left="426" w:hanging="426"/>
-        <w:rPr>
-          <w:rFonts w:eastAsiaTheme="majorEastAsia" w:cstheme="minorHAnsi"/>
-        </w:rPr>
-      </w:pPr>
-      <w:r>
-        <w:rPr>
-          <w:rFonts w:eastAsiaTheme="majorEastAsia" w:cstheme="minorHAnsi"/>
-        </w:rPr>
-        <w:lastRenderedPageBreak/>
-        <w:t>•</w:t>
-      </w:r>
-      <w:r>
-        <w:rPr>
-          <w:rFonts w:eastAsiaTheme="majorEastAsia" w:cstheme="minorHAnsi"/>
-        </w:rPr>
-        <w:tab/>
-        <w:t>Real Decreto 2.159/1.978, de 23 de junio, por el que se aprueba el Reglamento de Planeamiento para desarrollo de la Ley sobre Régimen del Suelo y Ordenación Urbana.</w:t>
-      </w:r>
-    </w:p>
-    <w:p>
-      <w:pPr>
-        <w:ind w:left="426" w:hanging="426"/>
-        <w:rPr>
-          <w:rFonts w:eastAsiaTheme="majorEastAsia" w:cstheme="minorHAnsi"/>
-        </w:rPr>
-      </w:pPr>
-      <w:r>
-        <w:rPr>
-          <w:rFonts w:eastAsiaTheme="majorEastAsia" w:cstheme="minorHAnsi"/>
-        </w:rPr>
-        <w:t>•</w:t>
-      </w:r>
-      <w:r>
-        <w:rPr>
-          <w:rFonts w:eastAsiaTheme="majorEastAsia" w:cstheme="minorHAnsi"/>
-        </w:rPr>
-        <w:tab/>
-        <w:t>Real Decreto 3.288/1.978, de 25 de agosto, por el que se aprueba el Reglamento de Gestión Urbanística.</w:t>
-      </w:r>
-    </w:p>
-    <w:p>
-      <w:pPr>
-        <w:ind w:left="426" w:hanging="426"/>
-        <w:rPr>
-          <w:rFonts w:eastAsiaTheme="majorEastAsia" w:cstheme="minorHAnsi"/>
-        </w:rPr>
-      </w:pPr>
-      <w:r>
-        <w:rPr>
-          <w:rFonts w:eastAsiaTheme="majorEastAsia" w:cstheme="minorHAnsi"/>
-        </w:rPr>
-        <w:t>•</w:t>
-      </w:r>
-      <w:r>
-        <w:rPr>
-          <w:rFonts w:eastAsiaTheme="majorEastAsia" w:cstheme="minorHAnsi"/>
-        </w:rPr>
-        <w:tab/>
-        <w:t>Real Decreto 2.187/1.978, de 23 de junio, por el que se aprueba el Reglamento de Disciplina Urbanística para el desarrollo de la Ley sobre Régimen del Suelo y Ordenación Urbana.</w:t>
-      </w:r>
-    </w:p>
-    <w:p>
-      <w:pPr>
-        <w:ind w:left="426" w:hanging="426"/>
-        <w:rPr>
-          <w:rFonts w:eastAsiaTheme="majorEastAsia" w:cstheme="minorHAnsi"/>
-        </w:rPr>
-      </w:pPr>
-      <w:r>
-        <w:rPr>
-          <w:rFonts w:eastAsiaTheme="majorEastAsia" w:cstheme="minorHAnsi"/>
-        </w:rPr>
-        <w:t>•</w:t>
-      </w:r>
-      <w:r>
-        <w:rPr>
-          <w:rFonts w:eastAsiaTheme="majorEastAsia" w:cstheme="minorHAnsi"/>
-        </w:rPr>
-        <w:tab/>
-        <w:t>Decreto 1.006/1.966, de 7 de abril, por el que se aprueba el Reglamento de Reparcelaciones de suelo afectado por Planes de Ordenación Urbana.</w:t>
-      </w:r>
-    </w:p>
-    <w:p>
-      <w:pPr>
-        <w:ind w:left="426" w:hanging="426"/>
-        <w:rPr>
-          <w:rFonts w:eastAsiaTheme="majorEastAsia" w:cstheme="minorHAnsi"/>
-        </w:rPr>
-      </w:pPr>
-      <w:r>
-        <w:rPr>
-          <w:rFonts w:eastAsiaTheme="majorEastAsia" w:cstheme="minorHAnsi"/>
-        </w:rPr>
-        <w:t>•</w:t>
-      </w:r>
-      <w:r>
-        <w:rPr>
-          <w:rFonts w:eastAsiaTheme="majorEastAsia" w:cstheme="minorHAnsi"/>
-        </w:rPr>
-        <w:tab/>
-        <w:t>Real Decreto 1.169/1.978, de 2 de mayo, sobre creación de Sociedades Urbanísticas por el Estado, los organismos autónomos y las Corporaciones Locales de acuerdo con el artículo 115 de la Ley del Suelo.</w:t>
-      </w:r>
-    </w:p>
-    <w:p>
-      <w:pPr>
-        <w:pStyle w:val="NEGRITANORMAL"/>
-        <w:rPr>
-          <w:rFonts w:cstheme="minorHAnsi"/>
-        </w:rPr>
-      </w:pPr>
-      <w:r>
-        <w:rPr>
-          <w:rFonts w:cstheme="minorHAnsi"/>
-        </w:rPr>
-        <w:t> NORMATIVA GESTIÓN DE RESIDUOS</w:t>
-      </w:r>
-    </w:p>
-    <w:p>
-      <w:pPr>
-        <w:ind w:left="426" w:hanging="426"/>
-        <w:rPr>
-          <w:rFonts w:eastAsiaTheme="majorEastAsia" w:cstheme="minorHAnsi"/>
-        </w:rPr>
-      </w:pPr>
-      <w:r>
-        <w:rPr>
-          <w:rFonts w:eastAsiaTheme="majorEastAsia" w:cstheme="minorHAnsi"/>
-        </w:rPr>
-        <w:t>•</w:t>
-      </w:r>
-      <w:r>
-        <w:rPr>
-          <w:rFonts w:eastAsiaTheme="majorEastAsia" w:cstheme="minorHAnsi"/>
-        </w:rPr>
-        <w:tab/>
-        <w:t>Normativa Europea:</w:t>
-      </w:r>
-    </w:p>
-    <w:p>
-      <w:pPr>
-        <w:ind w:left="426" w:hanging="426"/>
-        <w:rPr>
-          <w:rFonts w:eastAsiaTheme="majorEastAsia" w:cstheme="minorHAnsi"/>
-        </w:rPr>
-      </w:pPr>
-      <w:r>
-        <w:rPr>
-          <w:rFonts w:eastAsiaTheme="majorEastAsia" w:cstheme="minorHAnsi"/>
-        </w:rPr>
-        <w:t>•</w:t>
-      </w:r>
-      <w:r>
-        <w:rPr>
-          <w:rFonts w:eastAsiaTheme="majorEastAsia" w:cstheme="minorHAnsi"/>
-        </w:rPr>
-        <w:tab/>
-        <w:t>Directiva 2008/98/CE del Parlamento Europeo y del Consejo, sobre los residuos y por la que se derogan determinadas Directivas.</w:t>
-      </w:r>
-    </w:p>
-    <w:p>
-      <w:pPr>
-        <w:ind w:left="426" w:hanging="426"/>
-        <w:rPr>
-          <w:rFonts w:eastAsiaTheme="majorEastAsia" w:cstheme="minorHAnsi"/>
-        </w:rPr>
-      </w:pPr>
-      <w:r>
-        <w:rPr>
-          <w:rFonts w:eastAsiaTheme="majorEastAsia" w:cstheme="minorHAnsi"/>
-        </w:rPr>
-        <w:t>•</w:t>
-      </w:r>
-      <w:r>
-        <w:rPr>
-          <w:rFonts w:eastAsiaTheme="majorEastAsia" w:cstheme="minorHAnsi"/>
-        </w:rPr>
-        <w:tab/>
-        <w:t>DIRECTIVA (1UE) 2018/851 DEL PARLAMENTO EUROPEO Y DEL CONSEJO de 30 de mayo de 2018 por la que se modifica la Directiva 2008/98/CE sobre los residuos.</w:t>
-      </w:r>
-    </w:p>
-    <w:p>
-      <w:pPr>
-        <w:pStyle w:val="NEGRITANORMAL"/>
-        <w:ind w:firstLine="426"/>
-        <w:rPr>
-          <w:rFonts w:cstheme="minorHAnsi"/>
-        </w:rPr>
-      </w:pPr>
-      <w:r>
-        <w:rPr>
-          <w:rFonts w:cstheme="minorHAnsi"/>
-        </w:rPr>
-        <w:t>Normativa España</w:t>
-      </w:r>
-    </w:p>
-    <w:p>
-      <w:pPr>
-        <w:ind w:left="426" w:hanging="426"/>
-        <w:rPr>
-          <w:rFonts w:eastAsiaTheme="majorEastAsia" w:cstheme="minorHAnsi"/>
-        </w:rPr>
-      </w:pPr>
-      <w:r>
-        <w:rPr>
-          <w:rFonts w:eastAsiaTheme="majorEastAsia" w:cstheme="minorHAnsi"/>
-        </w:rPr>
-        <w:t>•</w:t>
-      </w:r>
-      <w:r>
-        <w:rPr>
-          <w:rFonts w:eastAsiaTheme="majorEastAsia" w:cstheme="minorHAnsi"/>
-        </w:rPr>
-        <w:tab/>
-        <w:t>Real Decreto 105/2008, de 1 de febrero, por el que se regula la producción y gestión de los residuos de construcción y demolición.</w:t>
-      </w:r>
-    </w:p>
-    <w:p>
-      <w:pPr>
-        <w:ind w:left="426" w:hanging="426"/>
-        <w:rPr>
-          <w:rFonts w:eastAsiaTheme="majorEastAsia" w:cstheme="minorHAnsi"/>
-        </w:rPr>
-      </w:pPr>
-      <w:r>
-        <w:rPr>
-          <w:rFonts w:eastAsiaTheme="majorEastAsia" w:cstheme="minorHAnsi"/>
-        </w:rPr>
-        <w:t>•</w:t>
-      </w:r>
-      <w:r>
-        <w:rPr>
-          <w:rFonts w:eastAsiaTheme="majorEastAsia" w:cstheme="minorHAnsi"/>
-        </w:rPr>
-        <w:tab/>
-        <w:t>ORDEN APM/1007/2017, de 10 de octubre, sobre normas generales de valorización de materiales naturales excavados para su utilización en operaciones de relleno y obras distintas a aquéllas en las que se generaron.</w:t>
-      </w:r>
-    </w:p>
-    <w:p>
-      <w:pPr>
-        <w:ind w:left="426" w:hanging="426"/>
-        <w:rPr>
-          <w:rFonts w:eastAsiaTheme="majorEastAsia" w:cstheme="minorHAnsi"/>
-        </w:rPr>
-      </w:pPr>
-      <w:r>
-        <w:rPr>
-          <w:rFonts w:eastAsiaTheme="majorEastAsia" w:cstheme="minorHAnsi"/>
-        </w:rPr>
-        <w:t>•</w:t>
-      </w:r>
-      <w:r>
-        <w:rPr>
-          <w:rFonts w:eastAsiaTheme="majorEastAsia" w:cstheme="minorHAnsi"/>
-        </w:rPr>
-        <w:tab/>
-        <w:t>Plan Estatal Marco de Gestión de Residuos (PEMAR) 2016-2022.</w:t>
-      </w:r>
-    </w:p>
-    <w:p>
-      <w:pPr>
-        <w:ind w:left="426" w:hanging="426"/>
-        <w:rPr>
-          <w:rFonts w:eastAsiaTheme="majorEastAsia" w:cstheme="minorHAnsi"/>
-        </w:rPr>
-      </w:pPr>
-      <w:r>
-        <w:rPr>
-          <w:rFonts w:eastAsiaTheme="majorEastAsia" w:cstheme="minorHAnsi"/>
-        </w:rPr>
-        <w:t>•</w:t>
-      </w:r>
-      <w:r>
-        <w:rPr>
-          <w:rFonts w:eastAsiaTheme="majorEastAsia" w:cstheme="minorHAnsi"/>
-        </w:rPr>
-        <w:tab/>
-        <w:t>Real Decreto 553/2020, de 2 de junio, por el que se regula el traslado de residuos en el interior del territorio del Estado.</w:t>
-      </w:r>
-    </w:p>
-    <w:p>
-      <w:pPr>
-        <w:ind w:left="426" w:hanging="426"/>
-        <w:rPr>
-          <w:rFonts w:eastAsiaTheme="majorEastAsia" w:cstheme="minorHAnsi"/>
-        </w:rPr>
-      </w:pPr>
-      <w:r>
-        <w:rPr>
-          <w:rFonts w:eastAsiaTheme="majorEastAsia" w:cstheme="minorHAnsi"/>
-        </w:rPr>
-        <w:t>•</w:t>
-      </w:r>
-      <w:r>
-        <w:rPr>
-          <w:rFonts w:eastAsiaTheme="majorEastAsia" w:cstheme="minorHAnsi"/>
-        </w:rPr>
-        <w:tab/>
-        <w:t>Ley 7/2022, de 8 de abril, de residuos y suelos contaminados para una economía circular.</w:t>
-      </w:r>
-    </w:p>
-    <w:p>
-      <w:pPr>
-        <w:ind w:left="426" w:hanging="426"/>
-        <w:rPr>
-          <w:rFonts w:eastAsiaTheme="majorEastAsia" w:cstheme="minorHAnsi"/>
-        </w:rPr>
-      </w:pPr>
-      <w:r>
-        <w:rPr>
-          <w:rFonts w:eastAsiaTheme="majorEastAsia" w:cstheme="minorHAnsi"/>
-        </w:rPr>
-        <w:t>•</w:t>
-      </w:r>
-      <w:r>
-        <w:rPr>
-          <w:rFonts w:eastAsiaTheme="majorEastAsia" w:cstheme="minorHAnsi"/>
-        </w:rPr>
-        <w:tab/>
-        <w:t>Plan Nacional de residuos de la construcción y demolición (PNRCD) 2008-2011.</w:t>
-      </w:r>
-    </w:p>
-    <w:p>
-      <w:pPr>
-        <w:ind w:left="426" w:hanging="426"/>
-        <w:rPr>
-          <w:rFonts w:eastAsiaTheme="majorEastAsia" w:cstheme="minorHAnsi"/>
-        </w:rPr>
-      </w:pPr>
-      <w:r>
-        <w:rPr>
-          <w:rFonts w:eastAsiaTheme="majorEastAsia" w:cstheme="minorHAnsi"/>
-        </w:rPr>
-        <w:lastRenderedPageBreak/>
-        <w:t>•</w:t>
-      </w:r>
-      <w:r>
-        <w:rPr>
-          <w:rFonts w:eastAsiaTheme="majorEastAsia" w:cstheme="minorHAnsi"/>
-        </w:rPr>
-        <w:tab/>
-        <w:t>Real Decreto 646/2020, de 7 de julio, por el que se regula la eliminación de residuos mediante depósito en vertedero</w:t>
-      </w:r>
-      <w:r>
-        <w:rPr>
-          <w:rFonts w:eastAsiaTheme="majorEastAsia" w:cstheme="minorHAnsi"/>
+        <w:spacing w:before="120" w:after="120" w:line="240" w:lineRule="auto"/>
+        <w:rPr>
+          <w:rFonts w:cstheme="minorHAnsi"/>
+        </w:rPr>
+      </w:pPr>
+      <w:bookmarkStart w:id="13" w:name="_Hlk128132310"/>
+      <w:bookmarkStart w:id="14" w:name="_Hlk128132254"/>
+      <w:bookmarkStart w:id="15" w:name="_Hlk132044210"/>
+      <w:r>
+        <w:rPr>
+          <w:rFonts w:cstheme="minorHAnsi"/>
+        </w:rPr>
+        <w:t xml:space="preserve">El emplazamiento de la línea se muestra en el Documento </w:t>
+      </w:r>
+      <w:r>
+        <w:rPr>
+          <w:rFonts w:cstheme="minorHAnsi"/>
+        </w:rPr>
+        <w:t>de Planos</w:t>
+      </w:r>
+      <w:r>
+        <w:rPr>
+          <w:rFonts w:cstheme="minorHAnsi"/>
         </w:rPr>
         <w:t>.</w:t>
       </w:r>
-    </w:p>
-    <w:p>
-      <w:pPr>
-        <w:ind w:left="426" w:hanging="426"/>
-        <w:rPr>
-          <w:rFonts w:eastAsiaTheme="majorEastAsia" w:cstheme="minorHAnsi"/>
-        </w:rPr>
-      </w:pPr>
-    </w:p>
-    <w:p>
-      <w:pPr>
-        <w:spacing w:before="0"/>
-        <w:jc w:val="left"/>
-        <w:rPr>
-          <w:rFonts w:eastAsiaTheme="majorEastAsia" w:cstheme="minorHAnsi"/>
-          <w:b/>
-          <w:sz w:val="28"/>
-          <w:szCs w:val="32"/>
-        </w:rPr>
-      </w:pPr>
-      <w:r>
-        <w:rPr>
-          <w:rFonts w:cstheme="minorHAnsi"/>
-        </w:rPr>
-        <w:br w:type="page"/>
-      </w:r>
-    </w:p>
-    <w:p>
-      <w:pPr>
-        <w:pStyle w:val="Ttulo1"/>
-        <w:rPr>
-          <w:rFonts w:cstheme="minorHAnsi"/>
-        </w:rPr>
-      </w:pPr>
-      <w:bookmarkStart w:id="13" w:name="_Toc212204539"/>
-      <w:r>
-        <w:rPr>
-          <w:rFonts w:cstheme="minorHAnsi"/>
-        </w:rPr>
-        <w:lastRenderedPageBreak/>
-        <w:t>EMPLAZAMIENTO</w:t>
-      </w:r>
       <w:bookmarkEnd w:id="13"/>
-    </w:p>
-    <w:p>
-      <w:pPr>
-        <w:spacing w:before="120" w:after="120" w:line="240" w:lineRule="auto"/>
-        <w:rPr>
-          <w:rFonts w:cstheme="minorHAnsi"/>
-        </w:rPr>
-      </w:pPr>
-      <w:bookmarkStart w:id="14" w:name="_Hlk128132310"/>
-      <w:bookmarkStart w:id="15" w:name="_Hlk128132254"/>
-      <w:bookmarkStart w:id="16" w:name="_Hlk132044210"/>
-      <w:r>
-        <w:rPr>
-          <w:rFonts w:cstheme="minorHAnsi"/>
-        </w:rPr>
-        <w:t xml:space="preserve">El emplazamiento de la línea se muestra en el Documento </w:t>
-      </w:r>
-      <w:r>
-        <w:rPr>
-          <w:rFonts w:cstheme="minorHAnsi"/>
-        </w:rPr>
-        <w:t>de Planos</w:t>
-      </w:r>
-      <w:r>
-        <w:rPr>
-          <w:rFonts w:cstheme="minorHAnsi"/>
-        </w:rPr>
-        <w:t>.</w:t>
-      </w:r>
-      <w:bookmarkEnd w:id="14"/>
     </w:p>
     <w:p>
       <w:pPr>
@@ -10832,11 +7115,11 @@
         <w:pStyle w:val="Ttulo2"/>
         <w:spacing w:before="120" w:after="120"/>
       </w:pPr>
-      <w:bookmarkStart w:id="17" w:name="_Toc212204540"/>
+      <w:bookmarkStart w:id="16" w:name="_Toc212204540"/>
       <w:r>
         <w:t>Tramos</w:t>
       </w:r>
-      <w:bookmarkEnd w:id="17"/>
+      <w:bookmarkEnd w:id="16"/>
     </w:p>
     <w:p>
       <w:pPr>
@@ -12029,15 +8312,15 @@
           <w:rFonts w:cstheme="minorHAnsi"/>
         </w:rPr>
       </w:pPr>
-      <w:bookmarkStart w:id="18" w:name="_Toc212204541"/>
-      <w:bookmarkEnd w:id="15"/>
+      <w:bookmarkStart w:id="17" w:name="_Toc212204541"/>
+      <w:bookmarkEnd w:id="14"/>
       <w:r>
         <w:rPr>
           <w:rFonts w:cstheme="minorHAnsi"/>
         </w:rPr>
         <w:t>Puntos notables del trazado</w:t>
       </w:r>
-      <w:bookmarkEnd w:id="18"/>
+      <w:bookmarkEnd w:id="17"/>
     </w:p>
     <w:p>
       <w:pPr>
@@ -13291,7 +9574,7 @@
           <w:szCs w:val="26"/>
         </w:rPr>
       </w:pPr>
-      <w:bookmarkStart w:id="19" w:name="_Hlk128138916"/>
+      <w:bookmarkStart w:id="18" w:name="_Hlk128138916"/>
       <w:r>
         <w:rPr>
           <w:rFonts w:cstheme="minorHAnsi"/>
@@ -13307,7 +9590,7 @@
           <w:rFonts w:cstheme="minorHAnsi"/>
         </w:rPr>
       </w:pPr>
-      <w:bookmarkStart w:id="20" w:name="_Toc212204542"/>
+      <w:bookmarkStart w:id="19" w:name="_Toc212204542"/>
       <w:r>
         <w:rPr>
           <w:rFonts w:cstheme="minorHAnsi"/>
@@ -13315,9 +9598,9 @@
         <w:lastRenderedPageBreak/>
         <w:t>Parcelas afectadas</w:t>
       </w:r>
-      <w:bookmarkEnd w:id="20"/>
+      <w:bookmarkEnd w:id="19"/>
     </w:p>
-    <w:bookmarkEnd w:id="19"/>
+    <w:bookmarkEnd w:id="18"/>
     <w:p>
       <w:pPr>
         <w:spacing w:before="240" w:after="240"/>
@@ -16450,7 +12733,7 @@
           <w:rFonts w:cstheme="minorHAnsi"/>
         </w:rPr>
       </w:pPr>
-      <w:bookmarkStart w:id="21" w:name="_TOC_250021"/>
+      <w:bookmarkStart w:id="20" w:name="_TOC_250021"/>
     </w:p>
     <w:p>
       <w:pPr>
@@ -16470,37 +12753,37 @@
           <w:spacing w:val="-7"/>
         </w:rPr>
       </w:pPr>
-      <w:bookmarkStart w:id="22" w:name="_Toc212204543"/>
-      <w:bookmarkEnd w:id="21"/>
+      <w:bookmarkStart w:id="21" w:name="_Toc212204543"/>
+      <w:bookmarkEnd w:id="20"/>
       <w:r>
         <w:rPr>
           <w:rFonts w:cstheme="minorHAnsi"/>
         </w:rPr>
         <w:lastRenderedPageBreak/>
         <w:t>DESCRIPCIÓN DE LAS INFRAESTRUCTAS DE EVACUACIÓN</w:t>
+      </w:r>
+      <w:bookmarkEnd w:id="21"/>
+    </w:p>
+    <w:p>
+      <w:pPr>
+        <w:pStyle w:val="Ttulo2"/>
+        <w:spacing w:before="120" w:after="120" w:line="240" w:lineRule="auto"/>
+        <w:ind w:left="578" w:hanging="578"/>
+        <w:rPr>
+          <w:rFonts w:cstheme="minorHAnsi"/>
+        </w:rPr>
+      </w:pPr>
+      <w:bookmarkStart w:id="22" w:name="_Toc212204544"/>
+      <w:r>
+        <w:rPr>
+          <w:rFonts w:cstheme="minorHAnsi"/>
+        </w:rPr>
+        <w:t>Características generales</w:t>
       </w:r>
       <w:bookmarkEnd w:id="22"/>
     </w:p>
     <w:p>
       <w:pPr>
-        <w:pStyle w:val="Ttulo2"/>
-        <w:spacing w:before="120" w:after="120" w:line="240" w:lineRule="auto"/>
-        <w:ind w:left="578" w:hanging="578"/>
-        <w:rPr>
-          <w:rFonts w:cstheme="minorHAnsi"/>
-        </w:rPr>
-      </w:pPr>
-      <w:bookmarkStart w:id="23" w:name="_Toc212204544"/>
-      <w:r>
-        <w:rPr>
-          <w:rFonts w:cstheme="minorHAnsi"/>
-        </w:rPr>
-        <w:t>Características generales</w:t>
-      </w:r>
-      <w:bookmarkEnd w:id="23"/>
-    </w:p>
-    <w:p>
-      <w:pPr>
         <w:pStyle w:val="Ttulo3"/>
         <w:spacing w:before="120" w:after="120" w:line="240" w:lineRule="auto"/>
         <w:rPr>
@@ -16508,7 +12791,7 @@
           <w:color w:val="auto"/>
         </w:rPr>
       </w:pPr>
-      <w:bookmarkStart w:id="24" w:name="_Toc212204545"/>
+      <w:bookmarkStart w:id="23" w:name="_Toc212204545"/>
       <w:r>
         <w:rPr>
           <w:rFonts w:asciiTheme="minorHAnsi" w:hAnsiTheme="minorHAnsi" w:cstheme="minorHAnsi"/>
@@ -16516,7 +12799,7 @@
         </w:rPr>
         <w:t>Tramo 1</w:t>
       </w:r>
-      <w:bookmarkEnd w:id="24"/>
+      <w:bookmarkEnd w:id="23"/>
     </w:p>
     <w:tbl>
       <w:tblPr>
@@ -17209,7 +13492,6 @@
               <w:rPr>
                 <w:rFonts w:asciiTheme="minorHAnsi" w:hAnsiTheme="minorHAnsi" w:cstheme="minorHAnsi"/>
                 <w:spacing w:val="-5"/>
-                <w:highlight w:val="yellow"/>
                 <w:lang w:val="es-ES" w:eastAsia="en-US"/>
               </w:rPr>
               <w:t>50</w:t>
@@ -17414,6 +13696,14 @@
               </w:rPr>
               <w:t>PO</w:t>
             </w:r>
+            <w:r>
+              <w:rPr>
+                <w:rFonts w:asciiTheme="minorHAnsi" w:hAnsiTheme="minorHAnsi" w:cstheme="minorHAnsi"/>
+                <w:spacing w:val="-5"/>
+                <w:lang w:val="es-ES" w:eastAsia="en-US"/>
+              </w:rPr>
+              <w:t>-1</w:t>
+            </w:r>
           </w:p>
           <w:p>
             <w:pPr>
@@ -17493,24 +13783,7 @@
                 <w:spacing w:val="-5"/>
                 <w:lang w:val="es-ES" w:eastAsia="en-US"/>
               </w:rPr>
-              <w:t>PF/</w:t>
-            </w:r>
-            <w:r>
-              <w:rPr>
-                <w:rFonts w:asciiTheme="minorHAnsi" w:hAnsiTheme="minorHAnsi" w:cstheme="minorHAnsi"/>
-                <w:spacing w:val="-5"/>
-                <w:lang w:val="es-ES" w:eastAsia="en-US"/>
-              </w:rPr>
-              <w:t xml:space="preserve">Subestación </w:t>
-            </w:r>
-            <w:r>
-              <w:rPr>
-                <w:rFonts w:asciiTheme="minorHAnsi" w:hAnsiTheme="minorHAnsi" w:cstheme="minorHAnsi"/>
-                <w:spacing w:val="-5"/>
-                <w:highlight w:val="yellow"/>
-                <w:lang w:val="es-ES" w:eastAsia="en-US"/>
-              </w:rPr>
-              <w:t>ZIRIANO</w:t>
+              <w:t>BIF-1</w:t>
             </w:r>
           </w:p>
         </w:tc>
@@ -17867,7 +14140,7 @@
                 <w:highlight w:val="yellow"/>
                 <w:lang w:val="es-ES" w:eastAsia="en-US"/>
               </w:rPr>
-              <w:t>2</w:t>
+              <w:t>1</w:t>
             </w:r>
             <w:r>
               <w:rPr>
@@ -18183,21 +14456,7 @@
                 <w:rFonts w:asciiTheme="minorHAnsi" w:hAnsiTheme="minorHAnsi" w:cstheme="minorHAnsi"/>
                 <w:lang w:val="es-ES" w:eastAsia="en-US"/>
               </w:rPr>
-              <w:t xml:space="preserve"> </w:t>
-            </w:r>
-            <w:r>
-              <w:rPr>
-                <w:rFonts w:asciiTheme="minorHAnsi" w:hAnsiTheme="minorHAnsi" w:cstheme="minorHAnsi"/>
-                <w:lang w:val="es-ES" w:eastAsia="en-US"/>
-              </w:rPr>
-              <w:t>630</w:t>
-            </w:r>
-            <w:r>
-              <w:rPr>
-                <w:rFonts w:asciiTheme="minorHAnsi" w:hAnsiTheme="minorHAnsi" w:cstheme="minorHAnsi"/>
-                <w:lang w:val="es-ES" w:eastAsia="en-US"/>
-              </w:rPr>
-              <w:t xml:space="preserve"> mm</w:t>
+              <w:t xml:space="preserve"> 630 mm</w:t>
             </w:r>
             <w:r>
               <w:rPr>
@@ -19738,7 +15997,7 @@
           <w:spacing w:val="-2"/>
         </w:rPr>
       </w:pPr>
-      <w:bookmarkStart w:id="25" w:name="_Toc212204546"/>
+      <w:bookmarkStart w:id="24" w:name="_Toc212204546"/>
       <w:r>
         <w:rPr>
           <w:rFonts w:cstheme="minorHAnsi"/>
@@ -19861,7 +16120,7 @@
         </w:rPr>
         <w:t xml:space="preserve"> kV</w:t>
       </w:r>
-      <w:bookmarkEnd w:id="25"/>
+      <w:bookmarkEnd w:id="24"/>
     </w:p>
     <w:p>
       <w:pPr>
@@ -19897,20 +16156,20 @@
           <w:color w:val="365F91" w:themeColor="accent1" w:themeShade="BF"/>
         </w:rPr>
       </w:pPr>
-      <w:bookmarkStart w:id="26" w:name="_Toc65130558"/>
-      <w:bookmarkStart w:id="27" w:name="_Toc112923824"/>
-      <w:bookmarkStart w:id="28" w:name="_Toc147856920"/>
-      <w:bookmarkStart w:id="29" w:name="_Toc212204547"/>
+      <w:bookmarkStart w:id="25" w:name="_Toc65130558"/>
+      <w:bookmarkStart w:id="26" w:name="_Toc112923824"/>
+      <w:bookmarkStart w:id="27" w:name="_Toc147856920"/>
+      <w:bookmarkStart w:id="28" w:name="_Toc212204547"/>
       <w:r>
         <w:rPr>
           <w:color w:val="365F91" w:themeColor="accent1" w:themeShade="BF"/>
         </w:rPr>
         <w:t>Cable aislado de potencia</w:t>
       </w:r>
+      <w:bookmarkEnd w:id="25"/>
       <w:bookmarkEnd w:id="26"/>
       <w:bookmarkEnd w:id="27"/>
       <w:bookmarkEnd w:id="28"/>
-      <w:bookmarkEnd w:id="29"/>
     </w:p>
     <w:p>
       <w:pPr>
@@ -22305,29 +18564,7 @@
                 <w:highlight w:val="yellow"/>
                 <w:lang w:val="es-ES"/>
               </w:rPr>
-              <w:t xml:space="preserve">Cable aislado de potencia RHZ1-OL 18/30kV </w:t>
-            </w:r>
-            <w:r>
-              <w:rPr>
-                <w:rFonts w:asciiTheme="minorHAnsi" w:hAnsiTheme="minorHAnsi" w:cstheme="minorHAnsi"/>
-                <w:b/>
-                <w:sz w:val="22"/>
-                <w:szCs w:val="22"/>
-                <w:highlight w:val="yellow"/>
-                <w:lang w:val="es-ES"/>
-              </w:rPr>
-              <w:t>240</w:t>
-            </w:r>
-            <w:r>
-              <w:rPr>
-                <w:rFonts w:asciiTheme="minorHAnsi" w:hAnsiTheme="minorHAnsi" w:cstheme="minorHAnsi"/>
-                <w:b/>
-                <w:sz w:val="22"/>
-                <w:szCs w:val="22"/>
-                <w:highlight w:val="yellow"/>
-                <w:lang w:val="es-ES"/>
-              </w:rPr>
-              <w:t xml:space="preserve"> K Al H16</w:t>
+              <w:t>Cable aislado de potencia RHZ1-OL 18/30kV 240 K Al H16</w:t>
             </w:r>
           </w:p>
         </w:tc>
@@ -24203,10 +20440,10 @@
           <w:color w:val="365F91" w:themeColor="accent1" w:themeShade="BF"/>
         </w:rPr>
       </w:pPr>
-      <w:bookmarkStart w:id="30" w:name="_Toc65130559"/>
-      <w:bookmarkStart w:id="31" w:name="_Toc112923825"/>
-      <w:bookmarkStart w:id="32" w:name="_Toc147856921"/>
-      <w:bookmarkStart w:id="33" w:name="_Toc212204548"/>
+      <w:bookmarkStart w:id="29" w:name="_Toc65130559"/>
+      <w:bookmarkStart w:id="30" w:name="_Toc112923825"/>
+      <w:bookmarkStart w:id="31" w:name="_Toc147856921"/>
+      <w:bookmarkStart w:id="32" w:name="_Toc212204548"/>
       <w:r>
         <w:rPr>
           <w:color w:val="365F91" w:themeColor="accent1" w:themeShade="BF"/>
@@ -24214,10 +20451,10 @@
         <w:lastRenderedPageBreak/>
         <w:t>Cable de comunicaciones</w:t>
       </w:r>
+      <w:bookmarkEnd w:id="29"/>
       <w:bookmarkEnd w:id="30"/>
       <w:bookmarkEnd w:id="31"/>
       <w:bookmarkEnd w:id="32"/>
-      <w:bookmarkEnd w:id="33"/>
     </w:p>
     <w:p>
       <w:pPr>
@@ -24291,26 +20528,26 @@
           <w:color w:val="365F91" w:themeColor="accent1" w:themeShade="BF"/>
         </w:rPr>
       </w:pPr>
-      <w:bookmarkStart w:id="34" w:name="_Toc65130561"/>
-      <w:bookmarkStart w:id="35" w:name="_Toc112923827"/>
-      <w:bookmarkStart w:id="36" w:name="_Toc212204549"/>
-      <w:bookmarkStart w:id="37" w:name="_Toc147856922"/>
+      <w:bookmarkStart w:id="33" w:name="_Toc65130561"/>
+      <w:bookmarkStart w:id="34" w:name="_Toc112923827"/>
+      <w:bookmarkStart w:id="35" w:name="_Toc212204549"/>
+      <w:bookmarkStart w:id="36" w:name="_Toc147856922"/>
       <w:r>
         <w:rPr>
           <w:color w:val="365F91" w:themeColor="accent1" w:themeShade="BF"/>
         </w:rPr>
         <w:t>Terminales</w:t>
       </w:r>
+      <w:bookmarkEnd w:id="33"/>
       <w:bookmarkEnd w:id="34"/>
       <w:bookmarkEnd w:id="35"/>
+      <w:r>
+        <w:rPr>
+          <w:color w:val="365F91" w:themeColor="accent1" w:themeShade="BF"/>
+        </w:rPr>
+        <w:t xml:space="preserve"> </w:t>
+      </w:r>
       <w:bookmarkEnd w:id="36"/>
-      <w:r>
-        <w:rPr>
-          <w:color w:val="365F91" w:themeColor="accent1" w:themeShade="BF"/>
-        </w:rPr>
-        <w:t xml:space="preserve"> </w:t>
-      </w:r>
-      <w:bookmarkEnd w:id="37"/>
     </w:p>
     <w:p>
       <w:r>
@@ -24643,7 +20880,21 @@
     </w:p>
     <w:p>
       <w:r>
-        <w:t>La conexión del cable con la aparamenta del centro de seccionamiento de la planta y las celdas de 30 kV de la subestación se realizará mediante una botella terminal unipolar enchufable en “T” por fase</w:t>
+        <w:t xml:space="preserve">La conexión del cable con la </w:t>
+      </w:r>
+      <w:proofErr w:type="spellStart"/>
+      <w:r>
+        <w:t>aparamenta</w:t>
+      </w:r>
+      <w:proofErr w:type="spellEnd"/>
+      <w:r>
+        <w:t xml:space="preserve"> de</w:t>
+      </w:r>
+      <w:r>
+        <w:t xml:space="preserve"> la subestación </w:t>
+      </w:r>
+      <w:r>
+        <w:t>de la planta y las celdas de 30 kV de la subestación se realizará mediante una botella terminal unipolar enchufable en “T” por fase</w:t>
       </w:r>
     </w:p>
     <w:p>
@@ -24651,28 +20902,32 @@
         <w:pStyle w:val="Ttulo3"/>
         <w:rPr>
           <w:color w:val="365F91" w:themeColor="accent1" w:themeShade="BF"/>
-        </w:rPr>
-      </w:pPr>
-      <w:bookmarkStart w:id="38" w:name="_Toc147856923"/>
-      <w:bookmarkStart w:id="39" w:name="_Toc212204550"/>
+          <w:highlight w:val="yellow"/>
+        </w:rPr>
+      </w:pPr>
+      <w:bookmarkStart w:id="37" w:name="_Toc147856923"/>
+      <w:bookmarkStart w:id="38" w:name="_Toc212204550"/>
       <w:r>
         <w:rPr>
           <w:color w:val="365F91" w:themeColor="accent1" w:themeShade="BF"/>
+          <w:highlight w:val="yellow"/>
         </w:rPr>
         <w:t>Autoválvulas</w:t>
       </w:r>
+      <w:bookmarkEnd w:id="37"/>
       <w:bookmarkEnd w:id="38"/>
-      <w:bookmarkEnd w:id="39"/>
     </w:p>
     <w:p>
       <w:pPr>
         <w:rPr>
           <w:rFonts w:cstheme="minorHAnsi"/>
-        </w:rPr>
-      </w:pPr>
-      <w:r>
-        <w:rPr>
-          <w:rFonts w:cstheme="minorHAnsi"/>
+          <w:highlight w:val="yellow"/>
+        </w:rPr>
+      </w:pPr>
+      <w:r>
+        <w:rPr>
+          <w:rFonts w:cstheme="minorHAnsi"/>
+          <w:highlight w:val="yellow"/>
         </w:rPr>
         <w:t>Los pararrayos serán de tipo intemperie y de óxido de zinc según la norma UNE-EN 60099-4- en última edición con las siguientes características mínimas:</w:t>
       </w:r>
@@ -24721,6 +20976,7 @@
                 <w:b/>
                 <w:sz w:val="22"/>
                 <w:szCs w:val="22"/>
+                <w:highlight w:val="yellow"/>
                 <w:lang w:val="es-ES"/>
               </w:rPr>
             </w:pPr>
@@ -24730,6 +20986,7 @@
                 <w:b/>
                 <w:sz w:val="22"/>
                 <w:szCs w:val="22"/>
+                <w:highlight w:val="yellow"/>
                 <w:lang w:val="es-ES"/>
               </w:rPr>
               <w:t>Autoválvulas</w:t>
@@ -24763,6 +21020,7 @@
                 <w:rFonts w:asciiTheme="minorHAnsi" w:hAnsiTheme="minorHAnsi" w:cstheme="minorHAnsi"/>
                 <w:sz w:val="22"/>
                 <w:szCs w:val="22"/>
+                <w:highlight w:val="yellow"/>
                 <w:lang w:val="es-ES"/>
               </w:rPr>
             </w:pPr>
@@ -24771,6 +21029,7 @@
                 <w:rFonts w:asciiTheme="minorHAnsi" w:hAnsiTheme="minorHAnsi" w:cstheme="minorHAnsi"/>
                 <w:sz w:val="22"/>
                 <w:szCs w:val="22"/>
+                <w:highlight w:val="yellow"/>
                 <w:lang w:val="es-ES"/>
               </w:rPr>
               <w:t>Tensión nominal (kV)</w:t>
@@ -24798,6 +21057,7 @@
                 <w:rFonts w:asciiTheme="minorHAnsi" w:hAnsiTheme="minorHAnsi" w:cstheme="minorHAnsi"/>
                 <w:sz w:val="22"/>
                 <w:szCs w:val="22"/>
+                <w:highlight w:val="yellow"/>
                 <w:lang w:val="es-ES"/>
               </w:rPr>
             </w:pPr>
@@ -24806,6 +21066,7 @@
                 <w:rFonts w:asciiTheme="minorHAnsi" w:hAnsiTheme="minorHAnsi" w:cstheme="minorHAnsi"/>
                 <w:sz w:val="22"/>
                 <w:szCs w:val="22"/>
+                <w:highlight w:val="yellow"/>
                 <w:lang w:val="es-ES"/>
               </w:rPr>
               <w:t>30</w:t>
@@ -24839,6 +21100,7 @@
                 <w:rFonts w:asciiTheme="minorHAnsi" w:hAnsiTheme="minorHAnsi" w:cstheme="minorHAnsi"/>
                 <w:sz w:val="22"/>
                 <w:szCs w:val="22"/>
+                <w:highlight w:val="yellow"/>
                 <w:lang w:val="es-ES"/>
               </w:rPr>
             </w:pPr>
@@ -24847,6 +21109,7 @@
                 <w:rFonts w:asciiTheme="minorHAnsi" w:hAnsiTheme="minorHAnsi" w:cstheme="minorHAnsi"/>
                 <w:sz w:val="22"/>
                 <w:szCs w:val="22"/>
+                <w:highlight w:val="yellow"/>
                 <w:lang w:val="es-ES"/>
               </w:rPr>
               <w:t>Tensión más elevada (kV)</w:t>
@@ -24874,6 +21137,7 @@
                 <w:rFonts w:asciiTheme="minorHAnsi" w:hAnsiTheme="minorHAnsi" w:cstheme="minorHAnsi"/>
                 <w:sz w:val="22"/>
                 <w:szCs w:val="22"/>
+                <w:highlight w:val="yellow"/>
                 <w:lang w:val="es-ES"/>
               </w:rPr>
             </w:pPr>
@@ -24882,6 +21146,7 @@
                 <w:rFonts w:asciiTheme="minorHAnsi" w:hAnsiTheme="minorHAnsi" w:cstheme="minorHAnsi"/>
                 <w:sz w:val="22"/>
                 <w:szCs w:val="22"/>
+                <w:highlight w:val="yellow"/>
                 <w:lang w:val="es-ES"/>
               </w:rPr>
               <w:t>36</w:t>
@@ -24915,6 +21180,7 @@
                 <w:rFonts w:asciiTheme="minorHAnsi" w:hAnsiTheme="minorHAnsi" w:cstheme="minorHAnsi"/>
                 <w:sz w:val="22"/>
                 <w:szCs w:val="22"/>
+                <w:highlight w:val="yellow"/>
                 <w:lang w:val="pt-PT"/>
               </w:rPr>
             </w:pPr>
@@ -24923,6 +21189,7 @@
                 <w:rFonts w:asciiTheme="minorHAnsi" w:hAnsiTheme="minorHAnsi" w:cstheme="minorHAnsi"/>
                 <w:sz w:val="22"/>
                 <w:szCs w:val="22"/>
+                <w:highlight w:val="yellow"/>
                 <w:lang w:val="pt-PT"/>
               </w:rPr>
               <w:t>Icc de cortocircuito simétrico (kA)</w:t>
@@ -24950,6 +21217,7 @@
                 <w:rFonts w:asciiTheme="minorHAnsi" w:hAnsiTheme="minorHAnsi" w:cstheme="minorHAnsi"/>
                 <w:sz w:val="22"/>
                 <w:szCs w:val="22"/>
+                <w:highlight w:val="yellow"/>
                 <w:lang w:val="es-ES"/>
               </w:rPr>
             </w:pPr>
@@ -24958,6 +21226,7 @@
                 <w:rFonts w:asciiTheme="minorHAnsi" w:hAnsiTheme="minorHAnsi" w:cstheme="minorHAnsi"/>
                 <w:sz w:val="22"/>
                 <w:szCs w:val="22"/>
+                <w:highlight w:val="yellow"/>
                 <w:lang w:val="es-ES"/>
               </w:rPr>
               <w:t>25</w:t>
@@ -24991,6 +21260,7 @@
                 <w:rFonts w:asciiTheme="minorHAnsi" w:hAnsiTheme="minorHAnsi" w:cstheme="minorHAnsi"/>
                 <w:sz w:val="22"/>
                 <w:szCs w:val="22"/>
+                <w:highlight w:val="yellow"/>
                 <w:lang w:val="es-ES"/>
               </w:rPr>
             </w:pPr>
@@ -24999,6 +21269,7 @@
                 <w:rFonts w:asciiTheme="minorHAnsi" w:hAnsiTheme="minorHAnsi" w:cstheme="minorHAnsi"/>
                 <w:sz w:val="22"/>
                 <w:szCs w:val="22"/>
+                <w:highlight w:val="yellow"/>
                 <w:lang w:val="es-ES"/>
               </w:rPr>
               <w:t>Tiempo máximo de eliminación del cortocircuito (s)</w:t>
@@ -25026,6 +21297,7 @@
                 <w:rFonts w:asciiTheme="minorHAnsi" w:hAnsiTheme="minorHAnsi" w:cstheme="minorHAnsi"/>
                 <w:sz w:val="22"/>
                 <w:szCs w:val="22"/>
+                <w:highlight w:val="yellow"/>
                 <w:lang w:val="es-ES"/>
               </w:rPr>
             </w:pPr>
@@ -25034,6 +21306,7 @@
                 <w:rFonts w:asciiTheme="minorHAnsi" w:hAnsiTheme="minorHAnsi" w:cstheme="minorHAnsi"/>
                 <w:sz w:val="22"/>
                 <w:szCs w:val="22"/>
+                <w:highlight w:val="yellow"/>
                 <w:lang w:val="es-ES"/>
               </w:rPr>
               <w:t>0,5</w:t>
@@ -25067,6 +21340,7 @@
                 <w:rFonts w:asciiTheme="minorHAnsi" w:hAnsiTheme="minorHAnsi" w:cstheme="minorHAnsi"/>
                 <w:sz w:val="22"/>
                 <w:szCs w:val="22"/>
+                <w:highlight w:val="yellow"/>
                 <w:lang w:val="es-ES"/>
               </w:rPr>
             </w:pPr>
@@ -25075,6 +21349,7 @@
                 <w:rFonts w:asciiTheme="minorHAnsi" w:hAnsiTheme="minorHAnsi" w:cstheme="minorHAnsi"/>
                 <w:sz w:val="22"/>
                 <w:szCs w:val="22"/>
+                <w:highlight w:val="yellow"/>
                 <w:lang w:val="es-ES"/>
               </w:rPr>
               <w:t>Neutro red</w:t>
@@ -25102,6 +21377,7 @@
                 <w:rFonts w:asciiTheme="minorHAnsi" w:hAnsiTheme="minorHAnsi" w:cstheme="minorHAnsi"/>
                 <w:sz w:val="22"/>
                 <w:szCs w:val="22"/>
+                <w:highlight w:val="yellow"/>
                 <w:lang w:val="es-ES"/>
               </w:rPr>
             </w:pPr>
@@ -25110,6 +21386,7 @@
                 <w:rFonts w:asciiTheme="minorHAnsi" w:hAnsiTheme="minorHAnsi" w:cstheme="minorHAnsi"/>
                 <w:sz w:val="22"/>
                 <w:szCs w:val="22"/>
+                <w:highlight w:val="yellow"/>
                 <w:lang w:val="es-ES"/>
               </w:rPr>
               <w:t>Directo a tierra</w:t>
@@ -25143,6 +21420,7 @@
                 <w:rFonts w:asciiTheme="minorHAnsi" w:hAnsiTheme="minorHAnsi" w:cstheme="minorHAnsi"/>
                 <w:sz w:val="22"/>
                 <w:szCs w:val="22"/>
+                <w:highlight w:val="yellow"/>
                 <w:lang w:val="es-ES"/>
               </w:rPr>
             </w:pPr>
@@ -25151,6 +21429,7 @@
                 <w:rFonts w:asciiTheme="minorHAnsi" w:hAnsiTheme="minorHAnsi" w:cstheme="minorHAnsi"/>
                 <w:sz w:val="22"/>
                 <w:szCs w:val="22"/>
+                <w:highlight w:val="yellow"/>
                 <w:lang w:val="es-ES"/>
               </w:rPr>
               <w:t>Clase de descarga: 3</w:t>
@@ -25178,6 +21457,7 @@
                 <w:rFonts w:asciiTheme="minorHAnsi" w:hAnsiTheme="minorHAnsi" w:cstheme="minorHAnsi"/>
                 <w:sz w:val="22"/>
                 <w:szCs w:val="22"/>
+                <w:highlight w:val="yellow"/>
                 <w:lang w:val="es-ES"/>
               </w:rPr>
             </w:pPr>
@@ -25186,6 +21466,7 @@
                 <w:rFonts w:asciiTheme="minorHAnsi" w:hAnsiTheme="minorHAnsi" w:cstheme="minorHAnsi"/>
                 <w:sz w:val="22"/>
                 <w:szCs w:val="22"/>
+                <w:highlight w:val="yellow"/>
                 <w:lang w:val="es-ES"/>
               </w:rPr>
               <w:t>3</w:t>
@@ -25219,6 +21500,7 @@
                 <w:rFonts w:asciiTheme="minorHAnsi" w:hAnsiTheme="minorHAnsi" w:cstheme="minorHAnsi"/>
                 <w:sz w:val="22"/>
                 <w:szCs w:val="22"/>
+                <w:highlight w:val="yellow"/>
                 <w:lang w:val="es-ES"/>
               </w:rPr>
             </w:pPr>
@@ -25227,6 +21509,7 @@
                 <w:rFonts w:asciiTheme="minorHAnsi" w:hAnsiTheme="minorHAnsi" w:cstheme="minorHAnsi"/>
                 <w:sz w:val="22"/>
                 <w:szCs w:val="22"/>
+                <w:highlight w:val="yellow"/>
                 <w:lang w:val="es-ES"/>
               </w:rPr>
               <w:t>Corriente de descarga nomina (kA)</w:t>
@@ -25254,6 +21537,7 @@
                 <w:rFonts w:asciiTheme="minorHAnsi" w:hAnsiTheme="minorHAnsi" w:cstheme="minorHAnsi"/>
                 <w:sz w:val="22"/>
                 <w:szCs w:val="22"/>
+                <w:highlight w:val="yellow"/>
                 <w:lang w:val="es-ES"/>
               </w:rPr>
             </w:pPr>
@@ -25262,6 +21546,7 @@
                 <w:rFonts w:asciiTheme="minorHAnsi" w:hAnsiTheme="minorHAnsi" w:cstheme="minorHAnsi"/>
                 <w:sz w:val="22"/>
                 <w:szCs w:val="22"/>
+                <w:highlight w:val="yellow"/>
                 <w:lang w:val="es-ES"/>
               </w:rPr>
               <w:t>10</w:t>
@@ -25295,6 +21580,7 @@
                 <w:rFonts w:asciiTheme="minorHAnsi" w:hAnsiTheme="minorHAnsi" w:cstheme="minorHAnsi"/>
                 <w:sz w:val="22"/>
                 <w:szCs w:val="22"/>
+                <w:highlight w:val="yellow"/>
                 <w:lang w:val="es-ES"/>
               </w:rPr>
             </w:pPr>
@@ -25303,6 +21589,7 @@
                 <w:rFonts w:asciiTheme="minorHAnsi" w:hAnsiTheme="minorHAnsi" w:cstheme="minorHAnsi"/>
                 <w:sz w:val="22"/>
                 <w:szCs w:val="22"/>
+                <w:highlight w:val="yellow"/>
                 <w:lang w:val="es-ES"/>
               </w:rPr>
               <w:t>Línea de fuga: (mm/kV)</w:t>
@@ -25330,6 +21617,7 @@
                 <w:rFonts w:asciiTheme="minorHAnsi" w:hAnsiTheme="minorHAnsi" w:cstheme="minorHAnsi"/>
                 <w:sz w:val="22"/>
                 <w:szCs w:val="22"/>
+                <w:highlight w:val="yellow"/>
                 <w:lang w:val="es-ES"/>
               </w:rPr>
             </w:pPr>
@@ -25338,6 +21626,7 @@
                 <w:rFonts w:asciiTheme="minorHAnsi" w:hAnsiTheme="minorHAnsi" w:cstheme="minorHAnsi"/>
                 <w:sz w:val="22"/>
                 <w:szCs w:val="22"/>
+                <w:highlight w:val="yellow"/>
                 <w:lang w:val="es-ES"/>
               </w:rPr>
               <w:t>25</w:t>
@@ -25371,6 +21660,7 @@
                 <w:rFonts w:asciiTheme="minorHAnsi" w:hAnsiTheme="minorHAnsi" w:cstheme="minorHAnsi"/>
                 <w:sz w:val="22"/>
                 <w:szCs w:val="22"/>
+                <w:highlight w:val="yellow"/>
                 <w:lang w:val="es-ES"/>
               </w:rPr>
             </w:pPr>
@@ -25379,6 +21669,7 @@
                 <w:rFonts w:asciiTheme="minorHAnsi" w:hAnsiTheme="minorHAnsi" w:cstheme="minorHAnsi"/>
                 <w:sz w:val="22"/>
                 <w:szCs w:val="22"/>
+                <w:highlight w:val="yellow"/>
                 <w:lang w:val="es-ES"/>
               </w:rPr>
               <w:t>Material del aislador de la autoválvula</w:t>
@@ -25414,6 +21705,7 @@
                 <w:rFonts w:asciiTheme="minorHAnsi" w:hAnsiTheme="minorHAnsi" w:cstheme="minorHAnsi"/>
                 <w:sz w:val="22"/>
                 <w:szCs w:val="22"/>
+                <w:highlight w:val="yellow"/>
                 <w:lang w:val="es-ES"/>
               </w:rPr>
               <w:t>Porcelana/polimérico</w:t>
@@ -25431,13 +21723,13 @@
           <w:color w:val="365F91" w:themeColor="accent1" w:themeShade="BF"/>
         </w:rPr>
       </w:pPr>
-      <w:bookmarkStart w:id="40" w:name="_Toc112923831"/>
-      <w:bookmarkStart w:id="41" w:name="_Toc140147184"/>
-      <w:bookmarkStart w:id="42" w:name="_Toc141866621"/>
-      <w:bookmarkStart w:id="43" w:name="_Toc65130566"/>
-      <w:bookmarkStart w:id="44" w:name="_Toc112923832"/>
-      <w:bookmarkStart w:id="45" w:name="_Toc147856924"/>
-      <w:bookmarkStart w:id="46" w:name="_Toc53132740"/>
+      <w:bookmarkStart w:id="39" w:name="_Toc112923831"/>
+      <w:bookmarkStart w:id="40" w:name="_Toc140147184"/>
+      <w:bookmarkStart w:id="41" w:name="_Toc141866621"/>
+      <w:bookmarkStart w:id="42" w:name="_Toc65130566"/>
+      <w:bookmarkStart w:id="43" w:name="_Toc112923832"/>
+      <w:bookmarkStart w:id="44" w:name="_Toc147856924"/>
+      <w:bookmarkStart w:id="45" w:name="_Toc53132740"/>
       <w:r>
         <w:rPr>
           <w:color w:val="365F91" w:themeColor="accent1" w:themeShade="BF"/>
@@ -25452,7 +21744,7 @@
           <w:color w:val="365F91" w:themeColor="accent1" w:themeShade="BF"/>
         </w:rPr>
       </w:pPr>
-      <w:bookmarkStart w:id="47" w:name="_Toc212204551"/>
+      <w:bookmarkStart w:id="46" w:name="_Toc212204551"/>
       <w:r>
         <w:rPr>
           <w:color w:val="365F91" w:themeColor="accent1" w:themeShade="BF"/>
@@ -25460,10 +21752,10 @@
         <w:lastRenderedPageBreak/>
         <w:t>Descargadores</w:t>
       </w:r>
+      <w:bookmarkEnd w:id="39"/>
       <w:bookmarkEnd w:id="40"/>
       <w:bookmarkEnd w:id="41"/>
-      <w:bookmarkEnd w:id="42"/>
-      <w:bookmarkEnd w:id="47"/>
+      <w:bookmarkEnd w:id="46"/>
     </w:p>
     <w:p>
       <w:pPr>
@@ -25493,17 +21785,17 @@
           <w:color w:val="365F91" w:themeColor="accent1" w:themeShade="BF"/>
         </w:rPr>
       </w:pPr>
-      <w:bookmarkStart w:id="48" w:name="_Toc212204552"/>
+      <w:bookmarkStart w:id="47" w:name="_Toc212204552"/>
       <w:r>
         <w:rPr>
           <w:color w:val="365F91" w:themeColor="accent1" w:themeShade="BF"/>
         </w:rPr>
         <w:t>Canalización</w:t>
       </w:r>
+      <w:bookmarkEnd w:id="42"/>
       <w:bookmarkEnd w:id="43"/>
       <w:bookmarkEnd w:id="44"/>
-      <w:bookmarkEnd w:id="45"/>
-      <w:bookmarkEnd w:id="48"/>
+      <w:bookmarkEnd w:id="47"/>
     </w:p>
     <w:p>
       <w:r>
@@ -25532,18 +21824,6 @@
       </w:pPr>
       <w:r>
         <w:t>Entubada hormigonada</w:t>
-      </w:r>
-    </w:p>
-    <w:p>
-      <w:pPr>
-        <w:pStyle w:val="Prrafodelista"/>
-        <w:numPr>
-          <w:ilvl w:val="0"/>
-          <w:numId w:val="19"/>
-        </w:numPr>
-      </w:pPr>
-      <w:r>
-        <w:t>Perforación horizontal dirigida.</w:t>
       </w:r>
     </w:p>
     <w:p>
@@ -25671,12 +21951,14 @@
               <w:pStyle w:val="tablas"/>
               <w:rPr>
                 <w:rFonts w:asciiTheme="minorHAnsi" w:hAnsiTheme="minorHAnsi" w:cstheme="minorHAnsi"/>
+                <w:highlight w:val="yellow"/>
                 <w:lang w:val="es-ES"/>
               </w:rPr>
             </w:pPr>
             <w:r>
               <w:rPr>
                 <w:rFonts w:asciiTheme="minorHAnsi" w:hAnsiTheme="minorHAnsi" w:cstheme="minorHAnsi"/>
+                <w:highlight w:val="yellow"/>
                 <w:lang w:val="es-ES"/>
               </w:rPr>
               <w:t>Número de ternas</w:t>
@@ -25700,12 +21982,14 @@
               <w:pStyle w:val="tablas"/>
               <w:rPr>
                 <w:rFonts w:asciiTheme="minorHAnsi" w:hAnsiTheme="minorHAnsi" w:cstheme="minorHAnsi"/>
+                <w:highlight w:val="yellow"/>
                 <w:lang w:val="es-ES"/>
               </w:rPr>
             </w:pPr>
             <w:r>
               <w:rPr>
                 <w:rFonts w:asciiTheme="minorHAnsi" w:hAnsiTheme="minorHAnsi" w:cstheme="minorHAnsi"/>
+                <w:highlight w:val="yellow"/>
                 <w:lang w:val="es-ES"/>
               </w:rPr>
               <w:t>3</w:t>
@@ -25736,12 +22020,14 @@
               <w:pStyle w:val="tablas"/>
               <w:rPr>
                 <w:rFonts w:asciiTheme="minorHAnsi" w:hAnsiTheme="minorHAnsi" w:cstheme="minorHAnsi"/>
+                <w:highlight w:val="yellow"/>
                 <w:lang w:val="es-ES"/>
               </w:rPr>
             </w:pPr>
             <w:r>
               <w:rPr>
                 <w:rFonts w:asciiTheme="minorHAnsi" w:hAnsiTheme="minorHAnsi" w:cstheme="minorHAnsi"/>
+                <w:highlight w:val="yellow"/>
                 <w:lang w:val="es-ES"/>
               </w:rPr>
               <w:t>Profundidad de la canalización (base de excavación) (mm)</w:t>
@@ -25765,12 +22051,14 @@
               <w:pStyle w:val="tablas"/>
               <w:rPr>
                 <w:rFonts w:asciiTheme="minorHAnsi" w:hAnsiTheme="minorHAnsi" w:cstheme="minorHAnsi"/>
+                <w:highlight w:val="yellow"/>
                 <w:lang w:val="es-ES"/>
               </w:rPr>
             </w:pPr>
             <w:r>
               <w:rPr>
                 <w:rFonts w:asciiTheme="minorHAnsi" w:hAnsiTheme="minorHAnsi" w:cstheme="minorHAnsi"/>
+                <w:highlight w:val="yellow"/>
                 <w:lang w:val="es-ES"/>
               </w:rPr>
               <w:t>1050</w:t>
@@ -25801,12 +22089,14 @@
               <w:pStyle w:val="tablas"/>
               <w:rPr>
                 <w:rFonts w:asciiTheme="minorHAnsi" w:hAnsiTheme="minorHAnsi" w:cstheme="minorHAnsi"/>
+                <w:highlight w:val="yellow"/>
                 <w:lang w:val="es-ES"/>
               </w:rPr>
             </w:pPr>
             <w:r>
               <w:rPr>
                 <w:rFonts w:asciiTheme="minorHAnsi" w:hAnsiTheme="minorHAnsi" w:cstheme="minorHAnsi"/>
+                <w:highlight w:val="yellow"/>
                 <w:lang w:val="es-ES"/>
               </w:rPr>
               <w:t>Profundidad de la canalización en terreno de cultivo (base de excavación) (mm)</w:t>
@@ -25830,12 +22120,14 @@
               <w:pStyle w:val="tablas"/>
               <w:rPr>
                 <w:rFonts w:asciiTheme="minorHAnsi" w:hAnsiTheme="minorHAnsi" w:cstheme="minorHAnsi"/>
+                <w:highlight w:val="yellow"/>
                 <w:lang w:val="es-ES"/>
               </w:rPr>
             </w:pPr>
             <w:r>
               <w:rPr>
                 <w:rFonts w:asciiTheme="minorHAnsi" w:hAnsiTheme="minorHAnsi" w:cstheme="minorHAnsi"/>
+                <w:highlight w:val="yellow"/>
                 <w:lang w:val="es-ES"/>
               </w:rPr>
               <w:t>1400</w:t>
@@ -25866,12 +22158,14 @@
               <w:pStyle w:val="tablas"/>
               <w:rPr>
                 <w:rFonts w:asciiTheme="minorHAnsi" w:hAnsiTheme="minorHAnsi" w:cstheme="minorHAnsi"/>
+                <w:highlight w:val="yellow"/>
                 <w:lang w:val="es-ES"/>
               </w:rPr>
             </w:pPr>
             <w:r>
               <w:rPr>
                 <w:rFonts w:asciiTheme="minorHAnsi" w:hAnsiTheme="minorHAnsi" w:cstheme="minorHAnsi"/>
+                <w:highlight w:val="yellow"/>
                 <w:lang w:val="es-ES"/>
               </w:rPr>
               <w:t>Anchura de la canalización (mm)</w:t>
@@ -25895,15 +22189,17 @@
               <w:pStyle w:val="tablas"/>
               <w:rPr>
                 <w:rFonts w:asciiTheme="minorHAnsi" w:hAnsiTheme="minorHAnsi" w:cstheme="minorHAnsi"/>
+                <w:highlight w:val="yellow"/>
                 <w:lang w:val="es-ES"/>
               </w:rPr>
             </w:pPr>
             <w:r>
               <w:rPr>
                 <w:rFonts w:asciiTheme="minorHAnsi" w:hAnsiTheme="minorHAnsi" w:cstheme="minorHAnsi"/>
+                <w:highlight w:val="yellow"/>
                 <w:lang w:val="es-ES"/>
               </w:rPr>
-              <w:t>1300</w:t>
+              <w:t>800</w:t>
             </w:r>
           </w:p>
         </w:tc>
@@ -26009,7 +22305,7 @@
                 <w:rFonts w:asciiTheme="minorHAnsi" w:hAnsiTheme="minorHAnsi" w:cstheme="minorHAnsi"/>
                 <w:lang w:val="es-ES"/>
               </w:rPr>
-              <w:t>3</w:t>
+              <w:t>4</w:t>
             </w:r>
           </w:p>
         </w:tc>
@@ -26204,7 +22500,7 @@
                 <w:rFonts w:asciiTheme="minorHAnsi" w:hAnsiTheme="minorHAnsi" w:cstheme="minorHAnsi"/>
                 <w:lang w:val="es-ES"/>
               </w:rPr>
-              <w:t>1300</w:t>
+              <w:t>900</w:t>
             </w:r>
           </w:p>
         </w:tc>
@@ -26227,313 +22523,56 @@
     </w:p>
     <w:p>
       <w:pPr>
-        <w:pStyle w:val="Ttulo4"/>
-      </w:pPr>
-      <w:r>
-        <w:lastRenderedPageBreak/>
-        <w:t>Canalización subterránea en perforación dirigida</w:t>
-      </w:r>
+        <w:rPr>
+          <w:rFonts w:cstheme="minorHAnsi"/>
+          <w:color w:val="365F91" w:themeColor="accent1" w:themeShade="BF"/>
+        </w:rPr>
+      </w:pPr>
     </w:p>
     <w:p>
-      <w:r>
-        <w:t>La perforación horizontal dirigida es una técnica que permite la instalación de tuberías subterráneas mediante la realización de un túnel, sin abrir zanjas y con un control absoluto de la trayectoria de perforación.</w:t>
-      </w:r>
+      <w:pPr>
+        <w:ind w:left="709"/>
+        <w:jc w:val="center"/>
+        <w:rPr>
+          <w:color w:val="365F91" w:themeColor="accent1" w:themeShade="BF"/>
+        </w:rPr>
+      </w:pPr>
+      <w:bookmarkStart w:id="48" w:name="_Toc65130571"/>
+      <w:bookmarkStart w:id="49" w:name="_Toc112923833"/>
     </w:p>
     <w:p>
-      <w:r>
-        <w:t xml:space="preserve">Este control permite librar obstáculos naturales o artificiales sin afectar al terreno, con lo cual se garantiza la mínima repercusión ambiental al terreno. </w:t>
-      </w:r>
+      <w:pPr>
+        <w:pStyle w:val="Ttulo3"/>
+        <w:rPr>
+          <w:color w:val="365F91" w:themeColor="accent1" w:themeShade="BF"/>
+        </w:rPr>
+      </w:pPr>
+      <w:bookmarkStart w:id="50" w:name="_Toc212204555"/>
+      <w:r>
+        <w:rPr>
+          <w:color w:val="365F91" w:themeColor="accent1" w:themeShade="BF"/>
+        </w:rPr>
+        <w:t>Puesta a tierra</w:t>
+      </w:r>
+      <w:bookmarkEnd w:id="48"/>
+      <w:bookmarkEnd w:id="49"/>
+      <w:bookmarkEnd w:id="50"/>
     </w:p>
     <w:p>
-      <w:r>
-        <w:t>Esta técnica se usará en los pasos de montaña donde no existe camino consolidado para realizar la zanja.</w:t>
-      </w:r>
-    </w:p>
-    <w:p>
-      <w:r>
-        <w:t>La trayectoria de perforación se realiza a partir de arcos de circunferencia y tramos rectos. Sus principales características son las siguientes:</w:t>
-      </w:r>
-    </w:p>
-    <w:p>
-      <w:pPr>
-        <w:pStyle w:val="vietadenormal"/>
-        <w:spacing w:before="120" w:after="120"/>
-      </w:pPr>
-      <w:r>
-        <w:t xml:space="preserve">El radio mínimo está condicionado por la flexión máxima de las varillas de perforación y por la flexibilidad del tubo. Para las secciones tipo de perforación horizontal dirigida el radio mínimo de curvatura será </w:t>
-      </w:r>
-      <w:smartTag w:uri="urn:schemas-microsoft-com:office:smarttags" w:element="metricconverter">
-        <w:smartTagPr>
-          <w:attr w:name="ProductID" w:val="250 m"/>
-        </w:smartTagPr>
-        <w:r>
-          <w:t>250 m</w:t>
-        </w:r>
-      </w:smartTag>
-      <w:r>
-        <w:t>.</w:t>
-      </w:r>
-    </w:p>
-    <w:p>
-      <w:pPr>
-        <w:pStyle w:val="vietadenormal"/>
-        <w:spacing w:before="120" w:after="120"/>
-      </w:pPr>
-      <w:r>
-        <w:t>El ángulo de ataque depende de la máquina de perforación, la profundidad y longitud de la perforación.</w:t>
-      </w:r>
-    </w:p>
-    <w:p>
-      <w:r>
-        <w:t>La perforación dirigida consta de cuatro fases:</w:t>
-      </w:r>
-    </w:p>
-    <w:p>
-      <w:pPr>
-        <w:pStyle w:val="vietadenormal"/>
-        <w:spacing w:before="120" w:after="120"/>
-      </w:pPr>
-      <w:r>
-        <w:t>Fase 1: Posicionamiento y replanteo</w:t>
-      </w:r>
-    </w:p>
-    <w:p>
-      <w:pPr>
-        <w:pStyle w:val="Prrafodelista"/>
-      </w:pPr>
-      <w:r>
-        <w:t xml:space="preserve">La perforación puede comenzar desde una pequeña cata, quedando siempre la máquina en la superficie, o bien desde el nivel de tierra. </w:t>
-      </w:r>
-    </w:p>
-    <w:p>
-      <w:pPr>
-        <w:pStyle w:val="Prrafodelista"/>
-      </w:pPr>
-      <w:r>
-        <w:t>En esta primera fase se determinarán los puntos de entrada y de salida de la perforación, ejecutando las catas si procede, seleccionando la trayectoria más adecuada a seguir.</w:t>
-      </w:r>
-    </w:p>
-    <w:p>
-      <w:pPr>
-        <w:pStyle w:val="vietadenormal"/>
-        <w:spacing w:before="120" w:after="120"/>
-      </w:pPr>
-      <w:r>
-        <w:t>Fase 2: Perforación piloto</w:t>
-      </w:r>
-    </w:p>
-    <w:p>
-      <w:pPr>
-        <w:pStyle w:val="Prrafodelista"/>
-      </w:pPr>
-      <w:r>
-        <w:t>Se van introduciendo varillas, las cuales son roscadas automáticamente unas a otras a medida que va avanzando la perforación. En el proceso se van combinando adecuadamente el empuje con el giro de las varillas con el fin de obtener un resultado óptimo.</w:t>
-      </w:r>
-    </w:p>
-    <w:p>
-      <w:pPr>
-        <w:ind w:left="720"/>
-      </w:pPr>
-      <w:r>
-        <w:t>Para facilitar la perforación se utiliza un compuesto llamado bentonita, que es una arcilla de grano muy fino que contiene bases y hierro. La bentonita es inyectada a presión por el interior de las varillas hasta el cabezal de perforación siendo su misión principal refrigerar y lubricar dicho cabezal y suministrar estabilidad a la perforación.</w:t>
-      </w:r>
-    </w:p>
-    <w:p>
-      <w:pPr>
-        <w:ind w:left="720"/>
-      </w:pPr>
-      <w:r>
-        <w:t>En esta perforación piloto, la cabeza está dotada de una sonda, de manera que mediante un receptor se puede conocer la posición exacta del cabezal.</w:t>
-      </w:r>
-    </w:p>
-    <w:p>
-      <w:pPr>
-        <w:ind w:left="720"/>
-      </w:pPr>
-      <w:r>
-        <w:lastRenderedPageBreak/>
-        <w:t>La perforación piloto se deberá realizar a la profundidad apropiada para evitar derrumbamientos o situaciones donde los fluidos utilizados pudieran salir a la superficie. La trayectoria se puede variar si fuese necesario debido a la aparición de obstáculos en la trayectoria marcada.</w:t>
-      </w:r>
-    </w:p>
-    <w:p>
-      <w:pPr>
-        <w:pStyle w:val="vietadenormal"/>
-        <w:spacing w:before="120" w:after="120"/>
-      </w:pPr>
-      <w:r>
-        <w:t>Fase 3: Escariado</w:t>
-      </w:r>
-    </w:p>
-    <w:p>
-      <w:pPr>
-        <w:pStyle w:val="Prrafodelista"/>
-      </w:pPr>
-      <w:r>
-        <w:t>Una vez hecha la perforación piloto se desmonta el cabezal de perforación. En su lugar se montan conos escariadores para aumentar el diámetro del túnel. Se hacen tantas pasadas como sea necesario aumentando sucesivamente las dimensiones de los conos escariadores, y así el diámetro del túnel.</w:t>
-      </w:r>
-    </w:p>
-    <w:p>
-      <w:pPr>
-        <w:pStyle w:val="Prrafodelista"/>
-      </w:pPr>
-      <w:r>
-        <w:t>Este proceso se realiza en sentido inverso, es decir, tirando hacia la máquina.</w:t>
-      </w:r>
-    </w:p>
-    <w:p>
-      <w:pPr>
-        <w:pStyle w:val="vietadenormal"/>
-        <w:spacing w:before="120" w:after="120"/>
-      </w:pPr>
-      <w:r>
-        <w:t>Fase 4: Instalación de la tubería</w:t>
-      </w:r>
-    </w:p>
-    <w:p>
-      <w:pPr>
-        <w:pStyle w:val="Prrafodelista"/>
-      </w:pPr>
-      <w:r>
-        <w:t>Finalmente se une la tubería, previamente soldada por termofusión en toda su longitud, a un cono escariador-ensanchador mediante una pieza de giro libre de modo que va quedando instalada en el túnel practicado.</w:t>
-      </w:r>
-    </w:p>
-    <w:p>
-      <w:pPr>
-        <w:pStyle w:val="Prrafodelista"/>
-      </w:pPr>
-      <w:r>
-        <w:t>Los tubos empleados serán de PEHD PE100 PN10 en color negro con bandas azules según norma UNE-EN 12201.</w:t>
-      </w:r>
-    </w:p>
-    <w:p>
-      <w:pPr>
-        <w:pStyle w:val="Prrafodelista"/>
-      </w:pPr>
-      <w:r>
-        <w:t xml:space="preserve">En el interior de cada tubo se instalará una cuerda de nylon de diámetro igual a </w:t>
-      </w:r>
-      <w:smartTag w:uri="urn:schemas-microsoft-com:office:smarttags" w:element="metricconverter">
-        <w:smartTagPr>
-          <w:attr w:name="ProductID" w:val="10 mm"/>
-        </w:smartTagPr>
-        <w:r>
-          <w:t>10 mm</w:t>
-        </w:r>
-      </w:smartTag>
-      <w:r>
-        <w:t xml:space="preserve">.  </w:t>
-      </w:r>
-    </w:p>
-    <w:p>
-      <w:r>
-        <w:rPr>
-          <w:b/>
-          <w:bCs/>
-        </w:rPr>
-        <w:t xml:space="preserve">Está prevista la instalación de un tubo de </w:t>
-      </w:r>
-      <w:r>
-        <w:rPr>
-          <w:b/>
-          <w:bCs/>
-        </w:rPr>
-        <w:t>315</w:t>
-      </w:r>
-      <w:r>
-        <w:rPr>
-          <w:b/>
-          <w:bCs/>
-        </w:rPr>
-        <w:t xml:space="preserve"> mm de diámetro en el que se alojará</w:t>
-      </w:r>
-      <w:r>
-        <w:rPr>
-          <w:b/>
-          <w:bCs/>
-        </w:rPr>
-        <w:t xml:space="preserve">n cada terna de cables a 30 kV. </w:t>
-      </w:r>
-      <w:r>
-        <w:rPr>
-          <w:b/>
-          <w:bCs/>
-        </w:rPr>
-        <w:t>El número, disposición y diámetro de los tubos se definirá en fases posteriores una vez se realicen los ensayos geotécnicos sobre el terreno</w:t>
-      </w:r>
-      <w:r>
-        <w:t>.</w:t>
-      </w:r>
-    </w:p>
-    <w:p>
-      <w:r>
-        <w:t>Dadas las características especiales de la perforación, en cuanto a la longitud y los desniveles existentes, de manera previa, se recomienda estudiar y coordinar los trabajos de perforación con los de tendido del cable seleccionado para verificar la compatibilidad e idoneidad de las técnicas a usar, comprobando la necesidad o no de abrir calas intermedias de ayuda al tendido.</w:t>
-      </w:r>
-    </w:p>
-    <w:p>
-      <w:pPr>
-        <w:rPr>
-          <w:rFonts w:cstheme="minorHAnsi"/>
-        </w:rPr>
-      </w:pPr>
-      <w:r>
-        <w:rPr>
-          <w:rFonts w:cstheme="minorHAnsi"/>
-        </w:rPr>
-        <w:t xml:space="preserve">La ubicación aproximada y prevista de las perforaciones se muestra en el documento “Planos” del presente Proyecto. </w:t>
-      </w:r>
-    </w:p>
-    <w:p>
-      <w:pPr>
-        <w:rPr>
-          <w:rFonts w:cstheme="minorHAnsi"/>
-          <w:color w:val="365F91" w:themeColor="accent1" w:themeShade="BF"/>
-        </w:rPr>
-      </w:pPr>
-    </w:p>
-    <w:p>
-      <w:pPr>
-        <w:ind w:left="709"/>
-        <w:jc w:val="center"/>
-        <w:rPr>
-          <w:color w:val="365F91" w:themeColor="accent1" w:themeShade="BF"/>
-        </w:rPr>
-      </w:pPr>
-      <w:bookmarkStart w:id="49" w:name="_Toc65130571"/>
-      <w:bookmarkStart w:id="50" w:name="_Toc112923833"/>
-    </w:p>
-    <w:p>
-      <w:pPr>
-        <w:pStyle w:val="Ttulo3"/>
-        <w:rPr>
-          <w:color w:val="365F91" w:themeColor="accent1" w:themeShade="BF"/>
-        </w:rPr>
-      </w:pPr>
-      <w:bookmarkStart w:id="51" w:name="_Toc212204555"/>
-      <w:r>
-        <w:rPr>
-          <w:color w:val="365F91" w:themeColor="accent1" w:themeShade="BF"/>
-        </w:rPr>
-        <w:t>Puesta a tierra</w:t>
-      </w:r>
-      <w:bookmarkEnd w:id="49"/>
-      <w:bookmarkEnd w:id="50"/>
+      <w:pPr>
+        <w:pStyle w:val="Ttulo4"/>
+      </w:pPr>
+      <w:bookmarkStart w:id="51" w:name="_Toc239490614"/>
+      <w:bookmarkStart w:id="52" w:name="_Toc65130572"/>
+      <w:bookmarkStart w:id="53" w:name="_Toc112923834"/>
+      <w:bookmarkStart w:id="54" w:name="_Toc144311516"/>
+      <w:r>
+        <w:t>Elementos a conectar a tierra</w:t>
+      </w:r>
       <w:bookmarkEnd w:id="51"/>
-    </w:p>
-    <w:p>
-      <w:pPr>
-        <w:pStyle w:val="Ttulo4"/>
-      </w:pPr>
-      <w:bookmarkStart w:id="52" w:name="_Toc239490614"/>
-      <w:bookmarkStart w:id="53" w:name="_Toc65130572"/>
-      <w:bookmarkStart w:id="54" w:name="_Toc112923834"/>
-      <w:bookmarkStart w:id="55" w:name="_Toc144311516"/>
-      <w:r>
-        <w:t>Elementos a conectar a tierra</w:t>
-      </w:r>
       <w:bookmarkEnd w:id="52"/>
       <w:bookmarkEnd w:id="53"/>
       <w:bookmarkEnd w:id="54"/>
-      <w:bookmarkEnd w:id="55"/>
     </w:p>
     <w:p>
       <w:pPr>
@@ -26577,7 +22616,6 @@
           <w:rFonts w:asciiTheme="minorHAnsi" w:hAnsiTheme="minorHAnsi" w:cstheme="minorHAnsi"/>
           <w:lang w:val="es-ES"/>
         </w:rPr>
-        <w:lastRenderedPageBreak/>
         <w:t>Pantallas metálicas de los cables, empalmes y terminales.</w:t>
       </w:r>
     </w:p>
@@ -26692,6 +22730,7 @@
     </w:p>
     <w:p>
       <w:r>
+        <w:lastRenderedPageBreak/>
         <w:t>Una vez replanteadas las cámaras de empalme y definida la perforación dirigida se procederá a ajustar el metraje de las bobinas de cable de puesta a tierra.</w:t>
       </w:r>
     </w:p>
@@ -26933,18 +22972,18 @@
           <w:color w:val="365F91" w:themeColor="accent1" w:themeShade="BF"/>
         </w:rPr>
       </w:pPr>
-      <w:bookmarkStart w:id="56" w:name="_Toc65130563"/>
-      <w:bookmarkStart w:id="57" w:name="_Toc112923829"/>
-      <w:bookmarkStart w:id="58" w:name="_Toc212204556"/>
+      <w:bookmarkStart w:id="55" w:name="_Toc65130563"/>
+      <w:bookmarkStart w:id="56" w:name="_Toc112923829"/>
+      <w:bookmarkStart w:id="57" w:name="_Toc212204556"/>
       <w:r>
         <w:rPr>
           <w:color w:val="365F91" w:themeColor="accent1" w:themeShade="BF"/>
         </w:rPr>
         <w:t>Cajas de conexión</w:t>
       </w:r>
+      <w:bookmarkEnd w:id="55"/>
       <w:bookmarkEnd w:id="56"/>
       <w:bookmarkEnd w:id="57"/>
-      <w:bookmarkEnd w:id="58"/>
     </w:p>
     <w:p>
       <w:pPr>
@@ -26956,7 +22995,14 @@
         <w:rPr>
           <w:rFonts w:cstheme="minorHAnsi"/>
         </w:rPr>
-        <w:t xml:space="preserve">Para poder realizar las conexiones a tierra de las pantallas metálicas según los tipos de conexionado de las pantallas se instalarán cajas unipolares o tripolares de conexión a tierra que dispondrán de una envoltura acero inoxidable. En el interior de las cajas las conexiones a tierra se realizarán mediante pletinas desmontables de cobre o cobre estañado. </w:t>
+        <w:t xml:space="preserve">Para poder realizar las conexiones a tierra de las pantallas metálicas según los tipos de conexionado de las pantallas se instalarán cajas unipolares o tripolares de conexión a tierra que </w:t>
+      </w:r>
+      <w:r>
+        <w:rPr>
+          <w:rFonts w:cstheme="minorHAnsi"/>
+        </w:rPr>
+        <w:lastRenderedPageBreak/>
+        <w:t xml:space="preserve">dispondrán de una envoltura acero inoxidable. En el interior de las cajas las conexiones a tierra se realizarán mediante pletinas desmontables de cobre o cobre estañado. </w:t>
       </w:r>
     </w:p>
     <w:p>
@@ -26982,7 +23028,6 @@
         <w:rPr>
           <w:rFonts w:cstheme="minorHAnsi"/>
         </w:rPr>
-        <w:lastRenderedPageBreak/>
         <w:t>Las cajas de puesta a tierra de los empalmes en caso de ser necesarias se instalarán en el interior de las cámaras de empalme o en arquetas fuera de la cámara de empalmes si éstas no son visitables.</w:t>
       </w:r>
     </w:p>
@@ -27335,16 +23380,16 @@
           <w:color w:val="auto"/>
         </w:rPr>
       </w:pPr>
-      <w:bookmarkStart w:id="59" w:name="_Toc212204557"/>
-      <w:bookmarkStart w:id="60" w:name="_Toc112923837"/>
-      <w:bookmarkEnd w:id="46"/>
+      <w:bookmarkStart w:id="58" w:name="_Toc212204557"/>
+      <w:bookmarkStart w:id="59" w:name="_Toc112923837"/>
+      <w:bookmarkEnd w:id="45"/>
       <w:r>
         <w:rPr>
           <w:color w:val="auto"/>
         </w:rPr>
         <w:t>Hitos de señalización</w:t>
       </w:r>
-      <w:bookmarkEnd w:id="59"/>
+      <w:bookmarkEnd w:id="58"/>
     </w:p>
     <w:p>
       <w:r>
@@ -27409,8 +23454,8 @@
           <w:rFonts w:cstheme="minorHAnsi"/>
         </w:rPr>
       </w:pPr>
-      <w:bookmarkStart w:id="61" w:name="_Toc147856925"/>
-      <w:bookmarkStart w:id="62" w:name="_Toc212204558"/>
+      <w:bookmarkStart w:id="60" w:name="_Toc147856925"/>
+      <w:bookmarkStart w:id="61" w:name="_Toc212204558"/>
       <w:r>
         <w:rPr>
           <w:rFonts w:cstheme="minorHAnsi"/>
@@ -27418,9 +23463,9 @@
         <w:lastRenderedPageBreak/>
         <w:t>Ensayos eléctricos después de la instalación</w:t>
       </w:r>
+      <w:bookmarkEnd w:id="59"/>
       <w:bookmarkEnd w:id="60"/>
       <w:bookmarkEnd w:id="61"/>
-      <w:bookmarkEnd w:id="62"/>
     </w:p>
     <w:p>
       <w:pPr>
@@ -27461,8 +23506,8 @@
           <w:rFonts w:cstheme="minorHAnsi"/>
         </w:rPr>
       </w:pPr>
-      <w:bookmarkStart w:id="63" w:name="_TOC_250017"/>
-      <w:bookmarkStart w:id="64" w:name="_Toc212204559"/>
+      <w:bookmarkStart w:id="62" w:name="_TOC_250017"/>
+      <w:bookmarkStart w:id="63" w:name="_Toc212204559"/>
       <w:r>
         <w:rPr>
           <w:rFonts w:cstheme="minorHAnsi"/>
@@ -27516,15 +23561,15 @@
         </w:rPr>
         <w:t xml:space="preserve"> </w:t>
       </w:r>
+      <w:bookmarkEnd w:id="62"/>
+      <w:r>
+        <w:rPr>
+          <w:rFonts w:cstheme="minorHAnsi"/>
+          <w:spacing w:val="-2"/>
+        </w:rPr>
+        <w:t>PARALELISMOS</w:t>
+      </w:r>
       <w:bookmarkEnd w:id="63"/>
-      <w:r>
-        <w:rPr>
-          <w:rFonts w:cstheme="minorHAnsi"/>
-          <w:spacing w:val="-2"/>
-        </w:rPr>
-        <w:t>PARALELISMOS</w:t>
-      </w:r>
-      <w:bookmarkEnd w:id="64"/>
     </w:p>
     <w:p>
       <w:pPr>
@@ -27533,14 +23578,14 @@
           <w:rFonts w:cstheme="minorHAnsi"/>
         </w:rPr>
       </w:pPr>
-      <w:bookmarkStart w:id="65" w:name="_Toc212204560"/>
+      <w:bookmarkStart w:id="64" w:name="_Toc212204560"/>
       <w:r>
         <w:rPr>
           <w:rFonts w:cstheme="minorHAnsi"/>
         </w:rPr>
         <w:t>Cruzamientos</w:t>
       </w:r>
-      <w:bookmarkEnd w:id="65"/>
+      <w:bookmarkEnd w:id="64"/>
     </w:p>
     <w:p>
       <w:pPr>
@@ -30668,7 +26713,7 @@
           <w:rFonts w:cstheme="minorHAnsi"/>
         </w:rPr>
       </w:pPr>
-      <w:bookmarkStart w:id="66" w:name="_Toc212204561"/>
+      <w:bookmarkStart w:id="65" w:name="_Toc212204561"/>
       <w:r>
         <w:rPr>
           <w:rFonts w:cstheme="minorHAnsi"/>
@@ -30676,7 +26721,7 @@
         <w:lastRenderedPageBreak/>
         <w:t>Paralelismos</w:t>
       </w:r>
-      <w:bookmarkEnd w:id="66"/>
+      <w:bookmarkEnd w:id="65"/>
     </w:p>
     <w:p>
       <w:pPr>
@@ -30911,7 +26956,7 @@
                 <w:highlight w:val="yellow"/>
               </w:rPr>
             </w:pPr>
-            <w:bookmarkStart w:id="67" w:name="_Hlk184992392"/>
+            <w:bookmarkStart w:id="66" w:name="_Hlk184992392"/>
             <w:r>
               <w:rPr>
                 <w:rFonts w:ascii="Calibri" w:hAnsi="Calibri" w:cs="Calibri"/>
@@ -33337,7 +29382,7 @@
         </w:tc>
       </w:tr>
     </w:tbl>
-    <w:bookmarkEnd w:id="67"/>
+    <w:bookmarkEnd w:id="66"/>
     <w:p>
       <w:pPr>
         <w:jc w:val="center"/>
@@ -33421,7 +29466,7 @@
           <w:rFonts w:cstheme="minorHAnsi"/>
         </w:rPr>
       </w:pPr>
-      <w:bookmarkStart w:id="68" w:name="_Toc212204563"/>
+      <w:bookmarkStart w:id="67" w:name="_Toc212204563"/>
       <w:r>
         <w:rPr>
           <w:rFonts w:cstheme="minorHAnsi"/>
@@ -33469,528 +29514,7 @@
         </w:rPr>
         <w:t>AFECTADOS</w:t>
       </w:r>
-      <w:bookmarkEnd w:id="68"/>
-    </w:p>
-    <w:p>
-      <w:pPr>
-        <w:pStyle w:val="Ttulo2"/>
-        <w:spacing w:before="120" w:after="120"/>
-        <w:rPr>
-          <w:rFonts w:cstheme="minorHAnsi"/>
-        </w:rPr>
-      </w:pPr>
-      <w:bookmarkStart w:id="69" w:name="_TOC_250013"/>
-      <w:bookmarkStart w:id="70" w:name="_Toc212204564"/>
-      <w:r>
-        <w:rPr>
-          <w:rFonts w:cstheme="minorHAnsi"/>
-        </w:rPr>
-        <w:t>Relación</w:t>
-      </w:r>
-      <w:r>
-        <w:rPr>
-          <w:rFonts w:cstheme="minorHAnsi"/>
-          <w:spacing w:val="-7"/>
-        </w:rPr>
-        <w:t xml:space="preserve"> </w:t>
-      </w:r>
-      <w:r>
-        <w:rPr>
-          <w:rFonts w:cstheme="minorHAnsi"/>
-        </w:rPr>
-        <w:t>de</w:t>
-      </w:r>
-      <w:r>
-        <w:rPr>
-          <w:rFonts w:cstheme="minorHAnsi"/>
-          <w:spacing w:val="-8"/>
-        </w:rPr>
-        <w:t xml:space="preserve"> </w:t>
-      </w:r>
-      <w:r>
-        <w:rPr>
-          <w:rFonts w:cstheme="minorHAnsi"/>
-        </w:rPr>
-        <w:t>términos</w:t>
-      </w:r>
-      <w:r>
-        <w:rPr>
-          <w:rFonts w:cstheme="minorHAnsi"/>
-          <w:spacing w:val="-8"/>
-        </w:rPr>
-        <w:t xml:space="preserve"> </w:t>
-      </w:r>
-      <w:r>
-        <w:rPr>
-          <w:rFonts w:cstheme="minorHAnsi"/>
-        </w:rPr>
-        <w:t>municipales</w:t>
-      </w:r>
-      <w:r>
-        <w:rPr>
-          <w:rFonts w:cstheme="minorHAnsi"/>
-          <w:spacing w:val="-7"/>
-        </w:rPr>
-        <w:t xml:space="preserve"> </w:t>
-      </w:r>
-      <w:bookmarkEnd w:id="69"/>
-      <w:r>
-        <w:rPr>
-          <w:rFonts w:cstheme="minorHAnsi"/>
-          <w:spacing w:val="-2"/>
-        </w:rPr>
-        <w:t>afectados</w:t>
-      </w:r>
-      <w:bookmarkEnd w:id="70"/>
-    </w:p>
-    <w:p>
-      <w:pPr>
-        <w:pStyle w:val="vietadenormal"/>
-        <w:numPr>
-          <w:ilvl w:val="0"/>
-          <w:numId w:val="49"/>
-        </w:numPr>
-        <w:spacing w:after="60"/>
-        <w:rPr>
-          <w:rFonts w:cstheme="minorHAnsi"/>
-        </w:rPr>
-      </w:pPr>
-      <w:r>
-        <w:rPr>
-          <w:rFonts w:cstheme="minorHAnsi"/>
-        </w:rPr>
-        <w:t xml:space="preserve">Ayuntamiento de </w:t>
-      </w:r>
-      <w:proofErr w:type="spellStart"/>
-      <w:r>
-        <w:rPr>
-          <w:rFonts w:cstheme="minorHAnsi"/>
-        </w:rPr>
-        <w:t>Arratzua-Ubarrundia</w:t>
-      </w:r>
-      <w:proofErr w:type="spellEnd"/>
-      <w:r>
-        <w:rPr>
-          <w:rFonts w:cstheme="minorHAnsi"/>
-        </w:rPr>
-        <w:t xml:space="preserve"> (Álava).</w:t>
-      </w:r>
-      <w:r>
-        <w:rPr>
-          <w:rFonts w:cstheme="minorHAnsi"/>
-        </w:rPr>
-        <w:t xml:space="preserve"> </w:t>
-      </w:r>
-    </w:p>
-    <w:p>
-      <w:pPr>
-        <w:pStyle w:val="vietadenormal"/>
-        <w:numPr>
-          <w:ilvl w:val="0"/>
-          <w:numId w:val="49"/>
-        </w:numPr>
-        <w:spacing w:after="60"/>
-        <w:rPr>
-          <w:rFonts w:cstheme="minorHAnsi"/>
-        </w:rPr>
-      </w:pPr>
-      <w:r>
-        <w:rPr>
-          <w:rFonts w:cstheme="minorHAnsi"/>
-        </w:rPr>
-        <w:t xml:space="preserve">Ayuntamiento de </w:t>
-      </w:r>
-      <w:proofErr w:type="spellStart"/>
-      <w:r>
-        <w:rPr>
-          <w:rFonts w:cstheme="minorHAnsi"/>
-        </w:rPr>
-        <w:t>Zigoitia</w:t>
-      </w:r>
-      <w:proofErr w:type="spellEnd"/>
-      <w:r>
-        <w:rPr>
-          <w:rFonts w:cstheme="minorHAnsi"/>
-        </w:rPr>
-        <w:t xml:space="preserve"> (Álava).</w:t>
-      </w:r>
-    </w:p>
-    <w:p/>
-    <w:p>
-      <w:pPr>
-        <w:pStyle w:val="Ttulo2"/>
-        <w:rPr>
-          <w:rFonts w:cstheme="minorHAnsi"/>
-        </w:rPr>
-      </w:pPr>
-      <w:bookmarkStart w:id="71" w:name="_TOC_250012"/>
-      <w:bookmarkStart w:id="72" w:name="_Toc212204565"/>
-      <w:r>
-        <w:rPr>
-          <w:rFonts w:cstheme="minorHAnsi"/>
-        </w:rPr>
-        <w:t>Relación</w:t>
-      </w:r>
-      <w:r>
-        <w:rPr>
-          <w:rFonts w:cstheme="minorHAnsi"/>
-          <w:spacing w:val="-5"/>
-        </w:rPr>
-        <w:t xml:space="preserve"> </w:t>
-      </w:r>
-      <w:r>
-        <w:rPr>
-          <w:rFonts w:cstheme="minorHAnsi"/>
-        </w:rPr>
-        <w:t>de</w:t>
-      </w:r>
-      <w:r>
-        <w:rPr>
-          <w:rFonts w:cstheme="minorHAnsi"/>
-          <w:spacing w:val="-7"/>
-        </w:rPr>
-        <w:t xml:space="preserve"> </w:t>
-      </w:r>
-      <w:r>
-        <w:rPr>
-          <w:rFonts w:cstheme="minorHAnsi"/>
-        </w:rPr>
-        <w:t>organismos</w:t>
-      </w:r>
-      <w:r>
-        <w:rPr>
-          <w:rFonts w:cstheme="minorHAnsi"/>
-          <w:spacing w:val="-3"/>
-        </w:rPr>
-        <w:t xml:space="preserve"> </w:t>
-      </w:r>
-      <w:r>
-        <w:rPr>
-          <w:rFonts w:cstheme="minorHAnsi"/>
-        </w:rPr>
-        <w:t>con</w:t>
-      </w:r>
-      <w:r>
-        <w:rPr>
-          <w:rFonts w:cstheme="minorHAnsi"/>
-          <w:spacing w:val="-6"/>
-        </w:rPr>
-        <w:t xml:space="preserve"> </w:t>
-      </w:r>
-      <w:r>
-        <w:rPr>
-          <w:rFonts w:cstheme="minorHAnsi"/>
-        </w:rPr>
-        <w:t>bienes</w:t>
-      </w:r>
-      <w:r>
-        <w:rPr>
-          <w:rFonts w:cstheme="minorHAnsi"/>
-          <w:spacing w:val="-3"/>
-        </w:rPr>
-        <w:t xml:space="preserve"> </w:t>
-      </w:r>
-      <w:bookmarkEnd w:id="71"/>
-      <w:r>
-        <w:rPr>
-          <w:rFonts w:cstheme="minorHAnsi"/>
-          <w:spacing w:val="-2"/>
-        </w:rPr>
-        <w:t>afectados</w:t>
-      </w:r>
-      <w:bookmarkEnd w:id="72"/>
-    </w:p>
-    <w:p>
-      <w:pPr>
-        <w:rPr>
-          <w:rFonts w:cstheme="minorHAnsi"/>
-        </w:rPr>
-      </w:pPr>
-      <w:r>
-        <w:rPr>
-          <w:rFonts w:cstheme="minorHAnsi"/>
-        </w:rPr>
-        <w:t>Los</w:t>
-      </w:r>
-      <w:r>
-        <w:rPr>
-          <w:rFonts w:cstheme="minorHAnsi"/>
-          <w:spacing w:val="-11"/>
-        </w:rPr>
-        <w:t xml:space="preserve"> </w:t>
-      </w:r>
-      <w:r>
-        <w:rPr>
-          <w:rFonts w:cstheme="minorHAnsi"/>
-        </w:rPr>
-        <w:t>Organismos</w:t>
-      </w:r>
-      <w:r>
-        <w:rPr>
-          <w:rFonts w:cstheme="minorHAnsi"/>
-          <w:spacing w:val="-12"/>
-        </w:rPr>
-        <w:t xml:space="preserve"> </w:t>
-      </w:r>
-      <w:r>
-        <w:rPr>
-          <w:rFonts w:cstheme="minorHAnsi"/>
-        </w:rPr>
-        <w:t>con</w:t>
-      </w:r>
-      <w:r>
-        <w:rPr>
-          <w:rFonts w:cstheme="minorHAnsi"/>
-          <w:spacing w:val="-11"/>
-        </w:rPr>
-        <w:t xml:space="preserve"> </w:t>
-      </w:r>
-      <w:r>
-        <w:rPr>
-          <w:rFonts w:cstheme="minorHAnsi"/>
-        </w:rPr>
-        <w:t>bienes</w:t>
-      </w:r>
-      <w:r>
-        <w:rPr>
-          <w:rFonts w:cstheme="minorHAnsi"/>
-          <w:spacing w:val="-11"/>
-        </w:rPr>
-        <w:t xml:space="preserve"> </w:t>
-      </w:r>
-      <w:r>
-        <w:rPr>
-          <w:rFonts w:cstheme="minorHAnsi"/>
-        </w:rPr>
-        <w:t>afectados</w:t>
-      </w:r>
-      <w:r>
-        <w:rPr>
-          <w:rFonts w:cstheme="minorHAnsi"/>
-          <w:spacing w:val="-11"/>
-        </w:rPr>
-        <w:t xml:space="preserve"> </w:t>
-      </w:r>
-      <w:r>
-        <w:rPr>
-          <w:rFonts w:cstheme="minorHAnsi"/>
-        </w:rPr>
-        <w:t>por</w:t>
-      </w:r>
-      <w:r>
-        <w:rPr>
-          <w:rFonts w:cstheme="minorHAnsi"/>
-          <w:spacing w:val="-10"/>
-        </w:rPr>
-        <w:t xml:space="preserve"> </w:t>
-      </w:r>
-      <w:r>
-        <w:rPr>
-          <w:rFonts w:cstheme="minorHAnsi"/>
-        </w:rPr>
-        <w:t>el</w:t>
-      </w:r>
-      <w:r>
-        <w:rPr>
-          <w:rFonts w:cstheme="minorHAnsi"/>
-          <w:spacing w:val="-12"/>
-        </w:rPr>
-        <w:t xml:space="preserve"> </w:t>
-      </w:r>
-      <w:r>
-        <w:rPr>
-          <w:rFonts w:cstheme="minorHAnsi"/>
-        </w:rPr>
-        <w:t>trazado</w:t>
-      </w:r>
-      <w:r>
-        <w:rPr>
-          <w:rFonts w:cstheme="minorHAnsi"/>
-          <w:spacing w:val="-10"/>
-        </w:rPr>
-        <w:t xml:space="preserve"> </w:t>
-      </w:r>
-      <w:r>
-        <w:rPr>
-          <w:rFonts w:cstheme="minorHAnsi"/>
-        </w:rPr>
-        <w:t>de</w:t>
-      </w:r>
-      <w:r>
-        <w:rPr>
-          <w:rFonts w:cstheme="minorHAnsi"/>
-          <w:spacing w:val="-11"/>
-        </w:rPr>
-        <w:t xml:space="preserve"> </w:t>
-      </w:r>
-      <w:r>
-        <w:rPr>
-          <w:rFonts w:cstheme="minorHAnsi"/>
-        </w:rPr>
-        <w:t>la</w:t>
-      </w:r>
-      <w:r>
-        <w:rPr>
-          <w:rFonts w:cstheme="minorHAnsi"/>
-          <w:spacing w:val="-11"/>
-        </w:rPr>
-        <w:t xml:space="preserve"> </w:t>
-      </w:r>
-      <w:r>
-        <w:rPr>
-          <w:rFonts w:cstheme="minorHAnsi"/>
-        </w:rPr>
-        <w:t>línea</w:t>
-      </w:r>
-      <w:r>
-        <w:rPr>
-          <w:rFonts w:cstheme="minorHAnsi"/>
-          <w:spacing w:val="-10"/>
-        </w:rPr>
-        <w:t xml:space="preserve"> </w:t>
-      </w:r>
-      <w:r>
-        <w:rPr>
-          <w:rFonts w:cstheme="minorHAnsi"/>
-        </w:rPr>
-        <w:t>eléctrica</w:t>
-      </w:r>
-      <w:r>
-        <w:rPr>
-          <w:rFonts w:cstheme="minorHAnsi"/>
-          <w:spacing w:val="-11"/>
-        </w:rPr>
-        <w:t xml:space="preserve"> </w:t>
-      </w:r>
-      <w:r>
-        <w:rPr>
-          <w:rFonts w:cstheme="minorHAnsi"/>
-        </w:rPr>
-        <w:t>proyectada</w:t>
-      </w:r>
-      <w:r>
-        <w:rPr>
-          <w:rFonts w:cstheme="minorHAnsi"/>
-          <w:spacing w:val="-11"/>
-        </w:rPr>
-        <w:t xml:space="preserve"> </w:t>
-      </w:r>
-      <w:r>
-        <w:rPr>
-          <w:rFonts w:cstheme="minorHAnsi"/>
-        </w:rPr>
-        <w:t>son</w:t>
-      </w:r>
-      <w:r>
-        <w:rPr>
-          <w:rFonts w:cstheme="minorHAnsi"/>
-          <w:spacing w:val="-11"/>
-        </w:rPr>
-        <w:t xml:space="preserve"> </w:t>
-      </w:r>
-      <w:r>
-        <w:rPr>
-          <w:rFonts w:cstheme="minorHAnsi"/>
-        </w:rPr>
-        <w:t>los</w:t>
-      </w:r>
-      <w:r>
-        <w:rPr>
-          <w:rFonts w:cstheme="minorHAnsi"/>
-          <w:spacing w:val="-11"/>
-        </w:rPr>
-        <w:t xml:space="preserve"> </w:t>
-      </w:r>
-      <w:r>
-        <w:rPr>
-          <w:rFonts w:cstheme="minorHAnsi"/>
-          <w:spacing w:val="-2"/>
-        </w:rPr>
-        <w:t>siguientes:</w:t>
-      </w:r>
-      <w:bookmarkStart w:id="73" w:name="_TOC_250011"/>
-    </w:p>
-    <w:p>
-      <w:pPr>
-        <w:pStyle w:val="vietadenormal"/>
-        <w:numPr>
-          <w:ilvl w:val="0"/>
-          <w:numId w:val="50"/>
-        </w:numPr>
-        <w:spacing w:after="60"/>
-        <w:rPr>
-          <w:rFonts w:cstheme="minorHAnsi"/>
-        </w:rPr>
-      </w:pPr>
-      <w:r>
-        <w:rPr>
-          <w:rFonts w:cstheme="minorHAnsi"/>
-        </w:rPr>
-        <w:t>Agencia Vasca del Agua</w:t>
-      </w:r>
-      <w:r>
-        <w:rPr>
-          <w:rFonts w:cstheme="minorHAnsi"/>
-        </w:rPr>
-        <w:t xml:space="preserve"> </w:t>
-      </w:r>
-    </w:p>
-    <w:p>
-      <w:pPr>
-        <w:pStyle w:val="vietadenormal"/>
-        <w:numPr>
-          <w:ilvl w:val="0"/>
-          <w:numId w:val="50"/>
-        </w:numPr>
-        <w:spacing w:after="60"/>
-        <w:rPr>
-          <w:rFonts w:cstheme="minorHAnsi"/>
-        </w:rPr>
-      </w:pPr>
-      <w:r>
-        <w:rPr>
-          <w:rFonts w:cstheme="minorHAnsi"/>
-        </w:rPr>
-        <w:t>Dirección de Infraestructuras Viarias de la Diputación Foral de Álava</w:t>
-      </w:r>
-    </w:p>
-    <w:p>
-      <w:pPr>
-        <w:pStyle w:val="vietadenormal"/>
-        <w:numPr>
-          <w:ilvl w:val="0"/>
-          <w:numId w:val="50"/>
-        </w:numPr>
-        <w:spacing w:after="60"/>
-        <w:rPr>
-          <w:rFonts w:cstheme="minorHAnsi"/>
-        </w:rPr>
-      </w:pPr>
-      <w:r>
-        <w:rPr>
-          <w:rFonts w:cstheme="minorHAnsi"/>
-        </w:rPr>
-        <w:t>i-DE Redes Eléctricas Inteligentes, S.A.U.</w:t>
-      </w:r>
-    </w:p>
-    <w:p>
-      <w:pPr>
-        <w:pStyle w:val="vietadenormal"/>
-        <w:numPr>
-          <w:ilvl w:val="0"/>
-          <w:numId w:val="50"/>
-        </w:numPr>
-        <w:spacing w:after="60"/>
-        <w:rPr>
-          <w:rFonts w:cstheme="minorHAnsi"/>
-        </w:rPr>
-      </w:pPr>
-      <w:r>
-        <w:rPr>
-          <w:rFonts w:cstheme="minorHAnsi"/>
-        </w:rPr>
-        <w:t>Servicio de Montes del Departamento de Agricultura de la Diputación Foral de Álava/Araba</w:t>
-      </w:r>
+      <w:bookmarkEnd w:id="67"/>
     </w:p>
     <w:p>
       <w:pPr>
@@ -34004,6 +29528,7 @@
           <w:rFonts w:cstheme="minorHAnsi"/>
         </w:rPr>
       </w:pPr>
+      <w:bookmarkStart w:id="68" w:name="_TOC_250011"/>
     </w:p>
     <w:p>
       <w:pPr>
@@ -34067,7 +29592,7 @@
       <w:pPr>
         <w:pStyle w:val="Ttulo1"/>
       </w:pPr>
-      <w:bookmarkStart w:id="74" w:name="_Toc212204566"/>
+      <w:bookmarkStart w:id="69" w:name="_Toc212204566"/>
       <w:r>
         <w:rPr>
           <w:rFonts w:cstheme="minorHAnsi"/>
@@ -34075,20 +29600,20 @@
         <w:lastRenderedPageBreak/>
         <w:t>EMISIONES DE ENERGÍA.</w:t>
       </w:r>
-      <w:bookmarkEnd w:id="74"/>
+      <w:bookmarkEnd w:id="69"/>
     </w:p>
     <w:p>
       <w:pPr>
         <w:pStyle w:val="Ttulo2"/>
       </w:pPr>
-      <w:bookmarkStart w:id="75" w:name="_Toc212204567"/>
+      <w:bookmarkStart w:id="70" w:name="_Toc212204567"/>
       <w:r>
         <w:t>Campos electromagnéticos</w:t>
       </w:r>
       <w:r>
         <w:t>.</w:t>
       </w:r>
-      <w:bookmarkEnd w:id="75"/>
+      <w:bookmarkEnd w:id="70"/>
     </w:p>
     <w:p>
       <w:pPr>
@@ -34150,7 +29675,7 @@
         </w:rPr>
         <w:br w:type="page"/>
       </w:r>
-      <w:bookmarkStart w:id="76" w:name="_Toc212204568"/>
+      <w:bookmarkStart w:id="71" w:name="_Toc212204568"/>
       <w:r>
         <w:rPr>
           <w:rFonts w:cstheme="minorHAnsi"/>
@@ -34158,105 +29683,105 @@
         <w:lastRenderedPageBreak/>
         <w:t>SERVIDUMBRES</w:t>
       </w:r>
-      <w:bookmarkEnd w:id="76"/>
+      <w:bookmarkEnd w:id="71"/>
     </w:p>
     <w:p>
       <w:pPr>
         <w:pStyle w:val="Ttulo2"/>
       </w:pPr>
-      <w:bookmarkStart w:id="77" w:name="_Toc118286139"/>
-      <w:bookmarkStart w:id="78" w:name="_Toc131508148"/>
-      <w:bookmarkStart w:id="79" w:name="_Toc135395292"/>
-      <w:bookmarkStart w:id="80" w:name="_Toc143712183"/>
-      <w:bookmarkStart w:id="81" w:name="_Toc144311527"/>
-      <w:bookmarkStart w:id="82" w:name="_Toc212204569"/>
-      <w:bookmarkStart w:id="83" w:name="_Hlk144207906"/>
+      <w:bookmarkStart w:id="72" w:name="_Toc118286139"/>
+      <w:bookmarkStart w:id="73" w:name="_Toc131508148"/>
+      <w:bookmarkStart w:id="74" w:name="_Toc135395292"/>
+      <w:bookmarkStart w:id="75" w:name="_Toc143712183"/>
+      <w:bookmarkStart w:id="76" w:name="_Toc144311527"/>
+      <w:bookmarkStart w:id="77" w:name="_Toc212204569"/>
+      <w:bookmarkStart w:id="78" w:name="_Hlk144207906"/>
       <w:r>
         <w:t>Líneas subterráneas</w:t>
       </w:r>
+      <w:bookmarkEnd w:id="72"/>
+      <w:bookmarkEnd w:id="73"/>
+      <w:bookmarkEnd w:id="74"/>
+      <w:bookmarkEnd w:id="75"/>
+      <w:bookmarkEnd w:id="76"/>
       <w:bookmarkEnd w:id="77"/>
-      <w:bookmarkEnd w:id="78"/>
+    </w:p>
+    <w:p>
+      <w:pPr>
+        <w:pStyle w:val="Ttulo3"/>
+      </w:pPr>
+      <w:bookmarkStart w:id="79" w:name="_Toc144311528"/>
+      <w:bookmarkStart w:id="80" w:name="_Toc212204570"/>
+      <w:r>
+        <w:t>Ocupación permanente</w:t>
+      </w:r>
       <w:bookmarkEnd w:id="79"/>
       <w:bookmarkEnd w:id="80"/>
+    </w:p>
+    <w:p>
+      <w:pPr>
+        <w:rPr>
+          <w:rFonts w:cstheme="minorHAnsi"/>
+          <w:szCs w:val="22"/>
+        </w:rPr>
+      </w:pPr>
+      <w:r>
+        <w:rPr>
+          <w:rFonts w:cstheme="minorHAnsi"/>
+          <w:szCs w:val="22"/>
+        </w:rPr>
+        <w:t>Para las líneas eléctricas subterráneas se define la zona de Superficie de la canalización como la franja de terreno definida por la anchura de la canalización o del tendido, que será, como mínimo la distancia entre las partes exteriores de los conductores extremos de la instalación.</w:t>
+      </w:r>
+    </w:p>
+    <w:p>
+      <w:pPr>
+        <w:rPr>
+          <w:rFonts w:cstheme="minorHAnsi"/>
+          <w:szCs w:val="22"/>
+        </w:rPr>
+      </w:pPr>
+      <w:r>
+        <w:rPr>
+          <w:rFonts w:cstheme="minorHAnsi"/>
+          <w:szCs w:val="22"/>
+        </w:rPr>
+        <w:t>La ocupación permanente de la canalización es la zona de protección comprendida entre la Superficie de la canalización (Z) incrementada por una distancia mínima de seguridad de Z/2 a ambos lados de la misma.</w:t>
+      </w:r>
+    </w:p>
+    <w:p>
+      <w:pPr>
+        <w:rPr>
+          <w:rFonts w:cstheme="minorHAnsi"/>
+          <w:szCs w:val="22"/>
+        </w:rPr>
+      </w:pPr>
+      <w:r>
+        <w:rPr>
+          <w:rFonts w:cstheme="minorHAnsi"/>
+          <w:szCs w:val="22"/>
+        </w:rPr>
+        <w:t>La ocupación permanente de las cámaras de empalmes y arquetas es la superficie del terreno dónde se sitúan, incluyendo su puesta a tierra. Se considerarán las dimensiones previstas del elemento, incrementadas 2 m a cada lado del mismo, y en todas las direcciones. Este criterio podrá ser modificado por el Proyectista en función de las dimensiones del elemento y de la parcela afectada.</w:t>
+      </w:r>
+    </w:p>
+    <w:p>
+      <w:pPr>
+        <w:pStyle w:val="Ttulo3"/>
+      </w:pPr>
+      <w:bookmarkStart w:id="81" w:name="_Toc118286144"/>
+      <w:bookmarkStart w:id="82" w:name="_Toc131508153"/>
+      <w:bookmarkStart w:id="83" w:name="_Toc135395297"/>
+      <w:bookmarkStart w:id="84" w:name="_Toc143712188"/>
+      <w:bookmarkStart w:id="85" w:name="_Toc144311529"/>
+      <w:bookmarkStart w:id="86" w:name="_Toc212204571"/>
+      <w:r>
+        <w:t>Ocupación temporal</w:t>
+      </w:r>
       <w:bookmarkEnd w:id="81"/>
       <w:bookmarkEnd w:id="82"/>
-    </w:p>
-    <w:p>
-      <w:pPr>
-        <w:pStyle w:val="Ttulo3"/>
-      </w:pPr>
-      <w:bookmarkStart w:id="84" w:name="_Toc144311528"/>
-      <w:bookmarkStart w:id="85" w:name="_Toc212204570"/>
-      <w:r>
-        <w:t>Ocupación permanente</w:t>
-      </w:r>
+      <w:bookmarkEnd w:id="83"/>
       <w:bookmarkEnd w:id="84"/>
       <w:bookmarkEnd w:id="85"/>
-    </w:p>
-    <w:p>
-      <w:pPr>
-        <w:rPr>
-          <w:rFonts w:cstheme="minorHAnsi"/>
-          <w:szCs w:val="22"/>
-        </w:rPr>
-      </w:pPr>
-      <w:r>
-        <w:rPr>
-          <w:rFonts w:cstheme="minorHAnsi"/>
-          <w:szCs w:val="22"/>
-        </w:rPr>
-        <w:t>Para las líneas eléctricas subterráneas se define la zona de Superficie de la canalización como la franja de terreno definida por la anchura de la canalización o del tendido, que será, como mínimo la distancia entre las partes exteriores de los conductores extremos de la instalación.</w:t>
-      </w:r>
-    </w:p>
-    <w:p>
-      <w:pPr>
-        <w:rPr>
-          <w:rFonts w:cstheme="minorHAnsi"/>
-          <w:szCs w:val="22"/>
-        </w:rPr>
-      </w:pPr>
-      <w:r>
-        <w:rPr>
-          <w:rFonts w:cstheme="minorHAnsi"/>
-          <w:szCs w:val="22"/>
-        </w:rPr>
-        <w:t>La ocupación permanente de la canalización es la zona de protección comprendida entre la Superficie de la canalización (Z) incrementada por una distancia mínima de seguridad de Z/2 a ambos lados de la misma.</w:t>
-      </w:r>
-    </w:p>
-    <w:p>
-      <w:pPr>
-        <w:rPr>
-          <w:rFonts w:cstheme="minorHAnsi"/>
-          <w:szCs w:val="22"/>
-        </w:rPr>
-      </w:pPr>
-      <w:r>
-        <w:rPr>
-          <w:rFonts w:cstheme="minorHAnsi"/>
-          <w:szCs w:val="22"/>
-        </w:rPr>
-        <w:t>La ocupación permanente de las cámaras de empalmes y arquetas es la superficie del terreno dónde se sitúan, incluyendo su puesta a tierra. Se considerarán las dimensiones previstas del elemento, incrementadas 2 m a cada lado del mismo, y en todas las direcciones. Este criterio podrá ser modificado por el Proyectista en función de las dimensiones del elemento y de la parcela afectada.</w:t>
-      </w:r>
-    </w:p>
-    <w:p>
-      <w:pPr>
-        <w:pStyle w:val="Ttulo3"/>
-      </w:pPr>
-      <w:bookmarkStart w:id="86" w:name="_Toc118286144"/>
-      <w:bookmarkStart w:id="87" w:name="_Toc131508153"/>
-      <w:bookmarkStart w:id="88" w:name="_Toc135395297"/>
-      <w:bookmarkStart w:id="89" w:name="_Toc143712188"/>
-      <w:bookmarkStart w:id="90" w:name="_Toc144311529"/>
-      <w:bookmarkStart w:id="91" w:name="_Toc212204571"/>
-      <w:r>
-        <w:t>Ocupación temporal</w:t>
-      </w:r>
       <w:bookmarkEnd w:id="86"/>
-      <w:bookmarkEnd w:id="87"/>
-      <w:bookmarkEnd w:id="88"/>
-      <w:bookmarkEnd w:id="89"/>
-      <w:bookmarkEnd w:id="90"/>
-      <w:bookmarkEnd w:id="91"/>
     </w:p>
     <w:p>
       <w:pPr>
@@ -34362,21 +29887,21 @@
       <w:pPr>
         <w:pStyle w:val="Ttulo3"/>
       </w:pPr>
-      <w:bookmarkStart w:id="92" w:name="_Toc118286145"/>
-      <w:bookmarkStart w:id="93" w:name="_Toc131508154"/>
-      <w:bookmarkStart w:id="94" w:name="_Toc135395298"/>
-      <w:bookmarkStart w:id="95" w:name="_Toc143712189"/>
-      <w:bookmarkStart w:id="96" w:name="_Toc144311530"/>
-      <w:bookmarkStart w:id="97" w:name="_Toc212204572"/>
+      <w:bookmarkStart w:id="87" w:name="_Toc118286145"/>
+      <w:bookmarkStart w:id="88" w:name="_Toc131508154"/>
+      <w:bookmarkStart w:id="89" w:name="_Toc135395298"/>
+      <w:bookmarkStart w:id="90" w:name="_Toc143712189"/>
+      <w:bookmarkStart w:id="91" w:name="_Toc144311530"/>
+      <w:bookmarkStart w:id="92" w:name="_Toc212204572"/>
       <w:r>
         <w:t>Caminos de acceso</w:t>
       </w:r>
+      <w:bookmarkEnd w:id="87"/>
+      <w:bookmarkEnd w:id="88"/>
+      <w:bookmarkEnd w:id="89"/>
+      <w:bookmarkEnd w:id="90"/>
+      <w:bookmarkEnd w:id="91"/>
       <w:bookmarkEnd w:id="92"/>
-      <w:bookmarkEnd w:id="93"/>
-      <w:bookmarkEnd w:id="94"/>
-      <w:bookmarkEnd w:id="95"/>
-      <w:bookmarkEnd w:id="96"/>
-      <w:bookmarkEnd w:id="97"/>
     </w:p>
     <w:p>
       <w:pPr>
@@ -34576,7 +30101,7 @@
         </w:rPr>
         <w:t>, etc</w:t>
       </w:r>
-      <w:bookmarkEnd w:id="83"/>
+      <w:bookmarkEnd w:id="78"/>
       <w:r>
         <w:rPr>
           <w:rFonts w:cstheme="minorHAnsi"/>
@@ -34591,7 +30116,7 @@
           <w:rFonts w:cstheme="minorHAnsi"/>
         </w:rPr>
       </w:pPr>
-      <w:bookmarkStart w:id="98" w:name="_Toc212204573"/>
+      <w:bookmarkStart w:id="93" w:name="_Toc212204573"/>
       <w:r>
         <w:rPr>
           <w:rFonts w:cstheme="minorHAnsi"/>
@@ -34619,7 +30144,7 @@
         </w:rPr>
         <w:t xml:space="preserve"> </w:t>
       </w:r>
-      <w:bookmarkEnd w:id="73"/>
+      <w:bookmarkEnd w:id="68"/>
       <w:r>
         <w:rPr>
           <w:rFonts w:cstheme="minorHAnsi"/>
@@ -34627,7 +30152,7 @@
         </w:rPr>
         <w:t>PROYECTO</w:t>
       </w:r>
-      <w:bookmarkEnd w:id="98"/>
+      <w:bookmarkEnd w:id="93"/>
     </w:p>
     <w:p>
       <w:pPr>
@@ -34853,7 +30378,7 @@
         <w:t>cronograma.</w:t>
       </w:r>
     </w:p>
-    <w:bookmarkEnd w:id="16"/>
+    <w:bookmarkEnd w:id="15"/>
     <w:p>
       <w:pPr>
         <w:pStyle w:val="Ttulo2"/>
@@ -34911,7 +30436,7 @@
                 <w:lang w:val="es-ES"/>
               </w:rPr>
             </w:pPr>
-            <w:bookmarkStart w:id="99" w:name="_Hlk148442124"/>
+            <w:bookmarkStart w:id="94" w:name="_Hlk148442124"/>
             <w:r>
               <w:rPr>
                 <w:rFonts w:asciiTheme="minorHAnsi" w:hAnsiTheme="minorHAnsi" w:cstheme="minorHAnsi"/>
@@ -37080,7 +32605,7 @@
           </w:p>
         </w:tc>
       </w:tr>
-      <w:bookmarkEnd w:id="99"/>
+      <w:bookmarkEnd w:id="94"/>
     </w:tbl>
     <w:p>
       <w:pPr>
@@ -37118,7 +32643,7 @@
           <w:rFonts w:cstheme="minorHAnsi"/>
         </w:rPr>
       </w:pPr>
-      <w:bookmarkStart w:id="100" w:name="_Toc212204574"/>
+      <w:bookmarkStart w:id="95" w:name="_Toc212204574"/>
       <w:r>
         <w:rPr>
           <w:rFonts w:cstheme="minorHAnsi"/>
@@ -37126,7 +32651,7 @@
         <w:lastRenderedPageBreak/>
         <w:t>CONCLUSIONES</w:t>
       </w:r>
-      <w:bookmarkEnd w:id="100"/>
+      <w:bookmarkEnd w:id="95"/>
     </w:p>
     <w:p>
       <w:pPr>
@@ -41734,6 +37259,7 @@
   <w:style w:type="character" w:default="1" w:styleId="Fuentedeprrafopredeter">
     <w:name w:val="Default Paragraph Font"/>
     <w:uiPriority w:val="1"/>
+    <w:semiHidden/>
     <w:unhideWhenUsed/>
   </w:style>
   <w:style w:type="table" w:default="1" w:styleId="Tablanormal">
@@ -43448,12 +38974,24 @@
 </file>
 
 <file path=customXml/item2.xml><?xml version="1.0" encoding="utf-8"?>
-<?mso-contentType ?>
-<FormTemplates xmlns="http://schemas.microsoft.com/sharepoint/v3/contenttype/forms">
-  <Display>DocumentLibraryForm</Display>
-  <Edit>DocumentLibraryForm</Edit>
-  <New>DocumentLibraryForm</New>
-</FormTemplates>
+<p:properties xmlns:p="http://schemas.microsoft.com/office/2006/metadata/properties" xmlns:xsi="http://www.w3.org/2001/XMLSchema-instance" xmlns:pc="http://schemas.microsoft.com/office/infopath/2007/PartnerControls">
+  <documentManagement>
+    <TaxCatchAll xmlns="d3c19e0e-f382-4aa9-9637-7ffce59cd6e5" xsi:nil="true"/>
+    <Fecha_x0020_Recepci_x00f3_n xmlns="5d338b3a-3217-4e55-8b6e-6b7850fd7f14" xsi:nil="true"/>
+    <N_x00ba_Revisi_x00f3_n xmlns="5d338b3a-3217-4e55-8b6e-6b7850fd7f14" xsi:nil="true"/>
+    <m8835ebfbb064bc5985d2f876eae6842 xmlns="5d338b3a-3217-4e55-8b6e-6b7850fd7f14">
+      <Terms xmlns="http://schemas.microsoft.com/office/infopath/2007/PartnerControls"/>
+    </m8835ebfbb064bc5985d2f876eae6842>
+    <CartadeTransmisi_x00f3_n xmlns="5d338b3a-3217-4e55-8b6e-6b7850fd7f14" xsi:nil="true"/>
+    <T_x00ed_tulo_x0020_Documento xmlns="5d338b3a-3217-4e55-8b6e-6b7850fd7f14" xsi:nil="true"/>
+    <FechaL_x00ed_miteRevisi_x00f3_n xmlns="5d338b3a-3217-4e55-8b6e-6b7850fd7f14" xsi:nil="true"/>
+    <D_x00ed_asRevisi_x00f3_n xmlns="5d338b3a-3217-4e55-8b6e-6b7850fd7f14">5</D_x00ed_asRevisi_x00f3_n>
+    <Estado_x0020_de_x0020_Aprobaci_x00f3_n xmlns="5d338b3a-3217-4e55-8b6e-6b7850fd7f14">AA - Aprobado sin comentarios</Estado_x0020_de_x0020_Aprobaci_x00f3_n>
+    <lcf76f155ced4ddcb4097134ff3c332f xmlns="5d338b3a-3217-4e55-8b6e-6b7850fd7f14">
+      <Terms xmlns="http://schemas.microsoft.com/office/infopath/2007/PartnerControls"/>
+    </lcf76f155ced4ddcb4097134ff3c332f>
+  </documentManagement>
+</p:properties>
 </file>
 
 <file path=customXml/item3.xml><?xml version="1.0" encoding="utf-8"?>
@@ -43762,24 +39300,12 @@
 </file>
 
 <file path=customXml/item4.xml><?xml version="1.0" encoding="utf-8"?>
-<p:properties xmlns:p="http://schemas.microsoft.com/office/2006/metadata/properties" xmlns:xsi="http://www.w3.org/2001/XMLSchema-instance" xmlns:pc="http://schemas.microsoft.com/office/infopath/2007/PartnerControls">
-  <documentManagement>
-    <TaxCatchAll xmlns="d3c19e0e-f382-4aa9-9637-7ffce59cd6e5" xsi:nil="true"/>
-    <Fecha_x0020_Recepci_x00f3_n xmlns="5d338b3a-3217-4e55-8b6e-6b7850fd7f14" xsi:nil="true"/>
-    <N_x00ba_Revisi_x00f3_n xmlns="5d338b3a-3217-4e55-8b6e-6b7850fd7f14" xsi:nil="true"/>
-    <m8835ebfbb064bc5985d2f876eae6842 xmlns="5d338b3a-3217-4e55-8b6e-6b7850fd7f14">
-      <Terms xmlns="http://schemas.microsoft.com/office/infopath/2007/PartnerControls"/>
-    </m8835ebfbb064bc5985d2f876eae6842>
-    <CartadeTransmisi_x00f3_n xmlns="5d338b3a-3217-4e55-8b6e-6b7850fd7f14" xsi:nil="true"/>
-    <T_x00ed_tulo_x0020_Documento xmlns="5d338b3a-3217-4e55-8b6e-6b7850fd7f14" xsi:nil="true"/>
-    <FechaL_x00ed_miteRevisi_x00f3_n xmlns="5d338b3a-3217-4e55-8b6e-6b7850fd7f14" xsi:nil="true"/>
-    <D_x00ed_asRevisi_x00f3_n xmlns="5d338b3a-3217-4e55-8b6e-6b7850fd7f14">5</D_x00ed_asRevisi_x00f3_n>
-    <Estado_x0020_de_x0020_Aprobaci_x00f3_n xmlns="5d338b3a-3217-4e55-8b6e-6b7850fd7f14">AA - Aprobado sin comentarios</Estado_x0020_de_x0020_Aprobaci_x00f3_n>
-    <lcf76f155ced4ddcb4097134ff3c332f xmlns="5d338b3a-3217-4e55-8b6e-6b7850fd7f14">
-      <Terms xmlns="http://schemas.microsoft.com/office/infopath/2007/PartnerControls"/>
-    </lcf76f155ced4ddcb4097134ff3c332f>
-  </documentManagement>
-</p:properties>
+<?mso-contentType ?>
+<FormTemplates xmlns="http://schemas.microsoft.com/sharepoint/v3/contenttype/forms">
+  <Display>DocumentLibraryForm</Display>
+  <Edit>DocumentLibraryForm</Edit>
+  <New>DocumentLibraryForm</New>
+</FormTemplates>
 </file>
 
 <file path=customXml/itemProps1.xml><?xml version="1.0" encoding="utf-8"?>
@@ -43791,9 +39317,12 @@
 </file>
 
 <file path=customXml/itemProps2.xml><?xml version="1.0" encoding="utf-8"?>
-<ds:datastoreItem xmlns:ds="http://schemas.openxmlformats.org/officeDocument/2006/customXml" ds:itemID="{EFC8D788-00C3-499C-89DB-E8290ACF0807}">
+<ds:datastoreItem xmlns:ds="http://schemas.openxmlformats.org/officeDocument/2006/customXml" ds:itemID="{5032371B-C63D-4F8F-A7D4-7E2F13305199}">
   <ds:schemaRefs>
-    <ds:schemaRef ds:uri="http://schemas.microsoft.com/sharepoint/v3/contenttype/forms"/>
+    <ds:schemaRef ds:uri="http://schemas.microsoft.com/office/2006/metadata/properties"/>
+    <ds:schemaRef ds:uri="http://schemas.microsoft.com/office/infopath/2007/PartnerControls"/>
+    <ds:schemaRef ds:uri="d3c19e0e-f382-4aa9-9637-7ffce59cd6e5"/>
+    <ds:schemaRef ds:uri="5d338b3a-3217-4e55-8b6e-6b7850fd7f14"/>
   </ds:schemaRefs>
 </ds:datastoreItem>
 </file>
@@ -43818,12 +39347,9 @@
 </file>
 
 <file path=customXml/itemProps4.xml><?xml version="1.0" encoding="utf-8"?>
-<ds:datastoreItem xmlns:ds="http://schemas.openxmlformats.org/officeDocument/2006/customXml" ds:itemID="{5032371B-C63D-4F8F-A7D4-7E2F13305199}">
+<ds:datastoreItem xmlns:ds="http://schemas.openxmlformats.org/officeDocument/2006/customXml" ds:itemID="{EFC8D788-00C3-499C-89DB-E8290ACF0807}">
   <ds:schemaRefs>
-    <ds:schemaRef ds:uri="http://schemas.microsoft.com/office/2006/metadata/properties"/>
-    <ds:schemaRef ds:uri="http://schemas.microsoft.com/office/infopath/2007/PartnerControls"/>
-    <ds:schemaRef ds:uri="d3c19e0e-f382-4aa9-9637-7ffce59cd6e5"/>
-    <ds:schemaRef ds:uri="5d338b3a-3217-4e55-8b6e-6b7850fd7f14"/>
+    <ds:schemaRef ds:uri="http://schemas.microsoft.com/sharepoint/v3/contenttype/forms"/>
   </ds:schemaRefs>
 </ds:datastoreItem>
 </file>